--- a/materiales/fundamentos-gestion-datos/unidad2/Unidad2_Fundamentos_Gestion_Datos_TECSUP_2026-II.docx
+++ b/materiales/fundamentos-gestion-datos/unidad2/Unidad2_Fundamentos_Gestion_Datos_TECSUP_2026-II.docx
@@ -21,13 +21,13 @@
       <w:tblPr>
         <w:tblW w:type="auto" w:w="0"/>
         <w:jc w:val="center"/>
-        <w:tblLook w:firstColumn="1" w:firstRow="1" w:lastColumn="0" w:lastRow="0" w:noHBand="0" w:noVBand="1" w:val="04A0"/>
         <w:tblCellMar>
           <w:top w:w="400" w:type="dxa"/>
           <w:left w:w="500" w:type="dxa"/>
           <w:bottom w:w="400" w:type="dxa"/>
           <w:right w:w="500" w:type="dxa"/>
         </w:tblCellMar>
+        <w:tblLook w:firstColumn="1" w:firstRow="1" w:lastColumn="0" w:lastRow="0" w:noHBand="0" w:noVBand="1" w:val="04A0"/>
       </w:tblPr>
       <w:tblGrid>
         <w:gridCol w:w="9639"/>
@@ -36,13 +36,13 @@
         <w:tc>
           <w:tcPr>
             <w:tcW w:type="dxa" w:w="9638"/>
-            <w:shd w:val="clear" w:color="auto" w:fill="1F3864"/>
             <w:tcBorders>
               <w:top w:val="nil"/>
               <w:left w:val="single" w:sz="48" w:color="2E75B6"/>
               <w:bottom w:val="nil"/>
               <w:right w:val="nil"/>
             </w:tcBorders>
+            <w:shd w:val="clear" w:color="auto" w:fill="1F3864"/>
           </w:tcPr>
           <w:p>
             <w:pPr>
@@ -135,13 +135,13 @@
         <w:tblW w:type="auto" w:w="0"/>
         <w:jc w:val="center"/>
         <w:tblLayout w:type="fixed"/>
-        <w:tblLook w:firstColumn="1" w:firstRow="1" w:lastColumn="0" w:lastRow="0" w:noHBand="0" w:noVBand="1" w:val="04A0"/>
         <w:tblCellMar>
           <w:top w:w="45" w:type="dxa"/>
           <w:left w:w="90" w:type="dxa"/>
           <w:bottom w:w="45" w:type="dxa"/>
           <w:right w:w="90" w:type="dxa"/>
         </w:tblCellMar>
+        <w:tblLook w:firstColumn="1" w:firstRow="1" w:lastColumn="0" w:lastRow="0" w:noHBand="0" w:noVBand="1" w:val="04A0"/>
       </w:tblPr>
       <w:tblGrid>
         <w:gridCol w:w="1417"/>
@@ -155,13 +155,13 @@
         <w:tc>
           <w:tcPr>
             <w:tcW w:type="dxa" w:w="1417"/>
-            <w:shd w:val="clear" w:color="auto" w:fill="1F3864"/>
             <w:tcBorders>
               <w:top w:val="single" w:sz="4" w:color="BFBFBF"/>
               <w:left w:val="single" w:sz="4" w:color="BFBFBF"/>
               <w:bottom w:val="single" w:sz="4" w:color="BFBFBF"/>
               <w:right w:val="single" w:sz="4" w:color="BFBFBF"/>
             </w:tcBorders>
+            <w:shd w:val="clear" w:color="auto" w:fill="1F3864"/>
             <w:vAlign w:val="center"/>
           </w:tcPr>
           <w:p>
@@ -184,13 +184,13 @@
         <w:tc>
           <w:tcPr>
             <w:tcW w:type="dxa" w:w="5953"/>
-            <w:shd w:val="clear" w:color="auto" w:fill="1F3864"/>
             <w:tcBorders>
               <w:top w:val="single" w:sz="4" w:color="BFBFBF"/>
               <w:left w:val="single" w:sz="4" w:color="BFBFBF"/>
               <w:bottom w:val="single" w:sz="4" w:color="BFBFBF"/>
               <w:right w:val="single" w:sz="4" w:color="BFBFBF"/>
             </w:tcBorders>
+            <w:shd w:val="clear" w:color="auto" w:fill="1F3864"/>
             <w:vAlign w:val="center"/>
           </w:tcPr>
           <w:p>
@@ -275,13 +275,13 @@
         <w:tc>
           <w:tcPr>
             <w:tcW w:type="dxa" w:w="1417"/>
-            <w:shd w:val="clear" w:color="auto" w:fill="EEF3FA"/>
             <w:tcBorders>
               <w:top w:val="single" w:sz="4" w:color="BFBFBF"/>
               <w:left w:val="single" w:sz="4" w:color="BFBFBF"/>
               <w:bottom w:val="single" w:sz="4" w:color="BFBFBF"/>
               <w:right w:val="single" w:sz="4" w:color="BFBFBF"/>
             </w:tcBorders>
+            <w:shd w:val="clear" w:color="auto" w:fill="EEF3FA"/>
             <w:vAlign w:val="center"/>
           </w:tcPr>
           <w:p>
@@ -303,13 +303,13 @@
         <w:tc>
           <w:tcPr>
             <w:tcW w:type="dxa" w:w="5953"/>
-            <w:shd w:val="clear" w:color="auto" w:fill="EEF3FA"/>
             <w:tcBorders>
               <w:top w:val="single" w:sz="4" w:color="BFBFBF"/>
               <w:left w:val="single" w:sz="4" w:color="BFBFBF"/>
               <w:bottom w:val="single" w:sz="4" w:color="BFBFBF"/>
               <w:right w:val="single" w:sz="4" w:color="BFBFBF"/>
             </w:tcBorders>
+            <w:shd w:val="clear" w:color="auto" w:fill="EEF3FA"/>
             <w:vAlign w:val="center"/>
           </w:tcPr>
           <w:p>
@@ -393,13 +393,13 @@
         <w:tc>
           <w:tcPr>
             <w:tcW w:type="dxa" w:w="1417"/>
-            <w:shd w:val="clear" w:color="auto" w:fill="EEF3FA"/>
             <w:tcBorders>
               <w:top w:val="single" w:sz="4" w:color="BFBFBF"/>
               <w:left w:val="single" w:sz="4" w:color="BFBFBF"/>
               <w:bottom w:val="single" w:sz="4" w:color="BFBFBF"/>
               <w:right w:val="single" w:sz="4" w:color="BFBFBF"/>
             </w:tcBorders>
+            <w:shd w:val="clear" w:color="auto" w:fill="EEF3FA"/>
             <w:vAlign w:val="center"/>
           </w:tcPr>
           <w:p>
@@ -420,13 +420,13 @@
         <w:tc>
           <w:tcPr>
             <w:tcW w:type="dxa" w:w="5953"/>
-            <w:shd w:val="clear" w:color="auto" w:fill="EEF3FA"/>
             <w:tcBorders>
               <w:top w:val="single" w:sz="4" w:color="BFBFBF"/>
               <w:left w:val="single" w:sz="4" w:color="BFBFBF"/>
               <w:bottom w:val="single" w:sz="4" w:color="BFBFBF"/>
               <w:right w:val="single" w:sz="4" w:color="BFBFBF"/>
             </w:tcBorders>
+            <w:shd w:val="clear" w:color="auto" w:fill="EEF3FA"/>
             <w:vAlign w:val="center"/>
           </w:tcPr>
           <w:p>
@@ -2133,13 +2133,13 @@
         <w:tblW w:type="auto" w:w="0"/>
         <w:jc w:val="center"/>
         <w:tblLayout w:type="fixed"/>
-        <w:tblLook w:firstColumn="1" w:firstRow="1" w:lastColumn="0" w:lastRow="0" w:noHBand="0" w:noVBand="1" w:val="04A0"/>
         <w:tblCellMar>
           <w:top w:w="45" w:type="dxa"/>
           <w:left w:w="90" w:type="dxa"/>
           <w:bottom w:w="45" w:type="dxa"/>
           <w:right w:w="90" w:type="dxa"/>
         </w:tblCellMar>
+        <w:tblLook w:firstColumn="1" w:firstRow="1" w:lastColumn="0" w:lastRow="0" w:noHBand="0" w:noVBand="1" w:val="04A0"/>
       </w:tblPr>
       <w:tblGrid>
         <w:gridCol w:w="1927"/>
@@ -2154,13 +2154,13 @@
         <w:tc>
           <w:tcPr>
             <w:tcW w:type="dxa" w:w="1928"/>
-            <w:shd w:val="clear" w:color="auto" w:fill="1F3864"/>
             <w:tcBorders>
               <w:top w:val="single" w:sz="4" w:color="BFBFBF"/>
               <w:left w:val="single" w:sz="4" w:color="BFBFBF"/>
               <w:bottom w:val="single" w:sz="4" w:color="BFBFBF"/>
               <w:right w:val="single" w:sz="4" w:color="BFBFBF"/>
             </w:tcBorders>
+            <w:shd w:val="clear" w:color="auto" w:fill="1F3864"/>
             <w:vAlign w:val="center"/>
           </w:tcPr>
           <w:p>
@@ -2182,13 +2182,13 @@
         <w:tc>
           <w:tcPr>
             <w:tcW w:type="dxa" w:w="3175"/>
-            <w:shd w:val="clear" w:color="auto" w:fill="1F3864"/>
             <w:tcBorders>
               <w:top w:val="single" w:sz="4" w:color="BFBFBF"/>
               <w:left w:val="single" w:sz="4" w:color="BFBFBF"/>
               <w:bottom w:val="single" w:sz="4" w:color="BFBFBF"/>
               <w:right w:val="single" w:sz="4" w:color="BFBFBF"/>
             </w:tcBorders>
+            <w:shd w:val="clear" w:color="auto" w:fill="1F3864"/>
             <w:vAlign w:val="center"/>
           </w:tcPr>
           <w:p>
@@ -2210,13 +2210,13 @@
         <w:tc>
           <w:tcPr>
             <w:tcW w:type="dxa" w:w="4535"/>
-            <w:shd w:val="clear" w:color="auto" w:fill="1F3864"/>
             <w:tcBorders>
               <w:top w:val="single" w:sz="4" w:color="BFBFBF"/>
               <w:left w:val="single" w:sz="4" w:color="BFBFBF"/>
               <w:bottom w:val="single" w:sz="4" w:color="BFBFBF"/>
               <w:right w:val="single" w:sz="4" w:color="BFBFBF"/>
             </w:tcBorders>
+            <w:shd w:val="clear" w:color="auto" w:fill="1F3864"/>
             <w:vAlign w:val="center"/>
           </w:tcPr>
           <w:p>
@@ -2326,13 +2326,13 @@
         <w:tc>
           <w:tcPr>
             <w:tcW w:type="dxa" w:w="1928"/>
-            <w:shd w:val="clear" w:color="auto" w:fill="EEF3FA"/>
             <w:tcBorders>
               <w:top w:val="single" w:sz="4" w:color="BFBFBF"/>
               <w:left w:val="single" w:sz="4" w:color="BFBFBF"/>
               <w:bottom w:val="single" w:sz="4" w:color="BFBFBF"/>
               <w:right w:val="single" w:sz="4" w:color="BFBFBF"/>
             </w:tcBorders>
+            <w:shd w:val="clear" w:color="auto" w:fill="EEF3FA"/>
             <w:vAlign w:val="center"/>
           </w:tcPr>
           <w:p>
@@ -2353,13 +2353,13 @@
         <w:tc>
           <w:tcPr>
             <w:tcW w:type="dxa" w:w="3175"/>
-            <w:shd w:val="clear" w:color="auto" w:fill="EEF3FA"/>
             <w:tcBorders>
               <w:top w:val="single" w:sz="4" w:color="BFBFBF"/>
               <w:left w:val="single" w:sz="4" w:color="BFBFBF"/>
               <w:bottom w:val="single" w:sz="4" w:color="BFBFBF"/>
               <w:right w:val="single" w:sz="4" w:color="BFBFBF"/>
             </w:tcBorders>
+            <w:shd w:val="clear" w:color="auto" w:fill="EEF3FA"/>
             <w:vAlign w:val="center"/>
           </w:tcPr>
           <w:p>
@@ -2380,13 +2380,13 @@
         <w:tc>
           <w:tcPr>
             <w:tcW w:type="dxa" w:w="4535"/>
-            <w:shd w:val="clear" w:color="auto" w:fill="EEF3FA"/>
             <w:tcBorders>
               <w:top w:val="single" w:sz="4" w:color="BFBFBF"/>
               <w:left w:val="single" w:sz="4" w:color="BFBFBF"/>
               <w:bottom w:val="single" w:sz="4" w:color="BFBFBF"/>
               <w:right w:val="single" w:sz="4" w:color="BFBFBF"/>
             </w:tcBorders>
+            <w:shd w:val="clear" w:color="auto" w:fill="EEF3FA"/>
             <w:vAlign w:val="center"/>
           </w:tcPr>
           <w:p>
@@ -2495,13 +2495,13 @@
         <w:tc>
           <w:tcPr>
             <w:tcW w:type="dxa" w:w="1928"/>
-            <w:shd w:val="clear" w:color="auto" w:fill="EEF3FA"/>
             <w:tcBorders>
               <w:top w:val="single" w:sz="4" w:color="BFBFBF"/>
               <w:left w:val="single" w:sz="4" w:color="BFBFBF"/>
               <w:bottom w:val="single" w:sz="4" w:color="BFBFBF"/>
               <w:right w:val="single" w:sz="4" w:color="BFBFBF"/>
             </w:tcBorders>
+            <w:shd w:val="clear" w:color="auto" w:fill="EEF3FA"/>
             <w:vAlign w:val="center"/>
           </w:tcPr>
           <w:p>
@@ -2521,13 +2521,13 @@
         <w:tc>
           <w:tcPr>
             <w:tcW w:type="dxa" w:w="3175"/>
-            <w:shd w:val="clear" w:color="auto" w:fill="EEF3FA"/>
             <w:tcBorders>
               <w:top w:val="single" w:sz="4" w:color="BFBFBF"/>
               <w:left w:val="single" w:sz="4" w:color="BFBFBF"/>
               <w:bottom w:val="single" w:sz="4" w:color="BFBFBF"/>
               <w:right w:val="single" w:sz="4" w:color="BFBFBF"/>
             </w:tcBorders>
+            <w:shd w:val="clear" w:color="auto" w:fill="EEF3FA"/>
             <w:vAlign w:val="center"/>
           </w:tcPr>
           <w:p>
@@ -2547,13 +2547,13 @@
         <w:tc>
           <w:tcPr>
             <w:tcW w:type="dxa" w:w="4535"/>
-            <w:shd w:val="clear" w:color="auto" w:fill="EEF3FA"/>
             <w:tcBorders>
               <w:top w:val="single" w:sz="4" w:color="BFBFBF"/>
               <w:left w:val="single" w:sz="4" w:color="BFBFBF"/>
               <w:bottom w:val="single" w:sz="4" w:color="BFBFBF"/>
               <w:right w:val="single" w:sz="4" w:color="BFBFBF"/>
             </w:tcBorders>
+            <w:shd w:val="clear" w:color="auto" w:fill="EEF3FA"/>
             <w:vAlign w:val="center"/>
           </w:tcPr>
           <w:p>
@@ -2811,13 +2811,13 @@
         <w:tblW w:type="auto" w:w="0"/>
         <w:jc w:val="center"/>
         <w:tblLayout w:type="fixed"/>
-        <w:tblLook w:firstColumn="1" w:firstRow="1" w:lastColumn="0" w:lastRow="0" w:noHBand="0" w:noVBand="1" w:val="04A0"/>
         <w:tblCellMar>
           <w:top w:w="45" w:type="dxa"/>
           <w:left w:w="90" w:type="dxa"/>
           <w:bottom w:w="45" w:type="dxa"/>
           <w:right w:w="90" w:type="dxa"/>
         </w:tblCellMar>
+        <w:tblLook w:firstColumn="1" w:firstRow="1" w:lastColumn="0" w:lastRow="0" w:noHBand="0" w:noVBand="1" w:val="04A0"/>
       </w:tblPr>
       <w:tblGrid>
         <w:gridCol w:w="1134"/>
@@ -2831,13 +2831,13 @@
         <w:tc>
           <w:tcPr>
             <w:tcW w:type="dxa" w:w="1134"/>
-            <w:shd w:val="clear" w:color="auto" w:fill="1F3864"/>
             <w:tcBorders>
               <w:top w:val="single" w:sz="4" w:color="BFBFBF"/>
               <w:left w:val="single" w:sz="4" w:color="BFBFBF"/>
               <w:bottom w:val="single" w:sz="4" w:color="BFBFBF"/>
               <w:right w:val="single" w:sz="4" w:color="BFBFBF"/>
             </w:tcBorders>
+            <w:shd w:val="clear" w:color="auto" w:fill="1F3864"/>
             <w:vAlign w:val="center"/>
           </w:tcPr>
           <w:p>
@@ -2859,13 +2859,13 @@
         <w:tc>
           <w:tcPr>
             <w:tcW w:type="dxa" w:w="8504"/>
-            <w:shd w:val="clear" w:color="auto" w:fill="1F3864"/>
             <w:tcBorders>
               <w:top w:val="single" w:sz="4" w:color="BFBFBF"/>
               <w:left w:val="single" w:sz="4" w:color="BFBFBF"/>
               <w:bottom w:val="single" w:sz="4" w:color="BFBFBF"/>
               <w:right w:val="single" w:sz="4" w:color="BFBFBF"/>
             </w:tcBorders>
+            <w:shd w:val="clear" w:color="auto" w:fill="1F3864"/>
             <w:vAlign w:val="center"/>
           </w:tcPr>
           <w:p>
@@ -2947,13 +2947,13 @@
         <w:tc>
           <w:tcPr>
             <w:tcW w:type="dxa" w:w="1134"/>
-            <w:shd w:val="clear" w:color="auto" w:fill="EEF3FA"/>
             <w:tcBorders>
               <w:top w:val="single" w:sz="4" w:color="BFBFBF"/>
               <w:left w:val="single" w:sz="4" w:color="BFBFBF"/>
               <w:bottom w:val="single" w:sz="4" w:color="BFBFBF"/>
               <w:right w:val="single" w:sz="4" w:color="BFBFBF"/>
             </w:tcBorders>
+            <w:shd w:val="clear" w:color="auto" w:fill="EEF3FA"/>
             <w:vAlign w:val="center"/>
           </w:tcPr>
           <w:p>
@@ -2974,13 +2974,13 @@
         <w:tc>
           <w:tcPr>
             <w:tcW w:type="dxa" w:w="8504"/>
-            <w:shd w:val="clear" w:color="auto" w:fill="EEF3FA"/>
             <w:tcBorders>
               <w:top w:val="single" w:sz="4" w:color="BFBFBF"/>
               <w:left w:val="single" w:sz="4" w:color="BFBFBF"/>
               <w:bottom w:val="single" w:sz="4" w:color="BFBFBF"/>
               <w:right w:val="single" w:sz="4" w:color="BFBFBF"/>
             </w:tcBorders>
+            <w:shd w:val="clear" w:color="auto" w:fill="EEF3FA"/>
             <w:vAlign w:val="center"/>
           </w:tcPr>
           <w:p>
@@ -3079,13 +3079,13 @@
         <w:tc>
           <w:tcPr>
             <w:tcW w:type="dxa" w:w="1134"/>
-            <w:shd w:val="clear" w:color="auto" w:fill="EEF3FA"/>
             <w:tcBorders>
               <w:top w:val="single" w:sz="4" w:color="BFBFBF"/>
               <w:left w:val="single" w:sz="4" w:color="BFBFBF"/>
               <w:bottom w:val="single" w:sz="4" w:color="BFBFBF"/>
               <w:right w:val="single" w:sz="4" w:color="BFBFBF"/>
             </w:tcBorders>
+            <w:shd w:val="clear" w:color="auto" w:fill="EEF3FA"/>
             <w:vAlign w:val="center"/>
           </w:tcPr>
           <w:p>
@@ -3106,13 +3106,13 @@
         <w:tc>
           <w:tcPr>
             <w:tcW w:type="dxa" w:w="8504"/>
-            <w:shd w:val="clear" w:color="auto" w:fill="EEF3FA"/>
             <w:tcBorders>
               <w:top w:val="single" w:sz="4" w:color="BFBFBF"/>
               <w:left w:val="single" w:sz="4" w:color="BFBFBF"/>
               <w:bottom w:val="single" w:sz="4" w:color="BFBFBF"/>
               <w:right w:val="single" w:sz="4" w:color="BFBFBF"/>
             </w:tcBorders>
+            <w:shd w:val="clear" w:color="auto" w:fill="EEF3FA"/>
             <w:vAlign w:val="center"/>
           </w:tcPr>
           <w:p>
@@ -3253,13 +3253,13 @@
         <w:tblW w:type="auto" w:w="0"/>
         <w:jc w:val="center"/>
         <w:tblLayout w:type="fixed"/>
-        <w:tblLook w:firstColumn="1" w:firstRow="1" w:lastColumn="0" w:lastRow="0" w:noHBand="0" w:noVBand="1" w:val="04A0"/>
         <w:tblCellMar>
           <w:top w:w="45" w:type="dxa"/>
           <w:left w:w="90" w:type="dxa"/>
           <w:bottom w:w="45" w:type="dxa"/>
           <w:right w:w="90" w:type="dxa"/>
         </w:tblCellMar>
+        <w:tblLook w:firstColumn="1" w:firstRow="1" w:lastColumn="0" w:lastRow="0" w:noHBand="0" w:noVBand="1" w:val="04A0"/>
       </w:tblPr>
       <w:tblGrid>
         <w:gridCol w:w="1814"/>
@@ -3274,13 +3274,13 @@
         <w:tc>
           <w:tcPr>
             <w:tcW w:type="dxa" w:w="1814"/>
-            <w:shd w:val="clear" w:color="auto" w:fill="1F3864"/>
             <w:tcBorders>
               <w:top w:val="single" w:sz="4" w:color="BFBFBF"/>
               <w:left w:val="single" w:sz="4" w:color="BFBFBF"/>
               <w:bottom w:val="single" w:sz="4" w:color="BFBFBF"/>
               <w:right w:val="single" w:sz="4" w:color="BFBFBF"/>
             </w:tcBorders>
+            <w:shd w:val="clear" w:color="auto" w:fill="1F3864"/>
             <w:vAlign w:val="center"/>
           </w:tcPr>
           <w:p>
@@ -3302,13 +3302,13 @@
         <w:tc>
           <w:tcPr>
             <w:tcW w:type="dxa" w:w="3855"/>
-            <w:shd w:val="clear" w:color="auto" w:fill="1F3864"/>
             <w:tcBorders>
               <w:top w:val="single" w:sz="4" w:color="BFBFBF"/>
               <w:left w:val="single" w:sz="4" w:color="BFBFBF"/>
               <w:bottom w:val="single" w:sz="4" w:color="BFBFBF"/>
               <w:right w:val="single" w:sz="4" w:color="BFBFBF"/>
             </w:tcBorders>
+            <w:shd w:val="clear" w:color="auto" w:fill="1F3864"/>
             <w:vAlign w:val="center"/>
           </w:tcPr>
           <w:p>
@@ -3330,13 +3330,13 @@
         <w:tc>
           <w:tcPr>
             <w:tcW w:type="dxa" w:w="3969"/>
-            <w:shd w:val="clear" w:color="auto" w:fill="1F3864"/>
             <w:tcBorders>
               <w:top w:val="single" w:sz="4" w:color="BFBFBF"/>
               <w:left w:val="single" w:sz="4" w:color="BFBFBF"/>
               <w:bottom w:val="single" w:sz="4" w:color="BFBFBF"/>
               <w:right w:val="single" w:sz="4" w:color="BFBFBF"/>
             </w:tcBorders>
+            <w:shd w:val="clear" w:color="auto" w:fill="1F3864"/>
             <w:vAlign w:val="center"/>
           </w:tcPr>
           <w:p>
@@ -3448,13 +3448,13 @@
         <w:tc>
           <w:tcPr>
             <w:tcW w:type="dxa" w:w="1814"/>
-            <w:shd w:val="clear" w:color="auto" w:fill="EEF3FA"/>
             <w:tcBorders>
               <w:top w:val="single" w:sz="4" w:color="BFBFBF"/>
               <w:left w:val="single" w:sz="4" w:color="BFBFBF"/>
               <w:bottom w:val="single" w:sz="4" w:color="BFBFBF"/>
               <w:right w:val="single" w:sz="4" w:color="BFBFBF"/>
             </w:tcBorders>
+            <w:shd w:val="clear" w:color="auto" w:fill="EEF3FA"/>
             <w:vAlign w:val="center"/>
           </w:tcPr>
           <w:p>
@@ -3474,13 +3474,13 @@
         <w:tc>
           <w:tcPr>
             <w:tcW w:type="dxa" w:w="3855"/>
-            <w:shd w:val="clear" w:color="auto" w:fill="EEF3FA"/>
             <w:tcBorders>
               <w:top w:val="single" w:sz="4" w:color="BFBFBF"/>
               <w:left w:val="single" w:sz="4" w:color="BFBFBF"/>
               <w:bottom w:val="single" w:sz="4" w:color="BFBFBF"/>
               <w:right w:val="single" w:sz="4" w:color="BFBFBF"/>
             </w:tcBorders>
+            <w:shd w:val="clear" w:color="auto" w:fill="EEF3FA"/>
             <w:vAlign w:val="center"/>
           </w:tcPr>
           <w:p>
@@ -3500,13 +3500,13 @@
         <w:tc>
           <w:tcPr>
             <w:tcW w:type="dxa" w:w="3969"/>
-            <w:shd w:val="clear" w:color="auto" w:fill="EEF3FA"/>
             <w:tcBorders>
               <w:top w:val="single" w:sz="4" w:color="BFBFBF"/>
               <w:left w:val="single" w:sz="4" w:color="BFBFBF"/>
               <w:bottom w:val="single" w:sz="4" w:color="BFBFBF"/>
               <w:right w:val="single" w:sz="4" w:color="BFBFBF"/>
             </w:tcBorders>
+            <w:shd w:val="clear" w:color="auto" w:fill="EEF3FA"/>
             <w:vAlign w:val="center"/>
           </w:tcPr>
           <w:p>
@@ -3638,13 +3638,13 @@
       <w:tblPr>
         <w:tblW w:type="auto" w:w="0"/>
         <w:jc w:val="center"/>
-        <w:tblLook w:firstColumn="1" w:firstRow="1" w:lastColumn="0" w:lastRow="0" w:noHBand="0" w:noVBand="1" w:val="04A0"/>
         <w:tblCellMar>
           <w:top w:w="70" w:type="dxa"/>
           <w:left w:w="160" w:type="dxa"/>
           <w:bottom w:w="70" w:type="dxa"/>
           <w:right w:w="120" w:type="dxa"/>
         </w:tblCellMar>
+        <w:tblLook w:firstColumn="1" w:firstRow="1" w:lastColumn="0" w:lastRow="0" w:noHBand="0" w:noVBand="1" w:val="04A0"/>
       </w:tblPr>
       <w:tblGrid>
         <w:gridCol w:w="9639"/>
@@ -3656,13 +3656,13 @@
         <w:tc>
           <w:tcPr>
             <w:tcW w:type="dxa" w:w="9638"/>
-            <w:shd w:val="clear" w:color="auto" w:fill="F4F6F9"/>
             <w:tcBorders>
               <w:top w:val="nil"/>
               <w:left w:val="single" w:sz="18" w:color="7F9CC4"/>
               <w:bottom w:val="nil"/>
               <w:right w:val="nil"/>
             </w:tcBorders>
+            <w:shd w:val="clear" w:color="auto" w:fill="F4F6F9"/>
           </w:tcPr>
           <w:p>
             <w:pPr>
@@ -3774,13 +3774,13 @@
       <w:tblPr>
         <w:tblW w:type="auto" w:w="0"/>
         <w:jc w:val="center"/>
-        <w:tblLook w:firstColumn="1" w:firstRow="1" w:lastColumn="0" w:lastRow="0" w:noHBand="0" w:noVBand="1" w:val="04A0"/>
         <w:tblCellMar>
           <w:top w:w="70" w:type="dxa"/>
           <w:left w:w="160" w:type="dxa"/>
           <w:bottom w:w="70" w:type="dxa"/>
           <w:right w:w="120" w:type="dxa"/>
         </w:tblCellMar>
+        <w:tblLook w:firstColumn="1" w:firstRow="1" w:lastColumn="0" w:lastRow="0" w:noHBand="0" w:noVBand="1" w:val="04A0"/>
       </w:tblPr>
       <w:tblGrid>
         <w:gridCol w:w="9639"/>
@@ -3792,13 +3792,13 @@
         <w:tc>
           <w:tcPr>
             <w:tcW w:type="dxa" w:w="9638"/>
-            <w:shd w:val="clear" w:color="auto" w:fill="FFFFFF"/>
             <w:tcBorders>
               <w:top w:val="nil"/>
               <w:left w:val="single" w:sz="18" w:color="BFBFBF"/>
               <w:bottom w:val="nil"/>
               <w:right w:val="nil"/>
             </w:tcBorders>
+            <w:shd w:val="clear" w:color="auto" w:fill="FFFFFF"/>
           </w:tcPr>
           <w:p>
             <w:pPr>
@@ -4054,13 +4054,13 @@
         <w:tblW w:type="auto" w:w="0"/>
         <w:jc w:val="center"/>
         <w:tblLayout w:type="fixed"/>
-        <w:tblLook w:firstColumn="1" w:firstRow="1" w:lastColumn="0" w:lastRow="0" w:noHBand="0" w:noVBand="1" w:val="04A0"/>
         <w:tblCellMar>
           <w:top w:w="45" w:type="dxa"/>
           <w:left w:w="90" w:type="dxa"/>
           <w:bottom w:w="45" w:type="dxa"/>
           <w:right w:w="90" w:type="dxa"/>
         </w:tblCellMar>
+        <w:tblLook w:firstColumn="1" w:firstRow="1" w:lastColumn="0" w:lastRow="0" w:noHBand="0" w:noVBand="1" w:val="04A0"/>
       </w:tblPr>
       <w:tblGrid>
         <w:gridCol w:w="1927"/>
@@ -4075,13 +4075,13 @@
         <w:tc>
           <w:tcPr>
             <w:tcW w:type="dxa" w:w="1928"/>
-            <w:shd w:val="clear" w:color="auto" w:fill="1F3864"/>
             <w:tcBorders>
               <w:top w:val="single" w:sz="4" w:color="BFBFBF"/>
               <w:left w:val="single" w:sz="4" w:color="BFBFBF"/>
               <w:bottom w:val="single" w:sz="4" w:color="BFBFBF"/>
               <w:right w:val="single" w:sz="4" w:color="BFBFBF"/>
             </w:tcBorders>
+            <w:shd w:val="clear" w:color="auto" w:fill="1F3864"/>
             <w:vAlign w:val="center"/>
           </w:tcPr>
           <w:p>
@@ -4103,13 +4103,13 @@
         <w:tc>
           <w:tcPr>
             <w:tcW w:type="dxa" w:w="3402"/>
-            <w:shd w:val="clear" w:color="auto" w:fill="1F3864"/>
             <w:tcBorders>
               <w:top w:val="single" w:sz="4" w:color="BFBFBF"/>
               <w:left w:val="single" w:sz="4" w:color="BFBFBF"/>
               <w:bottom w:val="single" w:sz="4" w:color="BFBFBF"/>
               <w:right w:val="single" w:sz="4" w:color="BFBFBF"/>
             </w:tcBorders>
+            <w:shd w:val="clear" w:color="auto" w:fill="1F3864"/>
             <w:vAlign w:val="center"/>
           </w:tcPr>
           <w:p>
@@ -4131,13 +4131,13 @@
         <w:tc>
           <w:tcPr>
             <w:tcW w:type="dxa" w:w="4309"/>
-            <w:shd w:val="clear" w:color="auto" w:fill="1F3864"/>
             <w:tcBorders>
               <w:top w:val="single" w:sz="4" w:color="BFBFBF"/>
               <w:left w:val="single" w:sz="4" w:color="BFBFBF"/>
               <w:bottom w:val="single" w:sz="4" w:color="BFBFBF"/>
               <w:right w:val="single" w:sz="4" w:color="BFBFBF"/>
             </w:tcBorders>
+            <w:shd w:val="clear" w:color="auto" w:fill="1F3864"/>
             <w:vAlign w:val="center"/>
           </w:tcPr>
           <w:p>
@@ -4247,13 +4247,13 @@
         <w:tc>
           <w:tcPr>
             <w:tcW w:type="dxa" w:w="1928"/>
-            <w:shd w:val="clear" w:color="auto" w:fill="EEF3FA"/>
             <w:tcBorders>
               <w:top w:val="single" w:sz="4" w:color="BFBFBF"/>
               <w:left w:val="single" w:sz="4" w:color="BFBFBF"/>
               <w:bottom w:val="single" w:sz="4" w:color="BFBFBF"/>
               <w:right w:val="single" w:sz="4" w:color="BFBFBF"/>
             </w:tcBorders>
+            <w:shd w:val="clear" w:color="auto" w:fill="EEF3FA"/>
             <w:vAlign w:val="center"/>
           </w:tcPr>
           <w:p>
@@ -4274,13 +4274,13 @@
         <w:tc>
           <w:tcPr>
             <w:tcW w:type="dxa" w:w="3402"/>
-            <w:shd w:val="clear" w:color="auto" w:fill="EEF3FA"/>
             <w:tcBorders>
               <w:top w:val="single" w:sz="4" w:color="BFBFBF"/>
               <w:left w:val="single" w:sz="4" w:color="BFBFBF"/>
               <w:bottom w:val="single" w:sz="4" w:color="BFBFBF"/>
               <w:right w:val="single" w:sz="4" w:color="BFBFBF"/>
             </w:tcBorders>
+            <w:shd w:val="clear" w:color="auto" w:fill="EEF3FA"/>
             <w:vAlign w:val="center"/>
           </w:tcPr>
           <w:p>
@@ -4301,13 +4301,13 @@
         <w:tc>
           <w:tcPr>
             <w:tcW w:type="dxa" w:w="4309"/>
-            <w:shd w:val="clear" w:color="auto" w:fill="EEF3FA"/>
             <w:tcBorders>
               <w:top w:val="single" w:sz="4" w:color="BFBFBF"/>
               <w:left w:val="single" w:sz="4" w:color="BFBFBF"/>
               <w:bottom w:val="single" w:sz="4" w:color="BFBFBF"/>
               <w:right w:val="single" w:sz="4" w:color="BFBFBF"/>
             </w:tcBorders>
+            <w:shd w:val="clear" w:color="auto" w:fill="EEF3FA"/>
             <w:vAlign w:val="center"/>
           </w:tcPr>
           <w:p>
@@ -4416,13 +4416,13 @@
         <w:tc>
           <w:tcPr>
             <w:tcW w:type="dxa" w:w="1928"/>
-            <w:shd w:val="clear" w:color="auto" w:fill="EEF3FA"/>
             <w:tcBorders>
               <w:top w:val="single" w:sz="4" w:color="BFBFBF"/>
               <w:left w:val="single" w:sz="4" w:color="BFBFBF"/>
               <w:bottom w:val="single" w:sz="4" w:color="BFBFBF"/>
               <w:right w:val="single" w:sz="4" w:color="BFBFBF"/>
             </w:tcBorders>
+            <w:shd w:val="clear" w:color="auto" w:fill="EEF3FA"/>
             <w:vAlign w:val="center"/>
           </w:tcPr>
           <w:p>
@@ -4443,13 +4443,13 @@
         <w:tc>
           <w:tcPr>
             <w:tcW w:type="dxa" w:w="3402"/>
-            <w:shd w:val="clear" w:color="auto" w:fill="EEF3FA"/>
             <w:tcBorders>
               <w:top w:val="single" w:sz="4" w:color="BFBFBF"/>
               <w:left w:val="single" w:sz="4" w:color="BFBFBF"/>
               <w:bottom w:val="single" w:sz="4" w:color="BFBFBF"/>
               <w:right w:val="single" w:sz="4" w:color="BFBFBF"/>
             </w:tcBorders>
+            <w:shd w:val="clear" w:color="auto" w:fill="EEF3FA"/>
             <w:vAlign w:val="center"/>
           </w:tcPr>
           <w:p>
@@ -4470,13 +4470,13 @@
         <w:tc>
           <w:tcPr>
             <w:tcW w:type="dxa" w:w="4309"/>
-            <w:shd w:val="clear" w:color="auto" w:fill="EEF3FA"/>
             <w:tcBorders>
               <w:top w:val="single" w:sz="4" w:color="BFBFBF"/>
               <w:left w:val="single" w:sz="4" w:color="BFBFBF"/>
               <w:bottom w:val="single" w:sz="4" w:color="BFBFBF"/>
               <w:right w:val="single" w:sz="4" w:color="BFBFBF"/>
             </w:tcBorders>
+            <w:shd w:val="clear" w:color="auto" w:fill="EEF3FA"/>
             <w:vAlign w:val="center"/>
           </w:tcPr>
           <w:p>
@@ -4585,13 +4585,13 @@
         <w:tc>
           <w:tcPr>
             <w:tcW w:type="dxa" w:w="1928"/>
-            <w:shd w:val="clear" w:color="auto" w:fill="EEF3FA"/>
             <w:tcBorders>
               <w:top w:val="single" w:sz="4" w:color="BFBFBF"/>
               <w:left w:val="single" w:sz="4" w:color="BFBFBF"/>
               <w:bottom w:val="single" w:sz="4" w:color="BFBFBF"/>
               <w:right w:val="single" w:sz="4" w:color="BFBFBF"/>
             </w:tcBorders>
+            <w:shd w:val="clear" w:color="auto" w:fill="EEF3FA"/>
             <w:vAlign w:val="center"/>
           </w:tcPr>
           <w:p>
@@ -4611,13 +4611,13 @@
         <w:tc>
           <w:tcPr>
             <w:tcW w:type="dxa" w:w="3402"/>
-            <w:shd w:val="clear" w:color="auto" w:fill="EEF3FA"/>
             <w:tcBorders>
               <w:top w:val="single" w:sz="4" w:color="BFBFBF"/>
               <w:left w:val="single" w:sz="4" w:color="BFBFBF"/>
               <w:bottom w:val="single" w:sz="4" w:color="BFBFBF"/>
               <w:right w:val="single" w:sz="4" w:color="BFBFBF"/>
             </w:tcBorders>
+            <w:shd w:val="clear" w:color="auto" w:fill="EEF3FA"/>
             <w:vAlign w:val="center"/>
           </w:tcPr>
           <w:p>
@@ -4637,13 +4637,13 @@
         <w:tc>
           <w:tcPr>
             <w:tcW w:type="dxa" w:w="4309"/>
-            <w:shd w:val="clear" w:color="auto" w:fill="EEF3FA"/>
             <w:tcBorders>
               <w:top w:val="single" w:sz="4" w:color="BFBFBF"/>
               <w:left w:val="single" w:sz="4" w:color="BFBFBF"/>
               <w:bottom w:val="single" w:sz="4" w:color="BFBFBF"/>
               <w:right w:val="single" w:sz="4" w:color="BFBFBF"/>
             </w:tcBorders>
+            <w:shd w:val="clear" w:color="auto" w:fill="EEF3FA"/>
             <w:vAlign w:val="center"/>
           </w:tcPr>
           <w:p>
@@ -4793,13 +4793,13 @@
       <w:tblPr>
         <w:tblW w:type="auto" w:w="0"/>
         <w:jc w:val="center"/>
-        <w:tblLook w:firstColumn="1" w:firstRow="1" w:lastColumn="0" w:lastRow="0" w:noHBand="0" w:noVBand="1" w:val="04A0"/>
         <w:tblCellMar>
           <w:top w:w="70" w:type="dxa"/>
           <w:left w:w="160" w:type="dxa"/>
           <w:bottom w:w="70" w:type="dxa"/>
           <w:right w:w="120" w:type="dxa"/>
         </w:tblCellMar>
+        <w:tblLook w:firstColumn="1" w:firstRow="1" w:lastColumn="0" w:lastRow="0" w:noHBand="0" w:noVBand="1" w:val="04A0"/>
       </w:tblPr>
       <w:tblGrid>
         <w:gridCol w:w="9639"/>
@@ -4811,13 +4811,13 @@
         <w:tc>
           <w:tcPr>
             <w:tcW w:type="dxa" w:w="9638"/>
-            <w:shd w:val="clear" w:color="auto" w:fill="F4F6F9"/>
             <w:tcBorders>
               <w:top w:val="nil"/>
               <w:left w:val="single" w:sz="18" w:color="7F9CC4"/>
               <w:bottom w:val="nil"/>
               <w:right w:val="nil"/>
             </w:tcBorders>
+            <w:shd w:val="clear" w:color="auto" w:fill="F4F6F9"/>
           </w:tcPr>
           <w:p>
             <w:pPr>
@@ -4958,13 +4958,13 @@
       <w:tblPr>
         <w:tblW w:type="auto" w:w="0"/>
         <w:jc w:val="center"/>
-        <w:tblLook w:firstColumn="1" w:firstRow="1" w:lastColumn="0" w:lastRow="0" w:noHBand="0" w:noVBand="1" w:val="04A0"/>
         <w:tblCellMar>
           <w:top w:w="70" w:type="dxa"/>
           <w:left w:w="160" w:type="dxa"/>
           <w:bottom w:w="70" w:type="dxa"/>
           <w:right w:w="120" w:type="dxa"/>
         </w:tblCellMar>
+        <w:tblLook w:firstColumn="1" w:firstRow="1" w:lastColumn="0" w:lastRow="0" w:noHBand="0" w:noVBand="1" w:val="04A0"/>
       </w:tblPr>
       <w:tblGrid>
         <w:gridCol w:w="9639"/>
@@ -4976,13 +4976,13 @@
         <w:tc>
           <w:tcPr>
             <w:tcW w:type="dxa" w:w="9638"/>
-            <w:shd w:val="clear" w:color="auto" w:fill="FFFFFF"/>
             <w:tcBorders>
               <w:top w:val="nil"/>
               <w:left w:val="single" w:sz="18" w:color="BFBFBF"/>
               <w:bottom w:val="nil"/>
               <w:right w:val="nil"/>
             </w:tcBorders>
+            <w:shd w:val="clear" w:color="auto" w:fill="FFFFFF"/>
           </w:tcPr>
           <w:p>
             <w:pPr>
@@ -5011,13 +5011,13 @@
         <w:tblW w:type="auto" w:w="0"/>
         <w:jc w:val="center"/>
         <w:tblLayout w:type="fixed"/>
-        <w:tblLook w:firstColumn="1" w:firstRow="1" w:lastColumn="0" w:lastRow="0" w:noHBand="0" w:noVBand="1" w:val="04A0"/>
         <w:tblCellMar>
           <w:top w:w="45" w:type="dxa"/>
           <w:left w:w="90" w:type="dxa"/>
           <w:bottom w:w="45" w:type="dxa"/>
           <w:right w:w="90" w:type="dxa"/>
         </w:tblCellMar>
+        <w:tblLook w:firstColumn="1" w:firstRow="1" w:lastColumn="0" w:lastRow="0" w:noHBand="0" w:noVBand="1" w:val="04A0"/>
       </w:tblPr>
       <w:tblGrid>
         <w:gridCol w:w="1431"/>
@@ -5034,13 +5034,13 @@
         <w:tc>
           <w:tcPr>
             <w:tcW w:type="dxa" w:w="1431"/>
-            <w:shd w:val="clear" w:color="auto" w:fill="1F3864"/>
             <w:tcBorders>
               <w:top w:val="single" w:sz="4" w:color="BFBFBF"/>
               <w:left w:val="single" w:sz="4" w:color="BFBFBF"/>
               <w:bottom w:val="single" w:sz="4" w:color="BFBFBF"/>
               <w:right w:val="single" w:sz="4" w:color="BFBFBF"/>
             </w:tcBorders>
+            <w:shd w:val="clear" w:color="auto" w:fill="1F3864"/>
             <w:vAlign w:val="center"/>
           </w:tcPr>
           <w:p>
@@ -5063,13 +5063,13 @@
         <w:tc>
           <w:tcPr>
             <w:tcW w:type="dxa" w:w="954"/>
-            <w:shd w:val="clear" w:color="auto" w:fill="1F3864"/>
             <w:tcBorders>
               <w:top w:val="single" w:sz="4" w:color="BFBFBF"/>
               <w:left w:val="single" w:sz="4" w:color="BFBFBF"/>
               <w:bottom w:val="single" w:sz="4" w:color="BFBFBF"/>
               <w:right w:val="single" w:sz="4" w:color="BFBFBF"/>
             </w:tcBorders>
+            <w:shd w:val="clear" w:color="auto" w:fill="1F3864"/>
             <w:vAlign w:val="center"/>
           </w:tcPr>
           <w:p>
@@ -5091,13 +5091,13 @@
         <w:tc>
           <w:tcPr>
             <w:tcW w:type="dxa" w:w="715"/>
-            <w:shd w:val="clear" w:color="auto" w:fill="1F3864"/>
             <w:tcBorders>
               <w:top w:val="single" w:sz="4" w:color="BFBFBF"/>
               <w:left w:val="single" w:sz="4" w:color="BFBFBF"/>
               <w:bottom w:val="single" w:sz="4" w:color="BFBFBF"/>
               <w:right w:val="single" w:sz="4" w:color="BFBFBF"/>
             </w:tcBorders>
+            <w:shd w:val="clear" w:color="auto" w:fill="1F3864"/>
             <w:vAlign w:val="center"/>
           </w:tcPr>
           <w:p>
@@ -5119,13 +5119,13 @@
         <w:tc>
           <w:tcPr>
             <w:tcW w:type="dxa" w:w="1908"/>
-            <w:shd w:val="clear" w:color="auto" w:fill="1F3864"/>
             <w:tcBorders>
               <w:top w:val="single" w:sz="4" w:color="BFBFBF"/>
               <w:left w:val="single" w:sz="4" w:color="BFBFBF"/>
               <w:bottom w:val="single" w:sz="4" w:color="BFBFBF"/>
               <w:right w:val="single" w:sz="4" w:color="BFBFBF"/>
             </w:tcBorders>
+            <w:shd w:val="clear" w:color="auto" w:fill="1F3864"/>
             <w:vAlign w:val="center"/>
           </w:tcPr>
           <w:p>
@@ -5147,13 +5147,13 @@
         <w:tc>
           <w:tcPr>
             <w:tcW w:type="dxa" w:w="2027"/>
-            <w:shd w:val="clear" w:color="auto" w:fill="1F3864"/>
             <w:tcBorders>
               <w:top w:val="single" w:sz="4" w:color="BFBFBF"/>
               <w:left w:val="single" w:sz="4" w:color="BFBFBF"/>
               <w:bottom w:val="single" w:sz="4" w:color="BFBFBF"/>
               <w:right w:val="single" w:sz="4" w:color="BFBFBF"/>
             </w:tcBorders>
+            <w:shd w:val="clear" w:color="auto" w:fill="1F3864"/>
             <w:vAlign w:val="center"/>
           </w:tcPr>
           <w:p>
@@ -5318,13 +5318,13 @@
         <w:tc>
           <w:tcPr>
             <w:tcW w:type="dxa" w:w="1431"/>
-            <w:shd w:val="clear" w:color="auto" w:fill="EEF3FA"/>
             <w:tcBorders>
               <w:top w:val="single" w:sz="4" w:color="BFBFBF"/>
               <w:left w:val="single" w:sz="4" w:color="BFBFBF"/>
               <w:bottom w:val="single" w:sz="4" w:color="BFBFBF"/>
               <w:right w:val="single" w:sz="4" w:color="BFBFBF"/>
             </w:tcBorders>
+            <w:shd w:val="clear" w:color="auto" w:fill="EEF3FA"/>
             <w:vAlign w:val="center"/>
           </w:tcPr>
           <w:p>
@@ -5346,13 +5346,13 @@
         <w:tc>
           <w:tcPr>
             <w:tcW w:type="dxa" w:w="954"/>
-            <w:shd w:val="clear" w:color="auto" w:fill="EEF3FA"/>
             <w:tcBorders>
               <w:top w:val="single" w:sz="4" w:color="BFBFBF"/>
               <w:left w:val="single" w:sz="4" w:color="BFBFBF"/>
               <w:bottom w:val="single" w:sz="4" w:color="BFBFBF"/>
               <w:right w:val="single" w:sz="4" w:color="BFBFBF"/>
             </w:tcBorders>
+            <w:shd w:val="clear" w:color="auto" w:fill="EEF3FA"/>
             <w:vAlign w:val="center"/>
           </w:tcPr>
           <w:p>
@@ -5373,13 +5373,13 @@
         <w:tc>
           <w:tcPr>
             <w:tcW w:type="dxa" w:w="715"/>
-            <w:shd w:val="clear" w:color="auto" w:fill="EEF3FA"/>
             <w:tcBorders>
               <w:top w:val="single" w:sz="4" w:color="BFBFBF"/>
               <w:left w:val="single" w:sz="4" w:color="BFBFBF"/>
               <w:bottom w:val="single" w:sz="4" w:color="BFBFBF"/>
               <w:right w:val="single" w:sz="4" w:color="BFBFBF"/>
             </w:tcBorders>
+            <w:shd w:val="clear" w:color="auto" w:fill="EEF3FA"/>
             <w:vAlign w:val="center"/>
           </w:tcPr>
           <w:p>
@@ -5400,13 +5400,13 @@
         <w:tc>
           <w:tcPr>
             <w:tcW w:type="dxa" w:w="1908"/>
-            <w:shd w:val="clear" w:color="auto" w:fill="EEF3FA"/>
             <w:tcBorders>
               <w:top w:val="single" w:sz="4" w:color="BFBFBF"/>
               <w:left w:val="single" w:sz="4" w:color="BFBFBF"/>
               <w:bottom w:val="single" w:sz="4" w:color="BFBFBF"/>
               <w:right w:val="single" w:sz="4" w:color="BFBFBF"/>
             </w:tcBorders>
+            <w:shd w:val="clear" w:color="auto" w:fill="EEF3FA"/>
             <w:vAlign w:val="center"/>
           </w:tcPr>
           <w:p>
@@ -5427,13 +5427,13 @@
         <w:tc>
           <w:tcPr>
             <w:tcW w:type="dxa" w:w="2027"/>
-            <w:shd w:val="clear" w:color="auto" w:fill="EEF3FA"/>
             <w:tcBorders>
               <w:top w:val="single" w:sz="4" w:color="BFBFBF"/>
               <w:left w:val="single" w:sz="4" w:color="BFBFBF"/>
               <w:bottom w:val="single" w:sz="4" w:color="BFBFBF"/>
               <w:right w:val="single" w:sz="4" w:color="BFBFBF"/>
             </w:tcBorders>
+            <w:shd w:val="clear" w:color="auto" w:fill="EEF3FA"/>
             <w:vAlign w:val="center"/>
           </w:tcPr>
           <w:p>
@@ -5597,13 +5597,13 @@
         <w:tc>
           <w:tcPr>
             <w:tcW w:type="dxa" w:w="1431"/>
-            <w:shd w:val="clear" w:color="auto" w:fill="EEF3FA"/>
             <w:tcBorders>
               <w:top w:val="single" w:sz="4" w:color="BFBFBF"/>
               <w:left w:val="single" w:sz="4" w:color="BFBFBF"/>
               <w:bottom w:val="single" w:sz="4" w:color="BFBFBF"/>
               <w:right w:val="single" w:sz="4" w:color="BFBFBF"/>
             </w:tcBorders>
+            <w:shd w:val="clear" w:color="auto" w:fill="EEF3FA"/>
             <w:vAlign w:val="center"/>
           </w:tcPr>
           <w:p>
@@ -5625,13 +5625,13 @@
         <w:tc>
           <w:tcPr>
             <w:tcW w:type="dxa" w:w="954"/>
-            <w:shd w:val="clear" w:color="auto" w:fill="EEF3FA"/>
             <w:tcBorders>
               <w:top w:val="single" w:sz="4" w:color="BFBFBF"/>
               <w:left w:val="single" w:sz="4" w:color="BFBFBF"/>
               <w:bottom w:val="single" w:sz="4" w:color="BFBFBF"/>
               <w:right w:val="single" w:sz="4" w:color="BFBFBF"/>
             </w:tcBorders>
+            <w:shd w:val="clear" w:color="auto" w:fill="EEF3FA"/>
             <w:vAlign w:val="center"/>
           </w:tcPr>
           <w:p>
@@ -5652,13 +5652,13 @@
         <w:tc>
           <w:tcPr>
             <w:tcW w:type="dxa" w:w="715"/>
-            <w:shd w:val="clear" w:color="auto" w:fill="EEF3FA"/>
             <w:tcBorders>
               <w:top w:val="single" w:sz="4" w:color="BFBFBF"/>
               <w:left w:val="single" w:sz="4" w:color="BFBFBF"/>
               <w:bottom w:val="single" w:sz="4" w:color="BFBFBF"/>
               <w:right w:val="single" w:sz="4" w:color="BFBFBF"/>
             </w:tcBorders>
+            <w:shd w:val="clear" w:color="auto" w:fill="EEF3FA"/>
             <w:vAlign w:val="center"/>
           </w:tcPr>
           <w:p>
@@ -5679,13 +5679,13 @@
         <w:tc>
           <w:tcPr>
             <w:tcW w:type="dxa" w:w="1908"/>
-            <w:shd w:val="clear" w:color="auto" w:fill="EEF3FA"/>
             <w:tcBorders>
               <w:top w:val="single" w:sz="4" w:color="BFBFBF"/>
               <w:left w:val="single" w:sz="4" w:color="BFBFBF"/>
               <w:bottom w:val="single" w:sz="4" w:color="BFBFBF"/>
               <w:right w:val="single" w:sz="4" w:color="BFBFBF"/>
             </w:tcBorders>
+            <w:shd w:val="clear" w:color="auto" w:fill="EEF3FA"/>
             <w:vAlign w:val="center"/>
           </w:tcPr>
           <w:p>
@@ -5706,13 +5706,13 @@
         <w:tc>
           <w:tcPr>
             <w:tcW w:type="dxa" w:w="2027"/>
-            <w:shd w:val="clear" w:color="auto" w:fill="EEF3FA"/>
             <w:tcBorders>
               <w:top w:val="single" w:sz="4" w:color="BFBFBF"/>
               <w:left w:val="single" w:sz="4" w:color="BFBFBF"/>
               <w:bottom w:val="single" w:sz="4" w:color="BFBFBF"/>
               <w:right w:val="single" w:sz="4" w:color="BFBFBF"/>
             </w:tcBorders>
+            <w:shd w:val="clear" w:color="auto" w:fill="EEF3FA"/>
             <w:vAlign w:val="center"/>
           </w:tcPr>
           <w:p>
@@ -5972,13 +5972,13 @@
       <w:tblPr>
         <w:tblW w:type="auto" w:w="0"/>
         <w:jc w:val="center"/>
-        <w:tblLook w:firstColumn="1" w:firstRow="1" w:lastColumn="0" w:lastRow="0" w:noHBand="0" w:noVBand="1" w:val="04A0"/>
         <w:tblCellMar>
           <w:top w:w="70" w:type="dxa"/>
           <w:left w:w="160" w:type="dxa"/>
           <w:bottom w:w="70" w:type="dxa"/>
           <w:right w:w="120" w:type="dxa"/>
         </w:tblCellMar>
+        <w:tblLook w:firstColumn="1" w:firstRow="1" w:lastColumn="0" w:lastRow="0" w:noHBand="0" w:noVBand="1" w:val="04A0"/>
       </w:tblPr>
       <w:tblGrid>
         <w:gridCol w:w="9639"/>
@@ -5990,13 +5990,13 @@
         <w:tc>
           <w:tcPr>
             <w:tcW w:type="dxa" w:w="9638"/>
-            <w:shd w:val="clear" w:color="auto" w:fill="F4F6F9"/>
             <w:tcBorders>
               <w:top w:val="nil"/>
               <w:left w:val="single" w:sz="18" w:color="7F9CC4"/>
               <w:bottom w:val="nil"/>
               <w:right w:val="nil"/>
             </w:tcBorders>
+            <w:shd w:val="clear" w:color="auto" w:fill="F4F6F9"/>
           </w:tcPr>
           <w:p>
             <w:pPr>
@@ -6151,13 +6151,13 @@
       <w:tblPr>
         <w:tblW w:type="auto" w:w="0"/>
         <w:jc w:val="center"/>
-        <w:tblLook w:firstColumn="1" w:firstRow="1" w:lastColumn="0" w:lastRow="0" w:noHBand="0" w:noVBand="1" w:val="04A0"/>
         <w:tblCellMar>
           <w:top w:w="70" w:type="dxa"/>
           <w:left w:w="160" w:type="dxa"/>
           <w:bottom w:w="70" w:type="dxa"/>
           <w:right w:w="120" w:type="dxa"/>
         </w:tblCellMar>
+        <w:tblLook w:firstColumn="1" w:firstRow="1" w:lastColumn="0" w:lastRow="0" w:noHBand="0" w:noVBand="1" w:val="04A0"/>
       </w:tblPr>
       <w:tblGrid>
         <w:gridCol w:w="9639"/>
@@ -6169,13 +6169,13 @@
         <w:tc>
           <w:tcPr>
             <w:tcW w:type="dxa" w:w="9638"/>
-            <w:shd w:val="clear" w:color="auto" w:fill="FFFFFF"/>
             <w:tcBorders>
               <w:top w:val="nil"/>
               <w:left w:val="single" w:sz="18" w:color="BFBFBF"/>
               <w:bottom w:val="nil"/>
               <w:right w:val="nil"/>
             </w:tcBorders>
+            <w:shd w:val="clear" w:color="auto" w:fill="FFFFFF"/>
           </w:tcPr>
           <w:p>
             <w:pPr>
@@ -6293,13 +6293,13 @@
       <w:tblPr>
         <w:tblW w:type="auto" w:w="0"/>
         <w:jc w:val="center"/>
-        <w:tblLook w:firstColumn="1" w:firstRow="1" w:lastColumn="0" w:lastRow="0" w:noHBand="0" w:noVBand="1" w:val="04A0"/>
         <w:tblCellMar>
           <w:top w:w="70" w:type="dxa"/>
           <w:left w:w="160" w:type="dxa"/>
           <w:bottom w:w="70" w:type="dxa"/>
           <w:right w:w="120" w:type="dxa"/>
         </w:tblCellMar>
+        <w:tblLook w:firstColumn="1" w:firstRow="1" w:lastColumn="0" w:lastRow="0" w:noHBand="0" w:noVBand="1" w:val="04A0"/>
       </w:tblPr>
       <w:tblGrid>
         <w:gridCol w:w="9639"/>
@@ -6311,13 +6311,13 @@
         <w:tc>
           <w:tcPr>
             <w:tcW w:type="dxa" w:w="9638"/>
-            <w:shd w:val="clear" w:color="auto" w:fill="F4F6F9"/>
             <w:tcBorders>
               <w:top w:val="nil"/>
               <w:left w:val="single" w:sz="18" w:color="7F9CC4"/>
               <w:bottom w:val="nil"/>
               <w:right w:val="nil"/>
             </w:tcBorders>
+            <w:shd w:val="clear" w:color="auto" w:fill="F4F6F9"/>
           </w:tcPr>
           <w:p>
             <w:pPr>
@@ -6375,13 +6375,13 @@
         <w:tblW w:type="auto" w:w="0"/>
         <w:jc w:val="center"/>
         <w:tblLayout w:type="fixed"/>
-        <w:tblLook w:firstColumn="1" w:firstRow="1" w:lastColumn="0" w:lastRow="0" w:noHBand="0" w:noVBand="1" w:val="04A0"/>
         <w:tblCellMar>
           <w:top w:w="45" w:type="dxa"/>
           <w:left w:w="90" w:type="dxa"/>
           <w:bottom w:w="45" w:type="dxa"/>
           <w:right w:w="90" w:type="dxa"/>
         </w:tblCellMar>
+        <w:tblLook w:firstColumn="1" w:firstRow="1" w:lastColumn="0" w:lastRow="0" w:noHBand="0" w:noVBand="1" w:val="04A0"/>
       </w:tblPr>
       <w:tblGrid>
         <w:gridCol w:w="1530"/>
@@ -6397,13 +6397,13 @@
         <w:tc>
           <w:tcPr>
             <w:tcW w:type="dxa" w:w="1530"/>
-            <w:shd w:val="clear" w:color="auto" w:fill="1F3864"/>
             <w:tcBorders>
               <w:top w:val="single" w:sz="4" w:color="BFBFBF"/>
               <w:left w:val="single" w:sz="4" w:color="BFBFBF"/>
               <w:bottom w:val="single" w:sz="4" w:color="BFBFBF"/>
               <w:right w:val="single" w:sz="4" w:color="BFBFBF"/>
             </w:tcBorders>
+            <w:shd w:val="clear" w:color="auto" w:fill="1F3864"/>
             <w:vAlign w:val="center"/>
           </w:tcPr>
           <w:p>
@@ -6426,13 +6426,13 @@
         <w:tc>
           <w:tcPr>
             <w:tcW w:type="dxa" w:w="2825"/>
-            <w:shd w:val="clear" w:color="auto" w:fill="1F3864"/>
             <w:tcBorders>
               <w:top w:val="single" w:sz="4" w:color="BFBFBF"/>
               <w:left w:val="single" w:sz="4" w:color="BFBFBF"/>
               <w:bottom w:val="single" w:sz="4" w:color="BFBFBF"/>
               <w:right w:val="single" w:sz="4" w:color="BFBFBF"/>
             </w:tcBorders>
+            <w:shd w:val="clear" w:color="auto" w:fill="1F3864"/>
             <w:vAlign w:val="center"/>
           </w:tcPr>
           <w:p>
@@ -6454,13 +6454,13 @@
         <w:tc>
           <w:tcPr>
             <w:tcW w:type="dxa" w:w="1648"/>
-            <w:shd w:val="clear" w:color="auto" w:fill="1F3864"/>
             <w:tcBorders>
               <w:top w:val="single" w:sz="4" w:color="BFBFBF"/>
               <w:left w:val="single" w:sz="4" w:color="BFBFBF"/>
               <w:bottom w:val="single" w:sz="4" w:color="BFBFBF"/>
               <w:right w:val="single" w:sz="4" w:color="BFBFBF"/>
             </w:tcBorders>
+            <w:shd w:val="clear" w:color="auto" w:fill="1F3864"/>
             <w:vAlign w:val="center"/>
           </w:tcPr>
           <w:p>
@@ -6483,13 +6483,13 @@
         <w:tc>
           <w:tcPr>
             <w:tcW w:type="dxa" w:w="2001"/>
-            <w:shd w:val="clear" w:color="auto" w:fill="1F3864"/>
             <w:tcBorders>
               <w:top w:val="single" w:sz="4" w:color="BFBFBF"/>
               <w:left w:val="single" w:sz="4" w:color="BFBFBF"/>
               <w:bottom w:val="single" w:sz="4" w:color="BFBFBF"/>
               <w:right w:val="single" w:sz="4" w:color="BFBFBF"/>
             </w:tcBorders>
+            <w:shd w:val="clear" w:color="auto" w:fill="1F3864"/>
             <w:vAlign w:val="center"/>
           </w:tcPr>
           <w:p>
@@ -6629,13 +6629,13 @@
         <w:tc>
           <w:tcPr>
             <w:tcW w:type="dxa" w:w="1530"/>
-            <w:shd w:val="clear" w:color="auto" w:fill="EEF3FA"/>
             <w:tcBorders>
               <w:top w:val="single" w:sz="4" w:color="BFBFBF"/>
               <w:left w:val="single" w:sz="4" w:color="BFBFBF"/>
               <w:bottom w:val="single" w:sz="4" w:color="BFBFBF"/>
               <w:right w:val="single" w:sz="4" w:color="BFBFBF"/>
             </w:tcBorders>
+            <w:shd w:val="clear" w:color="auto" w:fill="EEF3FA"/>
             <w:vAlign w:val="center"/>
           </w:tcPr>
           <w:p>
@@ -6657,13 +6657,13 @@
         <w:tc>
           <w:tcPr>
             <w:tcW w:type="dxa" w:w="2825"/>
-            <w:shd w:val="clear" w:color="auto" w:fill="EEF3FA"/>
             <w:tcBorders>
               <w:top w:val="single" w:sz="4" w:color="BFBFBF"/>
               <w:left w:val="single" w:sz="4" w:color="BFBFBF"/>
               <w:bottom w:val="single" w:sz="4" w:color="BFBFBF"/>
               <w:right w:val="single" w:sz="4" w:color="BFBFBF"/>
             </w:tcBorders>
+            <w:shd w:val="clear" w:color="auto" w:fill="EEF3FA"/>
             <w:vAlign w:val="center"/>
           </w:tcPr>
           <w:p>
@@ -6684,13 +6684,13 @@
         <w:tc>
           <w:tcPr>
             <w:tcW w:type="dxa" w:w="1648"/>
-            <w:shd w:val="clear" w:color="auto" w:fill="EEF3FA"/>
             <w:tcBorders>
               <w:top w:val="single" w:sz="4" w:color="BFBFBF"/>
               <w:left w:val="single" w:sz="4" w:color="BFBFBF"/>
               <w:bottom w:val="single" w:sz="4" w:color="BFBFBF"/>
               <w:right w:val="single" w:sz="4" w:color="BFBFBF"/>
             </w:tcBorders>
+            <w:shd w:val="clear" w:color="auto" w:fill="EEF3FA"/>
             <w:vAlign w:val="center"/>
           </w:tcPr>
           <w:p>
@@ -6712,13 +6712,13 @@
         <w:tc>
           <w:tcPr>
             <w:tcW w:type="dxa" w:w="2001"/>
-            <w:shd w:val="clear" w:color="auto" w:fill="EEF3FA"/>
             <w:tcBorders>
               <w:top w:val="single" w:sz="4" w:color="BFBFBF"/>
               <w:left w:val="single" w:sz="4" w:color="BFBFBF"/>
               <w:bottom w:val="single" w:sz="4" w:color="BFBFBF"/>
               <w:right w:val="single" w:sz="4" w:color="BFBFBF"/>
             </w:tcBorders>
+            <w:shd w:val="clear" w:color="auto" w:fill="EEF3FA"/>
             <w:vAlign w:val="center"/>
           </w:tcPr>
           <w:p>
@@ -7038,13 +7038,13 @@
       <w:tblPr>
         <w:tblW w:type="auto" w:w="0"/>
         <w:jc w:val="center"/>
-        <w:tblLook w:firstColumn="1" w:firstRow="1" w:lastColumn="0" w:lastRow="0" w:noHBand="0" w:noVBand="1" w:val="04A0"/>
         <w:tblCellMar>
           <w:top w:w="70" w:type="dxa"/>
           <w:left w:w="160" w:type="dxa"/>
           <w:bottom w:w="70" w:type="dxa"/>
           <w:right w:w="120" w:type="dxa"/>
         </w:tblCellMar>
+        <w:tblLook w:firstColumn="1" w:firstRow="1" w:lastColumn="0" w:lastRow="0" w:noHBand="0" w:noVBand="1" w:val="04A0"/>
       </w:tblPr>
       <w:tblGrid>
         <w:gridCol w:w="9639"/>
@@ -7056,13 +7056,13 @@
         <w:tc>
           <w:tcPr>
             <w:tcW w:type="dxa" w:w="9638"/>
-            <w:shd w:val="clear" w:color="auto" w:fill="F4F6F9"/>
             <w:tcBorders>
               <w:top w:val="nil"/>
               <w:left w:val="single" w:sz="18" w:color="7F9CC4"/>
               <w:bottom w:val="nil"/>
               <w:right w:val="nil"/>
             </w:tcBorders>
+            <w:shd w:val="clear" w:color="auto" w:fill="F4F6F9"/>
           </w:tcPr>
           <w:p>
             <w:pPr>
@@ -7105,13 +7105,13 @@
       <w:tblPr>
         <w:tblW w:type="auto" w:w="0"/>
         <w:jc w:val="center"/>
-        <w:tblLook w:firstColumn="1" w:firstRow="1" w:lastColumn="0" w:lastRow="0" w:noHBand="0" w:noVBand="1" w:val="04A0"/>
         <w:tblCellMar>
           <w:top w:w="70" w:type="dxa"/>
           <w:left w:w="160" w:type="dxa"/>
           <w:bottom w:w="70" w:type="dxa"/>
           <w:right w:w="120" w:type="dxa"/>
         </w:tblCellMar>
+        <w:tblLook w:firstColumn="1" w:firstRow="1" w:lastColumn="0" w:lastRow="0" w:noHBand="0" w:noVBand="1" w:val="04A0"/>
       </w:tblPr>
       <w:tblGrid>
         <w:gridCol w:w="9639"/>
@@ -7123,13 +7123,13 @@
         <w:tc>
           <w:tcPr>
             <w:tcW w:type="dxa" w:w="9638"/>
-            <w:shd w:val="clear" w:color="auto" w:fill="FFFFFF"/>
             <w:tcBorders>
               <w:top w:val="nil"/>
               <w:left w:val="single" w:sz="18" w:color="BFBFBF"/>
               <w:bottom w:val="nil"/>
               <w:right w:val="nil"/>
             </w:tcBorders>
+            <w:shd w:val="clear" w:color="auto" w:fill="FFFFFF"/>
           </w:tcPr>
           <w:p>
             <w:pPr>
@@ -7538,13 +7538,13 @@
       <w:tblPr>
         <w:tblW w:type="auto" w:w="0"/>
         <w:jc w:val="center"/>
-        <w:tblLook w:firstColumn="1" w:firstRow="1" w:lastColumn="0" w:lastRow="0" w:noHBand="0" w:noVBand="1" w:val="04A0"/>
         <w:tblCellMar>
           <w:top w:w="70" w:type="dxa"/>
           <w:left w:w="160" w:type="dxa"/>
           <w:bottom w:w="70" w:type="dxa"/>
           <w:right w:w="120" w:type="dxa"/>
         </w:tblCellMar>
+        <w:tblLook w:firstColumn="1" w:firstRow="1" w:lastColumn="0" w:lastRow="0" w:noHBand="0" w:noVBand="1" w:val="04A0"/>
       </w:tblPr>
       <w:tblGrid>
         <w:gridCol w:w="9639"/>
@@ -7556,13 +7556,13 @@
         <w:tc>
           <w:tcPr>
             <w:tcW w:type="dxa" w:w="9638"/>
-            <w:shd w:val="clear" w:color="auto" w:fill="F4F6F9"/>
             <w:tcBorders>
               <w:top w:val="nil"/>
               <w:left w:val="single" w:sz="18" w:color="7F9CC4"/>
               <w:bottom w:val="nil"/>
               <w:right w:val="nil"/>
             </w:tcBorders>
+            <w:shd w:val="clear" w:color="auto" w:fill="F4F6F9"/>
           </w:tcPr>
           <w:p>
             <w:pPr>
@@ -7606,13 +7606,13 @@
         <w:tblW w:type="auto" w:w="0"/>
         <w:jc w:val="center"/>
         <w:tblLayout w:type="fixed"/>
-        <w:tblLook w:firstColumn="1" w:firstRow="1" w:lastColumn="0" w:lastRow="0" w:noHBand="0" w:noVBand="1" w:val="04A0"/>
         <w:tblCellMar>
           <w:top w:w="45" w:type="dxa"/>
           <w:left w:w="90" w:type="dxa"/>
           <w:bottom w:w="45" w:type="dxa"/>
           <w:right w:w="90" w:type="dxa"/>
         </w:tblCellMar>
+        <w:tblLook w:firstColumn="1" w:firstRow="1" w:lastColumn="0" w:lastRow="0" w:noHBand="0" w:noVBand="1" w:val="04A0"/>
       </w:tblPr>
       <w:tblGrid>
         <w:gridCol w:w="1769"/>
@@ -7626,13 +7626,13 @@
         <w:tc>
           <w:tcPr>
             <w:tcW w:type="dxa" w:w="1769"/>
-            <w:shd w:val="clear" w:color="auto" w:fill="1F3864"/>
             <w:tcBorders>
               <w:top w:val="single" w:sz="4" w:color="BFBFBF"/>
               <w:left w:val="single" w:sz="4" w:color="BFBFBF"/>
               <w:bottom w:val="single" w:sz="4" w:color="BFBFBF"/>
               <w:right w:val="single" w:sz="4" w:color="BFBFBF"/>
             </w:tcBorders>
+            <w:shd w:val="clear" w:color="auto" w:fill="1F3864"/>
             <w:vAlign w:val="center"/>
           </w:tcPr>
           <w:p>
@@ -7654,13 +7654,13 @@
         <w:tc>
           <w:tcPr>
             <w:tcW w:type="dxa" w:w="1497"/>
-            <w:shd w:val="clear" w:color="auto" w:fill="1F3864"/>
             <w:tcBorders>
               <w:top w:val="single" w:sz="4" w:color="BFBFBF"/>
               <w:left w:val="single" w:sz="4" w:color="BFBFBF"/>
               <w:bottom w:val="single" w:sz="4" w:color="BFBFBF"/>
               <w:right w:val="single" w:sz="4" w:color="BFBFBF"/>
             </w:tcBorders>
+            <w:shd w:val="clear" w:color="auto" w:fill="1F3864"/>
             <w:vAlign w:val="center"/>
           </w:tcPr>
           <w:p>
@@ -7746,13 +7746,13 @@
         <w:tc>
           <w:tcPr>
             <w:tcW w:type="dxa" w:w="1769"/>
-            <w:shd w:val="clear" w:color="auto" w:fill="EEF3FA"/>
             <w:tcBorders>
               <w:top w:val="single" w:sz="4" w:color="BFBFBF"/>
               <w:left w:val="single" w:sz="4" w:color="BFBFBF"/>
               <w:bottom w:val="single" w:sz="4" w:color="BFBFBF"/>
               <w:right w:val="single" w:sz="4" w:color="BFBFBF"/>
             </w:tcBorders>
+            <w:shd w:val="clear" w:color="auto" w:fill="EEF3FA"/>
             <w:vAlign w:val="center"/>
           </w:tcPr>
           <w:p>
@@ -7773,13 +7773,13 @@
         <w:tc>
           <w:tcPr>
             <w:tcW w:type="dxa" w:w="1497"/>
-            <w:shd w:val="clear" w:color="auto" w:fill="EEF3FA"/>
             <w:tcBorders>
               <w:top w:val="single" w:sz="4" w:color="BFBFBF"/>
               <w:left w:val="single" w:sz="4" w:color="BFBFBF"/>
               <w:bottom w:val="single" w:sz="4" w:color="BFBFBF"/>
               <w:right w:val="single" w:sz="4" w:color="BFBFBF"/>
             </w:tcBorders>
+            <w:shd w:val="clear" w:color="auto" w:fill="EEF3FA"/>
             <w:vAlign w:val="center"/>
           </w:tcPr>
           <w:p>
@@ -7864,13 +7864,13 @@
         <w:tc>
           <w:tcPr>
             <w:tcW w:type="dxa" w:w="1769"/>
-            <w:shd w:val="clear" w:color="auto" w:fill="EEF3FA"/>
             <w:tcBorders>
               <w:top w:val="single" w:sz="4" w:color="BFBFBF"/>
               <w:left w:val="single" w:sz="4" w:color="BFBFBF"/>
               <w:bottom w:val="single" w:sz="4" w:color="BFBFBF"/>
               <w:right w:val="single" w:sz="4" w:color="BFBFBF"/>
             </w:tcBorders>
+            <w:shd w:val="clear" w:color="auto" w:fill="EEF3FA"/>
             <w:vAlign w:val="center"/>
           </w:tcPr>
           <w:p>
@@ -7891,13 +7891,13 @@
         <w:tc>
           <w:tcPr>
             <w:tcW w:type="dxa" w:w="1497"/>
-            <w:shd w:val="clear" w:color="auto" w:fill="EEF3FA"/>
             <w:tcBorders>
               <w:top w:val="single" w:sz="4" w:color="BFBFBF"/>
               <w:left w:val="single" w:sz="4" w:color="BFBFBF"/>
               <w:bottom w:val="single" w:sz="4" w:color="BFBFBF"/>
               <w:right w:val="single" w:sz="4" w:color="BFBFBF"/>
             </w:tcBorders>
+            <w:shd w:val="clear" w:color="auto" w:fill="EEF3FA"/>
             <w:vAlign w:val="center"/>
           </w:tcPr>
           <w:p>
@@ -7982,13 +7982,13 @@
         <w:tc>
           <w:tcPr>
             <w:tcW w:type="dxa" w:w="1769"/>
-            <w:shd w:val="clear" w:color="auto" w:fill="EEF3FA"/>
             <w:tcBorders>
               <w:top w:val="single" w:sz="4" w:color="BFBFBF"/>
               <w:left w:val="single" w:sz="4" w:color="BFBFBF"/>
               <w:bottom w:val="single" w:sz="4" w:color="BFBFBF"/>
               <w:right w:val="single" w:sz="4" w:color="BFBFBF"/>
             </w:tcBorders>
+            <w:shd w:val="clear" w:color="auto" w:fill="EEF3FA"/>
             <w:vAlign w:val="center"/>
           </w:tcPr>
           <w:p>
@@ -8009,13 +8009,13 @@
         <w:tc>
           <w:tcPr>
             <w:tcW w:type="dxa" w:w="1497"/>
-            <w:shd w:val="clear" w:color="auto" w:fill="EEF3FA"/>
             <w:tcBorders>
               <w:top w:val="single" w:sz="4" w:color="BFBFBF"/>
               <w:left w:val="single" w:sz="4" w:color="BFBFBF"/>
               <w:bottom w:val="single" w:sz="4" w:color="BFBFBF"/>
               <w:right w:val="single" w:sz="4" w:color="BFBFBF"/>
             </w:tcBorders>
+            <w:shd w:val="clear" w:color="auto" w:fill="EEF3FA"/>
             <w:vAlign w:val="center"/>
           </w:tcPr>
           <w:p>
@@ -8100,13 +8100,13 @@
         <w:tc>
           <w:tcPr>
             <w:tcW w:type="dxa" w:w="1769"/>
-            <w:shd w:val="clear" w:color="auto" w:fill="EEF3FA"/>
             <w:tcBorders>
               <w:top w:val="single" w:sz="4" w:color="BFBFBF"/>
               <w:left w:val="single" w:sz="4" w:color="BFBFBF"/>
               <w:bottom w:val="single" w:sz="4" w:color="BFBFBF"/>
               <w:right w:val="single" w:sz="4" w:color="BFBFBF"/>
             </w:tcBorders>
+            <w:shd w:val="clear" w:color="auto" w:fill="EEF3FA"/>
             <w:vAlign w:val="center"/>
           </w:tcPr>
           <w:p>
@@ -8126,13 +8126,13 @@
         <w:tc>
           <w:tcPr>
             <w:tcW w:type="dxa" w:w="1497"/>
-            <w:shd w:val="clear" w:color="auto" w:fill="EEF3FA"/>
             <w:tcBorders>
               <w:top w:val="single" w:sz="4" w:color="BFBFBF"/>
               <w:left w:val="single" w:sz="4" w:color="BFBFBF"/>
               <w:bottom w:val="single" w:sz="4" w:color="BFBFBF"/>
               <w:right w:val="single" w:sz="4" w:color="BFBFBF"/>
             </w:tcBorders>
+            <w:shd w:val="clear" w:color="auto" w:fill="EEF3FA"/>
             <w:vAlign w:val="center"/>
           </w:tcPr>
           <w:p>
@@ -8263,13 +8263,13 @@
       <w:tblPr>
         <w:tblW w:type="auto" w:w="0"/>
         <w:jc w:val="center"/>
-        <w:tblLook w:firstColumn="1" w:firstRow="1" w:lastColumn="0" w:lastRow="0" w:noHBand="0" w:noVBand="1" w:val="04A0"/>
         <w:tblCellMar>
           <w:top w:w="70" w:type="dxa"/>
           <w:left w:w="160" w:type="dxa"/>
           <w:bottom w:w="70" w:type="dxa"/>
           <w:right w:w="120" w:type="dxa"/>
         </w:tblCellMar>
+        <w:tblLook w:firstColumn="1" w:firstRow="1" w:lastColumn="0" w:lastRow="0" w:noHBand="0" w:noVBand="1" w:val="04A0"/>
       </w:tblPr>
       <w:tblGrid>
         <w:gridCol w:w="9639"/>
@@ -8281,13 +8281,13 @@
         <w:tc>
           <w:tcPr>
             <w:tcW w:type="dxa" w:w="9638"/>
-            <w:shd w:val="clear" w:color="auto" w:fill="F4F6F9"/>
             <w:tcBorders>
               <w:top w:val="nil"/>
               <w:left w:val="single" w:sz="18" w:color="7F9CC4"/>
               <w:bottom w:val="nil"/>
               <w:right w:val="nil"/>
             </w:tcBorders>
+            <w:shd w:val="clear" w:color="auto" w:fill="F4F6F9"/>
           </w:tcPr>
           <w:p>
             <w:pPr>
@@ -8331,13 +8331,13 @@
         <w:tblW w:type="auto" w:w="0"/>
         <w:jc w:val="center"/>
         <w:tblLayout w:type="fixed"/>
-        <w:tblLook w:firstColumn="1" w:firstRow="1" w:lastColumn="0" w:lastRow="0" w:noHBand="0" w:noVBand="1" w:val="04A0"/>
         <w:tblCellMar>
           <w:top w:w="45" w:type="dxa"/>
           <w:left w:w="90" w:type="dxa"/>
           <w:bottom w:w="45" w:type="dxa"/>
           <w:right w:w="90" w:type="dxa"/>
         </w:tblCellMar>
+        <w:tblLook w:firstColumn="1" w:firstRow="1" w:lastColumn="0" w:lastRow="0" w:noHBand="0" w:noVBand="1" w:val="04A0"/>
       </w:tblPr>
       <w:tblGrid>
         <w:gridCol w:w="1927"/>
@@ -8353,13 +8353,13 @@
         <w:tc>
           <w:tcPr>
             <w:tcW w:type="dxa" w:w="1928"/>
-            <w:shd w:val="clear" w:color="auto" w:fill="1F3864"/>
             <w:tcBorders>
               <w:top w:val="single" w:sz="4" w:color="BFBFBF"/>
               <w:left w:val="single" w:sz="4" w:color="BFBFBF"/>
               <w:bottom w:val="single" w:sz="4" w:color="BFBFBF"/>
               <w:right w:val="single" w:sz="4" w:color="BFBFBF"/>
             </w:tcBorders>
+            <w:shd w:val="clear" w:color="auto" w:fill="1F3864"/>
             <w:vAlign w:val="center"/>
           </w:tcPr>
           <w:p>
@@ -8381,13 +8381,13 @@
         <w:tc>
           <w:tcPr>
             <w:tcW w:type="dxa" w:w="1020"/>
-            <w:shd w:val="clear" w:color="auto" w:fill="1F3864"/>
             <w:tcBorders>
               <w:top w:val="single" w:sz="4" w:color="BFBFBF"/>
               <w:left w:val="single" w:sz="4" w:color="BFBFBF"/>
               <w:bottom w:val="single" w:sz="4" w:color="BFBFBF"/>
               <w:right w:val="single" w:sz="4" w:color="BFBFBF"/>
             </w:tcBorders>
+            <w:shd w:val="clear" w:color="auto" w:fill="1F3864"/>
             <w:vAlign w:val="center"/>
           </w:tcPr>
           <w:p>
@@ -8410,13 +8410,13 @@
         <w:tc>
           <w:tcPr>
             <w:tcW w:type="dxa" w:w="1928"/>
-            <w:shd w:val="clear" w:color="auto" w:fill="1F3864"/>
             <w:tcBorders>
               <w:top w:val="single" w:sz="4" w:color="BFBFBF"/>
               <w:left w:val="single" w:sz="4" w:color="BFBFBF"/>
               <w:bottom w:val="single" w:sz="4" w:color="BFBFBF"/>
               <w:right w:val="single" w:sz="4" w:color="BFBFBF"/>
             </w:tcBorders>
+            <w:shd w:val="clear" w:color="auto" w:fill="1F3864"/>
             <w:vAlign w:val="center"/>
           </w:tcPr>
           <w:p>
@@ -8438,13 +8438,13 @@
         <w:tc>
           <w:tcPr>
             <w:tcW w:type="dxa" w:w="1020"/>
-            <w:shd w:val="clear" w:color="auto" w:fill="1F3864"/>
             <w:tcBorders>
               <w:top w:val="single" w:sz="4" w:color="BFBFBF"/>
               <w:left w:val="single" w:sz="4" w:color="BFBFBF"/>
               <w:bottom w:val="single" w:sz="4" w:color="BFBFBF"/>
               <w:right w:val="single" w:sz="4" w:color="BFBFBF"/>
             </w:tcBorders>
+            <w:shd w:val="clear" w:color="auto" w:fill="1F3864"/>
             <w:vAlign w:val="center"/>
           </w:tcPr>
           <w:p>
@@ -8583,13 +8583,13 @@
         <w:tc>
           <w:tcPr>
             <w:tcW w:type="dxa" w:w="1928"/>
-            <w:shd w:val="clear" w:color="auto" w:fill="EEF3FA"/>
             <w:tcBorders>
               <w:top w:val="single" w:sz="4" w:color="BFBFBF"/>
               <w:left w:val="single" w:sz="4" w:color="BFBFBF"/>
               <w:bottom w:val="single" w:sz="4" w:color="BFBFBF"/>
               <w:right w:val="single" w:sz="4" w:color="BFBFBF"/>
             </w:tcBorders>
+            <w:shd w:val="clear" w:color="auto" w:fill="EEF3FA"/>
             <w:vAlign w:val="center"/>
           </w:tcPr>
           <w:p>
@@ -8610,13 +8610,13 @@
         <w:tc>
           <w:tcPr>
             <w:tcW w:type="dxa" w:w="1020"/>
-            <w:shd w:val="clear" w:color="auto" w:fill="EEF3FA"/>
             <w:tcBorders>
               <w:top w:val="single" w:sz="4" w:color="BFBFBF"/>
               <w:left w:val="single" w:sz="4" w:color="BFBFBF"/>
               <w:bottom w:val="single" w:sz="4" w:color="BFBFBF"/>
               <w:right w:val="single" w:sz="4" w:color="BFBFBF"/>
             </w:tcBorders>
+            <w:shd w:val="clear" w:color="auto" w:fill="EEF3FA"/>
             <w:vAlign w:val="center"/>
           </w:tcPr>
           <w:p>
@@ -8638,13 +8638,13 @@
         <w:tc>
           <w:tcPr>
             <w:tcW w:type="dxa" w:w="1928"/>
-            <w:shd w:val="clear" w:color="auto" w:fill="EEF3FA"/>
             <w:tcBorders>
               <w:top w:val="single" w:sz="4" w:color="BFBFBF"/>
               <w:left w:val="single" w:sz="4" w:color="BFBFBF"/>
               <w:bottom w:val="single" w:sz="4" w:color="BFBFBF"/>
               <w:right w:val="single" w:sz="4" w:color="BFBFBF"/>
             </w:tcBorders>
+            <w:shd w:val="clear" w:color="auto" w:fill="EEF3FA"/>
             <w:vAlign w:val="center"/>
           </w:tcPr>
           <w:p>
@@ -8665,13 +8665,13 @@
         <w:tc>
           <w:tcPr>
             <w:tcW w:type="dxa" w:w="1020"/>
-            <w:shd w:val="clear" w:color="auto" w:fill="EEF3FA"/>
             <w:tcBorders>
               <w:top w:val="single" w:sz="4" w:color="BFBFBF"/>
               <w:left w:val="single" w:sz="4" w:color="BFBFBF"/>
               <w:bottom w:val="single" w:sz="4" w:color="BFBFBF"/>
               <w:right w:val="single" w:sz="4" w:color="BFBFBF"/>
             </w:tcBorders>
+            <w:shd w:val="clear" w:color="auto" w:fill="EEF3FA"/>
             <w:vAlign w:val="center"/>
           </w:tcPr>
           <w:p>
@@ -8809,13 +8809,13 @@
         <w:tc>
           <w:tcPr>
             <w:tcW w:type="dxa" w:w="1928"/>
-            <w:shd w:val="clear" w:color="auto" w:fill="EEF3FA"/>
             <w:tcBorders>
               <w:top w:val="single" w:sz="4" w:color="BFBFBF"/>
               <w:left w:val="single" w:sz="4" w:color="BFBFBF"/>
               <w:bottom w:val="single" w:sz="4" w:color="BFBFBF"/>
               <w:right w:val="single" w:sz="4" w:color="BFBFBF"/>
             </w:tcBorders>
+            <w:shd w:val="clear" w:color="auto" w:fill="EEF3FA"/>
             <w:vAlign w:val="center"/>
           </w:tcPr>
           <w:p>
@@ -8836,13 +8836,13 @@
         <w:tc>
           <w:tcPr>
             <w:tcW w:type="dxa" w:w="1020"/>
-            <w:shd w:val="clear" w:color="auto" w:fill="EEF3FA"/>
             <w:tcBorders>
               <w:top w:val="single" w:sz="4" w:color="BFBFBF"/>
               <w:left w:val="single" w:sz="4" w:color="BFBFBF"/>
               <w:bottom w:val="single" w:sz="4" w:color="BFBFBF"/>
               <w:right w:val="single" w:sz="4" w:color="BFBFBF"/>
             </w:tcBorders>
+            <w:shd w:val="clear" w:color="auto" w:fill="EEF3FA"/>
             <w:vAlign w:val="center"/>
           </w:tcPr>
           <w:p>
@@ -8864,13 +8864,13 @@
         <w:tc>
           <w:tcPr>
             <w:tcW w:type="dxa" w:w="1928"/>
-            <w:shd w:val="clear" w:color="auto" w:fill="EEF3FA"/>
             <w:tcBorders>
               <w:top w:val="single" w:sz="4" w:color="BFBFBF"/>
               <w:left w:val="single" w:sz="4" w:color="BFBFBF"/>
               <w:bottom w:val="single" w:sz="4" w:color="BFBFBF"/>
               <w:right w:val="single" w:sz="4" w:color="BFBFBF"/>
             </w:tcBorders>
+            <w:shd w:val="clear" w:color="auto" w:fill="EEF3FA"/>
             <w:vAlign w:val="center"/>
           </w:tcPr>
           <w:p>
@@ -8891,13 +8891,13 @@
         <w:tc>
           <w:tcPr>
             <w:tcW w:type="dxa" w:w="1020"/>
-            <w:shd w:val="clear" w:color="auto" w:fill="EEF3FA"/>
             <w:tcBorders>
               <w:top w:val="single" w:sz="4" w:color="BFBFBF"/>
               <w:left w:val="single" w:sz="4" w:color="BFBFBF"/>
               <w:bottom w:val="single" w:sz="4" w:color="BFBFBF"/>
               <w:right w:val="single" w:sz="4" w:color="BFBFBF"/>
             </w:tcBorders>
+            <w:shd w:val="clear" w:color="auto" w:fill="EEF3FA"/>
             <w:vAlign w:val="center"/>
           </w:tcPr>
           <w:p>
@@ -9035,13 +9035,13 @@
         <w:tc>
           <w:tcPr>
             <w:tcW w:type="dxa" w:w="1928"/>
-            <w:shd w:val="clear" w:color="auto" w:fill="EEF3FA"/>
             <w:tcBorders>
               <w:top w:val="single" w:sz="4" w:color="BFBFBF"/>
               <w:left w:val="single" w:sz="4" w:color="BFBFBF"/>
               <w:bottom w:val="single" w:sz="4" w:color="BFBFBF"/>
               <w:right w:val="single" w:sz="4" w:color="BFBFBF"/>
             </w:tcBorders>
+            <w:shd w:val="clear" w:color="auto" w:fill="EEF3FA"/>
             <w:vAlign w:val="center"/>
           </w:tcPr>
           <w:p>
@@ -9062,13 +9062,13 @@
         <w:tc>
           <w:tcPr>
             <w:tcW w:type="dxa" w:w="1020"/>
-            <w:shd w:val="clear" w:color="auto" w:fill="EEF3FA"/>
             <w:tcBorders>
               <w:top w:val="single" w:sz="4" w:color="BFBFBF"/>
               <w:left w:val="single" w:sz="4" w:color="BFBFBF"/>
               <w:bottom w:val="single" w:sz="4" w:color="BFBFBF"/>
               <w:right w:val="single" w:sz="4" w:color="BFBFBF"/>
             </w:tcBorders>
+            <w:shd w:val="clear" w:color="auto" w:fill="EEF3FA"/>
             <w:vAlign w:val="center"/>
           </w:tcPr>
           <w:p>
@@ -9090,13 +9090,13 @@
         <w:tc>
           <w:tcPr>
             <w:tcW w:type="dxa" w:w="1928"/>
-            <w:shd w:val="clear" w:color="auto" w:fill="EEF3FA"/>
             <w:tcBorders>
               <w:top w:val="single" w:sz="4" w:color="BFBFBF"/>
               <w:left w:val="single" w:sz="4" w:color="BFBFBF"/>
               <w:bottom w:val="single" w:sz="4" w:color="BFBFBF"/>
               <w:right w:val="single" w:sz="4" w:color="BFBFBF"/>
             </w:tcBorders>
+            <w:shd w:val="clear" w:color="auto" w:fill="EEF3FA"/>
             <w:vAlign w:val="center"/>
           </w:tcPr>
           <w:p>
@@ -9117,13 +9117,13 @@
         <w:tc>
           <w:tcPr>
             <w:tcW w:type="dxa" w:w="1020"/>
-            <w:shd w:val="clear" w:color="auto" w:fill="EEF3FA"/>
             <w:tcBorders>
               <w:top w:val="single" w:sz="4" w:color="BFBFBF"/>
               <w:left w:val="single" w:sz="4" w:color="BFBFBF"/>
               <w:bottom w:val="single" w:sz="4" w:color="BFBFBF"/>
               <w:right w:val="single" w:sz="4" w:color="BFBFBF"/>
             </w:tcBorders>
+            <w:shd w:val="clear" w:color="auto" w:fill="EEF3FA"/>
             <w:vAlign w:val="center"/>
           </w:tcPr>
           <w:p>
@@ -9261,13 +9261,13 @@
         <w:tc>
           <w:tcPr>
             <w:tcW w:type="dxa" w:w="1928"/>
-            <w:shd w:val="clear" w:color="auto" w:fill="EEF3FA"/>
             <w:tcBorders>
               <w:top w:val="single" w:sz="4" w:color="BFBFBF"/>
               <w:left w:val="single" w:sz="4" w:color="BFBFBF"/>
               <w:bottom w:val="single" w:sz="4" w:color="BFBFBF"/>
               <w:right w:val="single" w:sz="4" w:color="BFBFBF"/>
             </w:tcBorders>
+            <w:shd w:val="clear" w:color="auto" w:fill="EEF3FA"/>
             <w:vAlign w:val="center"/>
           </w:tcPr>
           <w:p>
@@ -9288,13 +9288,13 @@
         <w:tc>
           <w:tcPr>
             <w:tcW w:type="dxa" w:w="1020"/>
-            <w:shd w:val="clear" w:color="auto" w:fill="EEF3FA"/>
             <w:tcBorders>
               <w:top w:val="single" w:sz="4" w:color="BFBFBF"/>
               <w:left w:val="single" w:sz="4" w:color="BFBFBF"/>
               <w:bottom w:val="single" w:sz="4" w:color="BFBFBF"/>
               <w:right w:val="single" w:sz="4" w:color="BFBFBF"/>
             </w:tcBorders>
+            <w:shd w:val="clear" w:color="auto" w:fill="EEF3FA"/>
             <w:vAlign w:val="center"/>
           </w:tcPr>
           <w:p>
@@ -9316,13 +9316,13 @@
         <w:tc>
           <w:tcPr>
             <w:tcW w:type="dxa" w:w="1928"/>
-            <w:shd w:val="clear" w:color="auto" w:fill="EEF3FA"/>
             <w:tcBorders>
               <w:top w:val="single" w:sz="4" w:color="BFBFBF"/>
               <w:left w:val="single" w:sz="4" w:color="BFBFBF"/>
               <w:bottom w:val="single" w:sz="4" w:color="BFBFBF"/>
               <w:right w:val="single" w:sz="4" w:color="BFBFBF"/>
             </w:tcBorders>
+            <w:shd w:val="clear" w:color="auto" w:fill="EEF3FA"/>
             <w:vAlign w:val="center"/>
           </w:tcPr>
           <w:p>
@@ -9343,13 +9343,13 @@
         <w:tc>
           <w:tcPr>
             <w:tcW w:type="dxa" w:w="1020"/>
-            <w:shd w:val="clear" w:color="auto" w:fill="EEF3FA"/>
             <w:tcBorders>
               <w:top w:val="single" w:sz="4" w:color="BFBFBF"/>
               <w:left w:val="single" w:sz="4" w:color="BFBFBF"/>
               <w:bottom w:val="single" w:sz="4" w:color="BFBFBF"/>
               <w:right w:val="single" w:sz="4" w:color="BFBFBF"/>
             </w:tcBorders>
+            <w:shd w:val="clear" w:color="auto" w:fill="EEF3FA"/>
             <w:vAlign w:val="center"/>
           </w:tcPr>
           <w:p>
@@ -9487,13 +9487,13 @@
         <w:tc>
           <w:tcPr>
             <w:tcW w:type="dxa" w:w="1928"/>
-            <w:shd w:val="clear" w:color="auto" w:fill="EEF3FA"/>
             <w:tcBorders>
               <w:top w:val="single" w:sz="4" w:color="BFBFBF"/>
               <w:left w:val="single" w:sz="4" w:color="BFBFBF"/>
               <w:bottom w:val="single" w:sz="4" w:color="BFBFBF"/>
               <w:right w:val="single" w:sz="4" w:color="BFBFBF"/>
             </w:tcBorders>
+            <w:shd w:val="clear" w:color="auto" w:fill="EEF3FA"/>
             <w:vAlign w:val="center"/>
           </w:tcPr>
           <w:p>
@@ -9513,13 +9513,13 @@
         <w:tc>
           <w:tcPr>
             <w:tcW w:type="dxa" w:w="1020"/>
-            <w:shd w:val="clear" w:color="auto" w:fill="EEF3FA"/>
             <w:tcBorders>
               <w:top w:val="single" w:sz="4" w:color="BFBFBF"/>
               <w:left w:val="single" w:sz="4" w:color="BFBFBF"/>
               <w:bottom w:val="single" w:sz="4" w:color="BFBFBF"/>
               <w:right w:val="single" w:sz="4" w:color="BFBFBF"/>
             </w:tcBorders>
+            <w:shd w:val="clear" w:color="auto" w:fill="EEF3FA"/>
             <w:vAlign w:val="center"/>
           </w:tcPr>
           <w:p>
@@ -9540,13 +9540,13 @@
         <w:tc>
           <w:tcPr>
             <w:tcW w:type="dxa" w:w="1928"/>
-            <w:shd w:val="clear" w:color="auto" w:fill="EEF3FA"/>
             <w:tcBorders>
               <w:top w:val="single" w:sz="4" w:color="BFBFBF"/>
               <w:left w:val="single" w:sz="4" w:color="BFBFBF"/>
               <w:bottom w:val="single" w:sz="4" w:color="BFBFBF"/>
               <w:right w:val="single" w:sz="4" w:color="BFBFBF"/>
             </w:tcBorders>
+            <w:shd w:val="clear" w:color="auto" w:fill="EEF3FA"/>
             <w:vAlign w:val="center"/>
           </w:tcPr>
           <w:p>
@@ -9558,13 +9558,13 @@
         <w:tc>
           <w:tcPr>
             <w:tcW w:type="dxa" w:w="1020"/>
-            <w:shd w:val="clear" w:color="auto" w:fill="EEF3FA"/>
             <w:tcBorders>
               <w:top w:val="single" w:sz="4" w:color="BFBFBF"/>
               <w:left w:val="single" w:sz="4" w:color="BFBFBF"/>
               <w:bottom w:val="single" w:sz="4" w:color="BFBFBF"/>
               <w:right w:val="single" w:sz="4" w:color="BFBFBF"/>
             </w:tcBorders>
+            <w:shd w:val="clear" w:color="auto" w:fill="EEF3FA"/>
             <w:vAlign w:val="center"/>
           </w:tcPr>
           <w:p>
@@ -9721,13 +9721,13 @@
       <w:tblPr>
         <w:tblW w:type="auto" w:w="0"/>
         <w:jc w:val="center"/>
-        <w:tblLook w:firstColumn="1" w:firstRow="1" w:lastColumn="0" w:lastRow="0" w:noHBand="0" w:noVBand="1" w:val="04A0"/>
         <w:tblCellMar>
           <w:top w:w="70" w:type="dxa"/>
           <w:left w:w="160" w:type="dxa"/>
           <w:bottom w:w="70" w:type="dxa"/>
           <w:right w:w="120" w:type="dxa"/>
         </w:tblCellMar>
+        <w:tblLook w:firstColumn="1" w:firstRow="1" w:lastColumn="0" w:lastRow="0" w:noHBand="0" w:noVBand="1" w:val="04A0"/>
       </w:tblPr>
       <w:tblGrid>
         <w:gridCol w:w="9639"/>
@@ -9739,13 +9739,13 @@
         <w:tc>
           <w:tcPr>
             <w:tcW w:type="dxa" w:w="9638"/>
-            <w:shd w:val="clear" w:color="auto" w:fill="F4F6F9"/>
             <w:tcBorders>
               <w:top w:val="nil"/>
               <w:left w:val="single" w:sz="18" w:color="7F9CC4"/>
               <w:bottom w:val="nil"/>
               <w:right w:val="nil"/>
             </w:tcBorders>
+            <w:shd w:val="clear" w:color="auto" w:fill="F4F6F9"/>
           </w:tcPr>
           <w:p>
             <w:pPr>
@@ -9859,13 +9859,13 @@
         <w:tblW w:type="auto" w:w="0"/>
         <w:jc w:val="center"/>
         <w:tblLayout w:type="fixed"/>
-        <w:tblLook w:firstColumn="1" w:firstRow="1" w:lastColumn="0" w:lastRow="0" w:noHBand="0" w:noVBand="1" w:val="04A0"/>
         <w:tblCellMar>
           <w:top w:w="45" w:type="dxa"/>
           <w:left w:w="90" w:type="dxa"/>
           <w:bottom w:w="45" w:type="dxa"/>
           <w:right w:w="90" w:type="dxa"/>
         </w:tblCellMar>
+        <w:tblLook w:firstColumn="1" w:firstRow="1" w:lastColumn="0" w:lastRow="0" w:noHBand="0" w:noVBand="1" w:val="04A0"/>
       </w:tblPr>
       <w:tblGrid>
         <w:gridCol w:w="2053"/>
@@ -9881,13 +9881,13 @@
         <w:tc>
           <w:tcPr>
             <w:tcW w:type="dxa" w:w="2054"/>
-            <w:shd w:val="clear" w:color="auto" w:fill="1F3864"/>
             <w:tcBorders>
               <w:top w:val="single" w:sz="4" w:color="BFBFBF"/>
               <w:left w:val="single" w:sz="4" w:color="BFBFBF"/>
               <w:bottom w:val="single" w:sz="4" w:color="BFBFBF"/>
               <w:right w:val="single" w:sz="4" w:color="BFBFBF"/>
             </w:tcBorders>
+            <w:shd w:val="clear" w:color="auto" w:fill="1F3864"/>
             <w:vAlign w:val="center"/>
           </w:tcPr>
           <w:p>
@@ -9909,13 +9909,13 @@
         <w:tc>
           <w:tcPr>
             <w:tcW w:type="dxa" w:w="2054"/>
-            <w:shd w:val="clear" w:color="auto" w:fill="1F3864"/>
             <w:tcBorders>
               <w:top w:val="single" w:sz="4" w:color="BFBFBF"/>
               <w:left w:val="single" w:sz="4" w:color="BFBFBF"/>
               <w:bottom w:val="single" w:sz="4" w:color="BFBFBF"/>
               <w:right w:val="single" w:sz="4" w:color="BFBFBF"/>
             </w:tcBorders>
+            <w:shd w:val="clear" w:color="auto" w:fill="1F3864"/>
             <w:vAlign w:val="center"/>
           </w:tcPr>
           <w:p>
@@ -9938,13 +9938,13 @@
         <w:tc>
           <w:tcPr>
             <w:tcW w:type="dxa" w:w="1329"/>
-            <w:shd w:val="clear" w:color="auto" w:fill="1F3864"/>
             <w:tcBorders>
               <w:top w:val="single" w:sz="4" w:color="BFBFBF"/>
               <w:left w:val="single" w:sz="4" w:color="BFBFBF"/>
               <w:bottom w:val="single" w:sz="4" w:color="BFBFBF"/>
               <w:right w:val="single" w:sz="4" w:color="BFBFBF"/>
             </w:tcBorders>
+            <w:shd w:val="clear" w:color="auto" w:fill="1F3864"/>
             <w:vAlign w:val="center"/>
           </w:tcPr>
           <w:p>
@@ -9967,13 +9967,13 @@
         <w:tc>
           <w:tcPr>
             <w:tcW w:type="dxa" w:w="846"/>
-            <w:shd w:val="clear" w:color="auto" w:fill="1F3864"/>
             <w:tcBorders>
               <w:top w:val="single" w:sz="4" w:color="BFBFBF"/>
               <w:left w:val="single" w:sz="4" w:color="BFBFBF"/>
               <w:bottom w:val="single" w:sz="4" w:color="BFBFBF"/>
               <w:right w:val="single" w:sz="4" w:color="BFBFBF"/>
             </w:tcBorders>
+            <w:shd w:val="clear" w:color="auto" w:fill="1F3864"/>
             <w:vAlign w:val="center"/>
           </w:tcPr>
           <w:p>
@@ -10113,13 +10113,13 @@
         <w:tc>
           <w:tcPr>
             <w:tcW w:type="dxa" w:w="2054"/>
-            <w:shd w:val="clear" w:color="auto" w:fill="EEF3FA"/>
             <w:tcBorders>
               <w:top w:val="single" w:sz="4" w:color="BFBFBF"/>
               <w:left w:val="single" w:sz="4" w:color="BFBFBF"/>
               <w:bottom w:val="single" w:sz="4" w:color="BFBFBF"/>
               <w:right w:val="single" w:sz="4" w:color="BFBFBF"/>
             </w:tcBorders>
+            <w:shd w:val="clear" w:color="auto" w:fill="EEF3FA"/>
             <w:vAlign w:val="center"/>
           </w:tcPr>
           <w:p>
@@ -10140,13 +10140,13 @@
         <w:tc>
           <w:tcPr>
             <w:tcW w:type="dxa" w:w="2054"/>
-            <w:shd w:val="clear" w:color="auto" w:fill="EEF3FA"/>
             <w:tcBorders>
               <w:top w:val="single" w:sz="4" w:color="BFBFBF"/>
               <w:left w:val="single" w:sz="4" w:color="BFBFBF"/>
               <w:bottom w:val="single" w:sz="4" w:color="BFBFBF"/>
               <w:right w:val="single" w:sz="4" w:color="BFBFBF"/>
             </w:tcBorders>
+            <w:shd w:val="clear" w:color="auto" w:fill="EEF3FA"/>
             <w:vAlign w:val="center"/>
           </w:tcPr>
           <w:p>
@@ -10168,13 +10168,13 @@
         <w:tc>
           <w:tcPr>
             <w:tcW w:type="dxa" w:w="1329"/>
-            <w:shd w:val="clear" w:color="auto" w:fill="EEF3FA"/>
             <w:tcBorders>
               <w:top w:val="single" w:sz="4" w:color="BFBFBF"/>
               <w:left w:val="single" w:sz="4" w:color="BFBFBF"/>
               <w:bottom w:val="single" w:sz="4" w:color="BFBFBF"/>
               <w:right w:val="single" w:sz="4" w:color="BFBFBF"/>
             </w:tcBorders>
+            <w:shd w:val="clear" w:color="auto" w:fill="EEF3FA"/>
             <w:vAlign w:val="center"/>
           </w:tcPr>
           <w:p>
@@ -10196,13 +10196,13 @@
         <w:tc>
           <w:tcPr>
             <w:tcW w:type="dxa" w:w="846"/>
-            <w:shd w:val="clear" w:color="auto" w:fill="EEF3FA"/>
             <w:tcBorders>
               <w:top w:val="single" w:sz="4" w:color="BFBFBF"/>
               <w:left w:val="single" w:sz="4" w:color="BFBFBF"/>
               <w:bottom w:val="single" w:sz="4" w:color="BFBFBF"/>
               <w:right w:val="single" w:sz="4" w:color="BFBFBF"/>
             </w:tcBorders>
+            <w:shd w:val="clear" w:color="auto" w:fill="EEF3FA"/>
             <w:vAlign w:val="center"/>
           </w:tcPr>
           <w:p>
@@ -10340,13 +10340,13 @@
       <w:tblPr>
         <w:tblW w:type="auto" w:w="0"/>
         <w:jc w:val="center"/>
-        <w:tblLook w:firstColumn="1" w:firstRow="1" w:lastColumn="0" w:lastRow="0" w:noHBand="0" w:noVBand="1" w:val="04A0"/>
         <w:tblCellMar>
           <w:top w:w="70" w:type="dxa"/>
           <w:left w:w="160" w:type="dxa"/>
           <w:bottom w:w="70" w:type="dxa"/>
           <w:right w:w="120" w:type="dxa"/>
         </w:tblCellMar>
+        <w:tblLook w:firstColumn="1" w:firstRow="1" w:lastColumn="0" w:lastRow="0" w:noHBand="0" w:noVBand="1" w:val="04A0"/>
       </w:tblPr>
       <w:tblGrid>
         <w:gridCol w:w="9639"/>
@@ -10358,13 +10358,13 @@
         <w:tc>
           <w:tcPr>
             <w:tcW w:type="dxa" w:w="9638"/>
-            <w:shd w:val="clear" w:color="auto" w:fill="F4F6F9"/>
             <w:tcBorders>
               <w:top w:val="nil"/>
               <w:left w:val="single" w:sz="18" w:color="7F9CC4"/>
               <w:bottom w:val="nil"/>
               <w:right w:val="nil"/>
             </w:tcBorders>
+            <w:shd w:val="clear" w:color="auto" w:fill="F4F6F9"/>
           </w:tcPr>
           <w:p>
             <w:pPr>
@@ -10575,13 +10575,13 @@
         <w:tblW w:type="auto" w:w="0"/>
         <w:jc w:val="center"/>
         <w:tblLayout w:type="fixed"/>
-        <w:tblLook w:firstColumn="1" w:firstRow="1" w:lastColumn="0" w:lastRow="0" w:noHBand="0" w:noVBand="1" w:val="04A0"/>
         <w:tblCellMar>
           <w:top w:w="45" w:type="dxa"/>
           <w:left w:w="90" w:type="dxa"/>
           <w:bottom w:w="45" w:type="dxa"/>
           <w:right w:w="90" w:type="dxa"/>
         </w:tblCellMar>
+        <w:tblLook w:firstColumn="1" w:firstRow="1" w:lastColumn="0" w:lastRow="0" w:noHBand="0" w:noVBand="1" w:val="04A0"/>
       </w:tblPr>
       <w:tblGrid>
         <w:gridCol w:w="1984"/>
@@ -10596,13 +10596,13 @@
         <w:tc>
           <w:tcPr>
             <w:tcW w:type="dxa" w:w="1984"/>
-            <w:shd w:val="clear" w:color="auto" w:fill="1F3864"/>
             <w:tcBorders>
               <w:top w:val="single" w:sz="4" w:color="BFBFBF"/>
               <w:left w:val="single" w:sz="4" w:color="BFBFBF"/>
               <w:bottom w:val="single" w:sz="4" w:color="BFBFBF"/>
               <w:right w:val="single" w:sz="4" w:color="BFBFBF"/>
             </w:tcBorders>
+            <w:shd w:val="clear" w:color="auto" w:fill="1F3864"/>
             <w:vAlign w:val="center"/>
           </w:tcPr>
           <w:p>
@@ -10624,13 +10624,13 @@
         <w:tc>
           <w:tcPr>
             <w:tcW w:type="dxa" w:w="2608"/>
-            <w:shd w:val="clear" w:color="auto" w:fill="1F3864"/>
             <w:tcBorders>
               <w:top w:val="single" w:sz="4" w:color="BFBFBF"/>
               <w:left w:val="single" w:sz="4" w:color="BFBFBF"/>
               <w:bottom w:val="single" w:sz="4" w:color="BFBFBF"/>
               <w:right w:val="single" w:sz="4" w:color="BFBFBF"/>
             </w:tcBorders>
+            <w:shd w:val="clear" w:color="auto" w:fill="1F3864"/>
             <w:vAlign w:val="center"/>
           </w:tcPr>
           <w:p>
@@ -10652,13 +10652,13 @@
         <w:tc>
           <w:tcPr>
             <w:tcW w:type="dxa" w:w="5046"/>
-            <w:shd w:val="clear" w:color="auto" w:fill="1F3864"/>
             <w:tcBorders>
               <w:top w:val="single" w:sz="4" w:color="BFBFBF"/>
               <w:left w:val="single" w:sz="4" w:color="BFBFBF"/>
               <w:bottom w:val="single" w:sz="4" w:color="BFBFBF"/>
               <w:right w:val="single" w:sz="4" w:color="BFBFBF"/>
             </w:tcBorders>
+            <w:shd w:val="clear" w:color="auto" w:fill="1F3864"/>
             <w:vAlign w:val="center"/>
           </w:tcPr>
           <w:p>
@@ -10768,13 +10768,13 @@
         <w:tc>
           <w:tcPr>
             <w:tcW w:type="dxa" w:w="1984"/>
-            <w:shd w:val="clear" w:color="auto" w:fill="EEF3FA"/>
             <w:tcBorders>
               <w:top w:val="single" w:sz="4" w:color="BFBFBF"/>
               <w:left w:val="single" w:sz="4" w:color="BFBFBF"/>
               <w:bottom w:val="single" w:sz="4" w:color="BFBFBF"/>
               <w:right w:val="single" w:sz="4" w:color="BFBFBF"/>
             </w:tcBorders>
+            <w:shd w:val="clear" w:color="auto" w:fill="EEF3FA"/>
             <w:vAlign w:val="center"/>
           </w:tcPr>
           <w:p>
@@ -10795,13 +10795,13 @@
         <w:tc>
           <w:tcPr>
             <w:tcW w:type="dxa" w:w="2608"/>
-            <w:shd w:val="clear" w:color="auto" w:fill="EEF3FA"/>
             <w:tcBorders>
               <w:top w:val="single" w:sz="4" w:color="BFBFBF"/>
               <w:left w:val="single" w:sz="4" w:color="BFBFBF"/>
               <w:bottom w:val="single" w:sz="4" w:color="BFBFBF"/>
               <w:right w:val="single" w:sz="4" w:color="BFBFBF"/>
             </w:tcBorders>
+            <w:shd w:val="clear" w:color="auto" w:fill="EEF3FA"/>
             <w:vAlign w:val="center"/>
           </w:tcPr>
           <w:p>
@@ -10822,13 +10822,13 @@
         <w:tc>
           <w:tcPr>
             <w:tcW w:type="dxa" w:w="5046"/>
-            <w:shd w:val="clear" w:color="auto" w:fill="EEF3FA"/>
             <w:tcBorders>
               <w:top w:val="single" w:sz="4" w:color="BFBFBF"/>
               <w:left w:val="single" w:sz="4" w:color="BFBFBF"/>
               <w:bottom w:val="single" w:sz="4" w:color="BFBFBF"/>
               <w:right w:val="single" w:sz="4" w:color="BFBFBF"/>
             </w:tcBorders>
+            <w:shd w:val="clear" w:color="auto" w:fill="EEF3FA"/>
             <w:vAlign w:val="center"/>
           </w:tcPr>
           <w:p>
@@ -10986,13 +10986,13 @@
       <w:tblPr>
         <w:tblW w:type="auto" w:w="0"/>
         <w:jc w:val="center"/>
-        <w:tblLook w:firstColumn="1" w:firstRow="1" w:lastColumn="0" w:lastRow="0" w:noHBand="0" w:noVBand="1" w:val="04A0"/>
         <w:tblCellMar>
           <w:top w:w="90" w:type="dxa"/>
           <w:left w:w="160" w:type="dxa"/>
           <w:bottom w:w="90" w:type="dxa"/>
           <w:right w:w="140" w:type="dxa"/>
         </w:tblCellMar>
+        <w:tblLook w:firstColumn="1" w:firstRow="1" w:lastColumn="0" w:lastRow="0" w:noHBand="0" w:noVBand="1" w:val="04A0"/>
       </w:tblPr>
       <w:tblGrid>
         <w:gridCol w:w="9639"/>
@@ -11004,13 +11004,13 @@
         <w:tc>
           <w:tcPr>
             <w:tcW w:type="dxa" w:w="9638"/>
-            <w:shd w:val="clear" w:color="auto" w:fill="EAF4EA"/>
             <w:tcBorders>
               <w:top w:val="nil"/>
               <w:left w:val="single" w:sz="24" w:color="38761D"/>
               <w:bottom w:val="nil"/>
               <w:right w:val="nil"/>
             </w:tcBorders>
+            <w:shd w:val="clear" w:color="auto" w:fill="EAF4EA"/>
           </w:tcPr>
           <w:p>
             <w:pPr>
@@ -11281,13 +11281,13 @@
       <w:tblPr>
         <w:tblW w:type="auto" w:w="0"/>
         <w:jc w:val="center"/>
-        <w:tblLook w:firstColumn="1" w:firstRow="1" w:lastColumn="0" w:lastRow="0" w:noHBand="0" w:noVBand="1" w:val="04A0"/>
         <w:tblCellMar>
           <w:top w:w="90" w:type="dxa"/>
           <w:left w:w="160" w:type="dxa"/>
           <w:bottom w:w="90" w:type="dxa"/>
           <w:right w:w="140" w:type="dxa"/>
         </w:tblCellMar>
+        <w:tblLook w:firstColumn="1" w:firstRow="1" w:lastColumn="0" w:lastRow="0" w:noHBand="0" w:noVBand="1" w:val="04A0"/>
       </w:tblPr>
       <w:tblGrid>
         <w:gridCol w:w="9639"/>
@@ -11299,13 +11299,13 @@
         <w:tc>
           <w:tcPr>
             <w:tcW w:type="dxa" w:w="9638"/>
-            <w:shd w:val="clear" w:color="auto" w:fill="FFF7E6"/>
             <w:tcBorders>
               <w:top w:val="nil"/>
               <w:left w:val="single" w:sz="24" w:color="C58B00"/>
               <w:bottom w:val="nil"/>
               <w:right w:val="nil"/>
             </w:tcBorders>
+            <w:shd w:val="clear" w:color="auto" w:fill="FFF7E6"/>
           </w:tcPr>
           <w:p>
             <w:pPr>
@@ -11493,13 +11493,13 @@
       <w:tblPr>
         <w:tblW w:type="auto" w:w="0"/>
         <w:jc w:val="center"/>
-        <w:tblLook w:firstColumn="1" w:firstRow="1" w:lastColumn="0" w:lastRow="0" w:noHBand="0" w:noVBand="1" w:val="04A0"/>
         <w:tblCellMar>
           <w:top w:w="90" w:type="dxa"/>
           <w:left w:w="160" w:type="dxa"/>
           <w:bottom w:w="90" w:type="dxa"/>
           <w:right w:w="140" w:type="dxa"/>
         </w:tblCellMar>
+        <w:tblLook w:firstColumn="1" w:firstRow="1" w:lastColumn="0" w:lastRow="0" w:noHBand="0" w:noVBand="1" w:val="04A0"/>
       </w:tblPr>
       <w:tblGrid>
         <w:gridCol w:w="9639"/>
@@ -11511,13 +11511,13 @@
         <w:tc>
           <w:tcPr>
             <w:tcW w:type="dxa" w:w="9638"/>
-            <w:shd w:val="clear" w:color="auto" w:fill="EEF3FA"/>
             <w:tcBorders>
               <w:top w:val="nil"/>
               <w:left w:val="single" w:sz="24" w:color="2E75B6"/>
               <w:bottom w:val="nil"/>
               <w:right w:val="nil"/>
             </w:tcBorders>
+            <w:shd w:val="clear" w:color="auto" w:fill="EEF3FA"/>
           </w:tcPr>
           <w:p>
             <w:pPr>
@@ -11669,13 +11669,13 @@
         <w:tblW w:type="auto" w:w="0"/>
         <w:jc w:val="center"/>
         <w:tblLayout w:type="fixed"/>
-        <w:tblLook w:firstColumn="1" w:firstRow="1" w:lastColumn="0" w:lastRow="0" w:noHBand="0" w:noVBand="1" w:val="04A0"/>
         <w:tblCellMar>
           <w:top w:w="45" w:type="dxa"/>
           <w:left w:w="90" w:type="dxa"/>
           <w:bottom w:w="45" w:type="dxa"/>
           <w:right w:w="90" w:type="dxa"/>
         </w:tblCellMar>
+        <w:tblLook w:firstColumn="1" w:firstRow="1" w:lastColumn="0" w:lastRow="0" w:noHBand="0" w:noVBand="1" w:val="04A0"/>
       </w:tblPr>
       <w:tblGrid>
         <w:gridCol w:w="3061"/>
@@ -11690,13 +11690,13 @@
         <w:tc>
           <w:tcPr>
             <w:tcW w:type="dxa" w:w="3061"/>
-            <w:shd w:val="clear" w:color="auto" w:fill="1F3864"/>
             <w:tcBorders>
               <w:top w:val="single" w:sz="4" w:color="BFBFBF"/>
               <w:left w:val="single" w:sz="4" w:color="BFBFBF"/>
               <w:bottom w:val="single" w:sz="4" w:color="BFBFBF"/>
               <w:right w:val="single" w:sz="4" w:color="BFBFBF"/>
             </w:tcBorders>
+            <w:shd w:val="clear" w:color="auto" w:fill="1F3864"/>
             <w:vAlign w:val="center"/>
           </w:tcPr>
           <w:p>
@@ -11718,13 +11718,13 @@
         <w:tc>
           <w:tcPr>
             <w:tcW w:type="dxa" w:w="2494"/>
-            <w:shd w:val="clear" w:color="auto" w:fill="1F3864"/>
             <w:tcBorders>
               <w:top w:val="single" w:sz="4" w:color="BFBFBF"/>
               <w:left w:val="single" w:sz="4" w:color="BFBFBF"/>
               <w:bottom w:val="single" w:sz="4" w:color="BFBFBF"/>
               <w:right w:val="single" w:sz="4" w:color="BFBFBF"/>
             </w:tcBorders>
+            <w:shd w:val="clear" w:color="auto" w:fill="1F3864"/>
             <w:vAlign w:val="center"/>
           </w:tcPr>
           <w:p>
@@ -11746,13 +11746,13 @@
         <w:tc>
           <w:tcPr>
             <w:tcW w:type="dxa" w:w="4082"/>
-            <w:shd w:val="clear" w:color="auto" w:fill="1F3864"/>
             <w:tcBorders>
               <w:top w:val="single" w:sz="4" w:color="BFBFBF"/>
               <w:left w:val="single" w:sz="4" w:color="BFBFBF"/>
               <w:bottom w:val="single" w:sz="4" w:color="BFBFBF"/>
               <w:right w:val="single" w:sz="4" w:color="BFBFBF"/>
             </w:tcBorders>
+            <w:shd w:val="clear" w:color="auto" w:fill="1F3864"/>
             <w:vAlign w:val="center"/>
           </w:tcPr>
           <w:p>
@@ -11872,13 +11872,13 @@
         <w:tc>
           <w:tcPr>
             <w:tcW w:type="dxa" w:w="3061"/>
-            <w:shd w:val="clear" w:color="auto" w:fill="EEF3FA"/>
             <w:tcBorders>
               <w:top w:val="single" w:sz="4" w:color="BFBFBF"/>
               <w:left w:val="single" w:sz="4" w:color="BFBFBF"/>
               <w:bottom w:val="single" w:sz="4" w:color="BFBFBF"/>
               <w:right w:val="single" w:sz="4" w:color="BFBFBF"/>
             </w:tcBorders>
+            <w:shd w:val="clear" w:color="auto" w:fill="EEF3FA"/>
             <w:vAlign w:val="center"/>
           </w:tcPr>
           <w:p>
@@ -11899,13 +11899,13 @@
         <w:tc>
           <w:tcPr>
             <w:tcW w:type="dxa" w:w="2494"/>
-            <w:shd w:val="clear" w:color="auto" w:fill="EEF3FA"/>
             <w:tcBorders>
               <w:top w:val="single" w:sz="4" w:color="BFBFBF"/>
               <w:left w:val="single" w:sz="4" w:color="BFBFBF"/>
               <w:bottom w:val="single" w:sz="4" w:color="BFBFBF"/>
               <w:right w:val="single" w:sz="4" w:color="BFBFBF"/>
             </w:tcBorders>
+            <w:shd w:val="clear" w:color="auto" w:fill="EEF3FA"/>
             <w:vAlign w:val="center"/>
           </w:tcPr>
           <w:p>
@@ -11926,13 +11926,13 @@
         <w:tc>
           <w:tcPr>
             <w:tcW w:type="dxa" w:w="4082"/>
-            <w:shd w:val="clear" w:color="auto" w:fill="EEF3FA"/>
             <w:tcBorders>
               <w:top w:val="single" w:sz="4" w:color="BFBFBF"/>
               <w:left w:val="single" w:sz="4" w:color="BFBFBF"/>
               <w:bottom w:val="single" w:sz="4" w:color="BFBFBF"/>
               <w:right w:val="single" w:sz="4" w:color="BFBFBF"/>
             </w:tcBorders>
+            <w:shd w:val="clear" w:color="auto" w:fill="EEF3FA"/>
             <w:vAlign w:val="center"/>
           </w:tcPr>
           <w:p>
@@ -12063,13 +12063,13 @@
         <w:tc>
           <w:tcPr>
             <w:tcW w:type="dxa" w:w="3061"/>
-            <w:shd w:val="clear" w:color="auto" w:fill="EEF3FA"/>
             <w:tcBorders>
               <w:top w:val="single" w:sz="4" w:color="BFBFBF"/>
               <w:left w:val="single" w:sz="4" w:color="BFBFBF"/>
               <w:bottom w:val="single" w:sz="4" w:color="BFBFBF"/>
               <w:right w:val="single" w:sz="4" w:color="BFBFBF"/>
             </w:tcBorders>
+            <w:shd w:val="clear" w:color="auto" w:fill="EEF3FA"/>
             <w:vAlign w:val="center"/>
           </w:tcPr>
           <w:p>
@@ -12090,13 +12090,13 @@
         <w:tc>
           <w:tcPr>
             <w:tcW w:type="dxa" w:w="2494"/>
-            <w:shd w:val="clear" w:color="auto" w:fill="EEF3FA"/>
             <w:tcBorders>
               <w:top w:val="single" w:sz="4" w:color="BFBFBF"/>
               <w:left w:val="single" w:sz="4" w:color="BFBFBF"/>
               <w:bottom w:val="single" w:sz="4" w:color="BFBFBF"/>
               <w:right w:val="single" w:sz="4" w:color="BFBFBF"/>
             </w:tcBorders>
+            <w:shd w:val="clear" w:color="auto" w:fill="EEF3FA"/>
             <w:vAlign w:val="center"/>
           </w:tcPr>
           <w:p>
@@ -12117,13 +12117,13 @@
         <w:tc>
           <w:tcPr>
             <w:tcW w:type="dxa" w:w="4082"/>
-            <w:shd w:val="clear" w:color="auto" w:fill="EEF3FA"/>
             <w:tcBorders>
               <w:top w:val="single" w:sz="4" w:color="BFBFBF"/>
               <w:left w:val="single" w:sz="4" w:color="BFBFBF"/>
               <w:bottom w:val="single" w:sz="4" w:color="BFBFBF"/>
               <w:right w:val="single" w:sz="4" w:color="BFBFBF"/>
             </w:tcBorders>
+            <w:shd w:val="clear" w:color="auto" w:fill="EEF3FA"/>
             <w:vAlign w:val="center"/>
           </w:tcPr>
           <w:p>
@@ -12308,13 +12308,13 @@
       <w:tblPr>
         <w:tblW w:type="auto" w:w="0"/>
         <w:jc w:val="center"/>
-        <w:tblLook w:firstColumn="1" w:firstRow="1" w:lastColumn="0" w:lastRow="0" w:noHBand="0" w:noVBand="1" w:val="04A0"/>
         <w:tblCellMar>
           <w:top w:w="70" w:type="dxa"/>
           <w:left w:w="160" w:type="dxa"/>
           <w:bottom w:w="70" w:type="dxa"/>
           <w:right w:w="120" w:type="dxa"/>
         </w:tblCellMar>
+        <w:tblLook w:firstColumn="1" w:firstRow="1" w:lastColumn="0" w:lastRow="0" w:noHBand="0" w:noVBand="1" w:val="04A0"/>
       </w:tblPr>
       <w:tblGrid>
         <w:gridCol w:w="9639"/>
@@ -12326,13 +12326,13 @@
         <w:tc>
           <w:tcPr>
             <w:tcW w:type="dxa" w:w="9638"/>
-            <w:shd w:val="clear" w:color="auto" w:fill="F4F6F9"/>
             <w:tcBorders>
               <w:top w:val="nil"/>
               <w:left w:val="single" w:sz="18" w:color="7F9CC4"/>
               <w:bottom w:val="nil"/>
               <w:right w:val="nil"/>
             </w:tcBorders>
+            <w:shd w:val="clear" w:color="auto" w:fill="F4F6F9"/>
           </w:tcPr>
           <w:p>
             <w:pPr>
@@ -12389,13 +12389,13 @@
       <w:tblPr>
         <w:tblW w:type="auto" w:w="0"/>
         <w:jc w:val="center"/>
-        <w:tblLook w:firstColumn="1" w:firstRow="1" w:lastColumn="0" w:lastRow="0" w:noHBand="0" w:noVBand="1" w:val="04A0"/>
         <w:tblCellMar>
           <w:top w:w="70" w:type="dxa"/>
           <w:left w:w="160" w:type="dxa"/>
           <w:bottom w:w="70" w:type="dxa"/>
           <w:right w:w="120" w:type="dxa"/>
         </w:tblCellMar>
+        <w:tblLook w:firstColumn="1" w:firstRow="1" w:lastColumn="0" w:lastRow="0" w:noHBand="0" w:noVBand="1" w:val="04A0"/>
       </w:tblPr>
       <w:tblGrid>
         <w:gridCol w:w="9639"/>
@@ -12407,13 +12407,13 @@
         <w:tc>
           <w:tcPr>
             <w:tcW w:type="dxa" w:w="9638"/>
-            <w:shd w:val="clear" w:color="auto" w:fill="FFFFFF"/>
             <w:tcBorders>
               <w:top w:val="nil"/>
               <w:left w:val="single" w:sz="18" w:color="BFBFBF"/>
               <w:bottom w:val="nil"/>
               <w:right w:val="nil"/>
             </w:tcBorders>
+            <w:shd w:val="clear" w:color="auto" w:fill="FFFFFF"/>
           </w:tcPr>
           <w:p>
             <w:pPr>
@@ -12725,13 +12725,13 @@
       <w:tblPr>
         <w:tblW w:type="auto" w:w="0"/>
         <w:jc w:val="center"/>
-        <w:tblLook w:firstColumn="1" w:firstRow="1" w:lastColumn="0" w:lastRow="0" w:noHBand="0" w:noVBand="1" w:val="04A0"/>
         <w:tblCellMar>
           <w:top w:w="70" w:type="dxa"/>
           <w:left w:w="160" w:type="dxa"/>
           <w:bottom w:w="70" w:type="dxa"/>
           <w:right w:w="120" w:type="dxa"/>
         </w:tblCellMar>
+        <w:tblLook w:firstColumn="1" w:firstRow="1" w:lastColumn="0" w:lastRow="0" w:noHBand="0" w:noVBand="1" w:val="04A0"/>
       </w:tblPr>
       <w:tblGrid>
         <w:gridCol w:w="9639"/>
@@ -12743,13 +12743,13 @@
         <w:tc>
           <w:tcPr>
             <w:tcW w:type="dxa" w:w="9638"/>
-            <w:shd w:val="clear" w:color="auto" w:fill="F4F6F9"/>
             <w:tcBorders>
               <w:top w:val="nil"/>
               <w:left w:val="single" w:sz="18" w:color="7F9CC4"/>
               <w:bottom w:val="nil"/>
               <w:right w:val="nil"/>
             </w:tcBorders>
+            <w:shd w:val="clear" w:color="auto" w:fill="F4F6F9"/>
           </w:tcPr>
           <w:p>
             <w:pPr>
@@ -12862,13 +12862,13 @@
       <w:tblPr>
         <w:tblW w:type="auto" w:w="0"/>
         <w:jc w:val="center"/>
-        <w:tblLook w:firstColumn="1" w:firstRow="1" w:lastColumn="0" w:lastRow="0" w:noHBand="0" w:noVBand="1" w:val="04A0"/>
         <w:tblCellMar>
           <w:top w:w="70" w:type="dxa"/>
           <w:left w:w="160" w:type="dxa"/>
           <w:bottom w:w="70" w:type="dxa"/>
           <w:right w:w="120" w:type="dxa"/>
         </w:tblCellMar>
+        <w:tblLook w:firstColumn="1" w:firstRow="1" w:lastColumn="0" w:lastRow="0" w:noHBand="0" w:noVBand="1" w:val="04A0"/>
       </w:tblPr>
       <w:tblGrid>
         <w:gridCol w:w="9639"/>
@@ -12880,13 +12880,13 @@
         <w:tc>
           <w:tcPr>
             <w:tcW w:type="dxa" w:w="9638"/>
-            <w:shd w:val="clear" w:color="auto" w:fill="FFFFFF"/>
             <w:tcBorders>
               <w:top w:val="nil"/>
               <w:left w:val="single" w:sz="18" w:color="BFBFBF"/>
               <w:bottom w:val="nil"/>
               <w:right w:val="nil"/>
             </w:tcBorders>
+            <w:shd w:val="clear" w:color="auto" w:fill="FFFFFF"/>
           </w:tcPr>
           <w:p>
             <w:pPr>
@@ -12914,13 +12914,13 @@
       <w:tblPr>
         <w:tblW w:type="auto" w:w="0"/>
         <w:jc w:val="center"/>
-        <w:tblLook w:firstColumn="1" w:firstRow="1" w:lastColumn="0" w:lastRow="0" w:noHBand="0" w:noVBand="1" w:val="04A0"/>
         <w:tblCellMar>
           <w:top w:w="70" w:type="dxa"/>
           <w:left w:w="160" w:type="dxa"/>
           <w:bottom w:w="70" w:type="dxa"/>
           <w:right w:w="120" w:type="dxa"/>
         </w:tblCellMar>
+        <w:tblLook w:firstColumn="1" w:firstRow="1" w:lastColumn="0" w:lastRow="0" w:noHBand="0" w:noVBand="1" w:val="04A0"/>
       </w:tblPr>
       <w:tblGrid>
         <w:gridCol w:w="9639"/>
@@ -12932,13 +12932,13 @@
         <w:tc>
           <w:tcPr>
             <w:tcW w:type="dxa" w:w="9638"/>
-            <w:shd w:val="clear" w:color="auto" w:fill="FFFFFF"/>
             <w:tcBorders>
               <w:top w:val="nil"/>
               <w:left w:val="single" w:sz="18" w:color="BFBFBF"/>
               <w:bottom w:val="nil"/>
               <w:right w:val="nil"/>
             </w:tcBorders>
+            <w:shd w:val="clear" w:color="auto" w:fill="FFFFFF"/>
           </w:tcPr>
           <w:p>
             <w:pPr>
@@ -13164,13 +13164,13 @@
       <w:tblPr>
         <w:tblW w:type="auto" w:w="0"/>
         <w:jc w:val="center"/>
-        <w:tblLook w:firstColumn="1" w:firstRow="1" w:lastColumn="0" w:lastRow="0" w:noHBand="0" w:noVBand="1" w:val="04A0"/>
         <w:tblCellMar>
           <w:top w:w="70" w:type="dxa"/>
           <w:left w:w="160" w:type="dxa"/>
           <w:bottom w:w="70" w:type="dxa"/>
           <w:right w:w="120" w:type="dxa"/>
         </w:tblCellMar>
+        <w:tblLook w:firstColumn="1" w:firstRow="1" w:lastColumn="0" w:lastRow="0" w:noHBand="0" w:noVBand="1" w:val="04A0"/>
       </w:tblPr>
       <w:tblGrid>
         <w:gridCol w:w="9639"/>
@@ -13182,13 +13182,13 @@
         <w:tc>
           <w:tcPr>
             <w:tcW w:type="dxa" w:w="9638"/>
-            <w:shd w:val="clear" w:color="auto" w:fill="F4F6F9"/>
             <w:tcBorders>
               <w:top w:val="nil"/>
               <w:left w:val="single" w:sz="18" w:color="7F9CC4"/>
               <w:bottom w:val="nil"/>
               <w:right w:val="nil"/>
             </w:tcBorders>
+            <w:shd w:val="clear" w:color="auto" w:fill="F4F6F9"/>
           </w:tcPr>
           <w:p>
             <w:pPr>
@@ -13246,13 +13246,13 @@
         <w:tblW w:type="auto" w:w="0"/>
         <w:jc w:val="center"/>
         <w:tblLayout w:type="fixed"/>
-        <w:tblLook w:firstColumn="1" w:firstRow="1" w:lastColumn="0" w:lastRow="0" w:noHBand="0" w:noVBand="1" w:val="04A0"/>
         <w:tblCellMar>
           <w:top w:w="45" w:type="dxa"/>
           <w:left w:w="90" w:type="dxa"/>
           <w:bottom w:w="45" w:type="dxa"/>
           <w:right w:w="90" w:type="dxa"/>
         </w:tblCellMar>
+        <w:tblLook w:firstColumn="1" w:firstRow="1" w:lastColumn="0" w:lastRow="0" w:noHBand="0" w:noVBand="1" w:val="04A0"/>
       </w:tblPr>
       <w:tblGrid>
         <w:gridCol w:w="1477"/>
@@ -13266,13 +13266,13 @@
         <w:tc>
           <w:tcPr>
             <w:tcW w:type="dxa" w:w="1477"/>
-            <w:shd w:val="clear" w:color="auto" w:fill="1F3864"/>
             <w:tcBorders>
               <w:top w:val="single" w:sz="4" w:color="BFBFBF"/>
               <w:left w:val="single" w:sz="4" w:color="BFBFBF"/>
               <w:bottom w:val="single" w:sz="4" w:color="BFBFBF"/>
               <w:right w:val="single" w:sz="4" w:color="BFBFBF"/>
             </w:tcBorders>
+            <w:shd w:val="clear" w:color="auto" w:fill="1F3864"/>
             <w:vAlign w:val="center"/>
           </w:tcPr>
           <w:p>
@@ -13294,13 +13294,13 @@
         <w:tc>
           <w:tcPr>
             <w:tcW w:type="dxa" w:w="1034"/>
-            <w:shd w:val="clear" w:color="auto" w:fill="1F3864"/>
             <w:tcBorders>
               <w:top w:val="single" w:sz="4" w:color="BFBFBF"/>
               <w:left w:val="single" w:sz="4" w:color="BFBFBF"/>
               <w:bottom w:val="single" w:sz="4" w:color="BFBFBF"/>
               <w:right w:val="single" w:sz="4" w:color="BFBFBF"/>
             </w:tcBorders>
+            <w:shd w:val="clear" w:color="auto" w:fill="1F3864"/>
             <w:vAlign w:val="center"/>
           </w:tcPr>
           <w:p>
@@ -13386,13 +13386,13 @@
         <w:tc>
           <w:tcPr>
             <w:tcW w:type="dxa" w:w="1477"/>
-            <w:shd w:val="clear" w:color="auto" w:fill="EEF3FA"/>
             <w:tcBorders>
               <w:top w:val="single" w:sz="4" w:color="BFBFBF"/>
               <w:left w:val="single" w:sz="4" w:color="BFBFBF"/>
               <w:bottom w:val="single" w:sz="4" w:color="BFBFBF"/>
               <w:right w:val="single" w:sz="4" w:color="BFBFBF"/>
             </w:tcBorders>
+            <w:shd w:val="clear" w:color="auto" w:fill="EEF3FA"/>
             <w:vAlign w:val="center"/>
           </w:tcPr>
           <w:p>
@@ -13413,13 +13413,13 @@
         <w:tc>
           <w:tcPr>
             <w:tcW w:type="dxa" w:w="1034"/>
-            <w:shd w:val="clear" w:color="auto" w:fill="EEF3FA"/>
             <w:tcBorders>
               <w:top w:val="single" w:sz="4" w:color="BFBFBF"/>
               <w:left w:val="single" w:sz="4" w:color="BFBFBF"/>
               <w:bottom w:val="single" w:sz="4" w:color="BFBFBF"/>
               <w:right w:val="single" w:sz="4" w:color="BFBFBF"/>
             </w:tcBorders>
+            <w:shd w:val="clear" w:color="auto" w:fill="EEF3FA"/>
             <w:vAlign w:val="center"/>
           </w:tcPr>
           <w:p>
@@ -13504,13 +13504,13 @@
         <w:tc>
           <w:tcPr>
             <w:tcW w:type="dxa" w:w="1477"/>
-            <w:shd w:val="clear" w:color="auto" w:fill="EEF3FA"/>
             <w:tcBorders>
               <w:top w:val="single" w:sz="4" w:color="BFBFBF"/>
               <w:left w:val="single" w:sz="4" w:color="BFBFBF"/>
               <w:bottom w:val="single" w:sz="4" w:color="BFBFBF"/>
               <w:right w:val="single" w:sz="4" w:color="BFBFBF"/>
             </w:tcBorders>
+            <w:shd w:val="clear" w:color="auto" w:fill="EEF3FA"/>
             <w:vAlign w:val="center"/>
           </w:tcPr>
           <w:p>
@@ -13531,13 +13531,13 @@
         <w:tc>
           <w:tcPr>
             <w:tcW w:type="dxa" w:w="1034"/>
-            <w:shd w:val="clear" w:color="auto" w:fill="EEF3FA"/>
             <w:tcBorders>
               <w:top w:val="single" w:sz="4" w:color="BFBFBF"/>
               <w:left w:val="single" w:sz="4" w:color="BFBFBF"/>
               <w:bottom w:val="single" w:sz="4" w:color="BFBFBF"/>
               <w:right w:val="single" w:sz="4" w:color="BFBFBF"/>
             </w:tcBorders>
+            <w:shd w:val="clear" w:color="auto" w:fill="EEF3FA"/>
             <w:vAlign w:val="center"/>
           </w:tcPr>
           <w:p>
@@ -13622,13 +13622,13 @@
         <w:tc>
           <w:tcPr>
             <w:tcW w:type="dxa" w:w="1477"/>
-            <w:shd w:val="clear" w:color="auto" w:fill="EEF3FA"/>
             <w:tcBorders>
               <w:top w:val="single" w:sz="4" w:color="BFBFBF"/>
               <w:left w:val="single" w:sz="4" w:color="BFBFBF"/>
               <w:bottom w:val="single" w:sz="4" w:color="BFBFBF"/>
               <w:right w:val="single" w:sz="4" w:color="BFBFBF"/>
             </w:tcBorders>
+            <w:shd w:val="clear" w:color="auto" w:fill="EEF3FA"/>
             <w:vAlign w:val="center"/>
           </w:tcPr>
           <w:p>
@@ -13649,13 +13649,13 @@
         <w:tc>
           <w:tcPr>
             <w:tcW w:type="dxa" w:w="1034"/>
-            <w:shd w:val="clear" w:color="auto" w:fill="EEF3FA"/>
             <w:tcBorders>
               <w:top w:val="single" w:sz="4" w:color="BFBFBF"/>
               <w:left w:val="single" w:sz="4" w:color="BFBFBF"/>
               <w:bottom w:val="single" w:sz="4" w:color="BFBFBF"/>
               <w:right w:val="single" w:sz="4" w:color="BFBFBF"/>
             </w:tcBorders>
+            <w:shd w:val="clear" w:color="auto" w:fill="EEF3FA"/>
             <w:vAlign w:val="center"/>
           </w:tcPr>
           <w:p>
@@ -13851,13 +13851,13 @@
       <w:tblPr>
         <w:tblW w:type="auto" w:w="0"/>
         <w:jc w:val="center"/>
-        <w:tblLook w:firstColumn="1" w:firstRow="1" w:lastColumn="0" w:lastRow="0" w:noHBand="0" w:noVBand="1" w:val="04A0"/>
         <w:tblCellMar>
           <w:top w:w="70" w:type="dxa"/>
           <w:left w:w="160" w:type="dxa"/>
           <w:bottom w:w="70" w:type="dxa"/>
           <w:right w:w="120" w:type="dxa"/>
         </w:tblCellMar>
+        <w:tblLook w:firstColumn="1" w:firstRow="1" w:lastColumn="0" w:lastRow="0" w:noHBand="0" w:noVBand="1" w:val="04A0"/>
       </w:tblPr>
       <w:tblGrid>
         <w:gridCol w:w="9639"/>
@@ -13869,13 +13869,13 @@
         <w:tc>
           <w:tcPr>
             <w:tcW w:type="dxa" w:w="9638"/>
-            <w:shd w:val="clear" w:color="auto" w:fill="F4F6F9"/>
             <w:tcBorders>
               <w:top w:val="nil"/>
               <w:left w:val="single" w:sz="18" w:color="7F9CC4"/>
               <w:bottom w:val="nil"/>
               <w:right w:val="nil"/>
             </w:tcBorders>
+            <w:shd w:val="clear" w:color="auto" w:fill="F4F6F9"/>
           </w:tcPr>
           <w:p>
             <w:pPr>
@@ -14016,13 +14016,13 @@
       <w:tblPr>
         <w:tblW w:type="auto" w:w="0"/>
         <w:jc w:val="center"/>
-        <w:tblLook w:firstColumn="1" w:firstRow="1" w:lastColumn="0" w:lastRow="0" w:noHBand="0" w:noVBand="1" w:val="04A0"/>
         <w:tblCellMar>
           <w:top w:w="70" w:type="dxa"/>
           <w:left w:w="160" w:type="dxa"/>
           <w:bottom w:w="70" w:type="dxa"/>
           <w:right w:w="120" w:type="dxa"/>
         </w:tblCellMar>
+        <w:tblLook w:firstColumn="1" w:firstRow="1" w:lastColumn="0" w:lastRow="0" w:noHBand="0" w:noVBand="1" w:val="04A0"/>
       </w:tblPr>
       <w:tblGrid>
         <w:gridCol w:w="9639"/>
@@ -14034,13 +14034,13 @@
         <w:tc>
           <w:tcPr>
             <w:tcW w:type="dxa" w:w="9638"/>
-            <w:shd w:val="clear" w:color="auto" w:fill="FFFFFF"/>
             <w:tcBorders>
               <w:top w:val="nil"/>
               <w:left w:val="single" w:sz="18" w:color="BFBFBF"/>
               <w:bottom w:val="nil"/>
               <w:right w:val="nil"/>
             </w:tcBorders>
+            <w:shd w:val="clear" w:color="auto" w:fill="FFFFFF"/>
           </w:tcPr>
           <w:p>
             <w:pPr>
@@ -14082,13 +14082,13 @@
       <w:tblPr>
         <w:tblW w:type="auto" w:w="0"/>
         <w:jc w:val="center"/>
-        <w:tblLook w:firstColumn="1" w:firstRow="1" w:lastColumn="0" w:lastRow="0" w:noHBand="0" w:noVBand="1" w:val="04A0"/>
         <w:tblCellMar>
           <w:top w:w="70" w:type="dxa"/>
           <w:left w:w="160" w:type="dxa"/>
           <w:bottom w:w="70" w:type="dxa"/>
           <w:right w:w="120" w:type="dxa"/>
         </w:tblCellMar>
+        <w:tblLook w:firstColumn="1" w:firstRow="1" w:lastColumn="0" w:lastRow="0" w:noHBand="0" w:noVBand="1" w:val="04A0"/>
       </w:tblPr>
       <w:tblGrid>
         <w:gridCol w:w="9639"/>
@@ -14100,13 +14100,13 @@
         <w:tc>
           <w:tcPr>
             <w:tcW w:type="dxa" w:w="9638"/>
-            <w:shd w:val="clear" w:color="auto" w:fill="FFFFFF"/>
             <w:tcBorders>
               <w:top w:val="nil"/>
               <w:left w:val="single" w:sz="18" w:color="BFBFBF"/>
               <w:bottom w:val="nil"/>
               <w:right w:val="nil"/>
             </w:tcBorders>
+            <w:shd w:val="clear" w:color="auto" w:fill="FFFFFF"/>
           </w:tcPr>
           <w:p>
             <w:pPr>
@@ -14261,13 +14261,13 @@
         <w:tblW w:type="auto" w:w="0"/>
         <w:jc w:val="center"/>
         <w:tblLayout w:type="fixed"/>
-        <w:tblLook w:firstColumn="1" w:firstRow="1" w:lastColumn="0" w:lastRow="0" w:noHBand="0" w:noVBand="1" w:val="04A0"/>
         <w:tblCellMar>
           <w:top w:w="45" w:type="dxa"/>
           <w:left w:w="90" w:type="dxa"/>
           <w:bottom w:w="45" w:type="dxa"/>
           <w:right w:w="90" w:type="dxa"/>
         </w:tblCellMar>
+        <w:tblLook w:firstColumn="1" w:firstRow="1" w:lastColumn="0" w:lastRow="0" w:noHBand="0" w:noVBand="1" w:val="04A0"/>
       </w:tblPr>
       <w:tblGrid>
         <w:gridCol w:w="2551"/>
@@ -14282,13 +14282,13 @@
         <w:tc>
           <w:tcPr>
             <w:tcW w:type="dxa" w:w="2551"/>
-            <w:shd w:val="clear" w:color="auto" w:fill="1F3864"/>
             <w:tcBorders>
               <w:top w:val="single" w:sz="4" w:color="BFBFBF"/>
               <w:left w:val="single" w:sz="4" w:color="BFBFBF"/>
               <w:bottom w:val="single" w:sz="4" w:color="BFBFBF"/>
               <w:right w:val="single" w:sz="4" w:color="BFBFBF"/>
             </w:tcBorders>
+            <w:shd w:val="clear" w:color="auto" w:fill="1F3864"/>
             <w:vAlign w:val="center"/>
           </w:tcPr>
           <w:p>
@@ -14310,13 +14310,13 @@
         <w:tc>
           <w:tcPr>
             <w:tcW w:type="dxa" w:w="3402"/>
-            <w:shd w:val="clear" w:color="auto" w:fill="1F3864"/>
             <w:tcBorders>
               <w:top w:val="single" w:sz="4" w:color="BFBFBF"/>
               <w:left w:val="single" w:sz="4" w:color="BFBFBF"/>
               <w:bottom w:val="single" w:sz="4" w:color="BFBFBF"/>
               <w:right w:val="single" w:sz="4" w:color="BFBFBF"/>
             </w:tcBorders>
+            <w:shd w:val="clear" w:color="auto" w:fill="1F3864"/>
             <w:vAlign w:val="center"/>
           </w:tcPr>
           <w:p>
@@ -14338,13 +14338,13 @@
         <w:tc>
           <w:tcPr>
             <w:tcW w:type="dxa" w:w="3685"/>
-            <w:shd w:val="clear" w:color="auto" w:fill="1F3864"/>
             <w:tcBorders>
               <w:top w:val="single" w:sz="4" w:color="BFBFBF"/>
               <w:left w:val="single" w:sz="4" w:color="BFBFBF"/>
               <w:bottom w:val="single" w:sz="4" w:color="BFBFBF"/>
               <w:right w:val="single" w:sz="4" w:color="BFBFBF"/>
             </w:tcBorders>
+            <w:shd w:val="clear" w:color="auto" w:fill="1F3864"/>
             <w:vAlign w:val="center"/>
           </w:tcPr>
           <w:p>
@@ -14454,13 +14454,13 @@
         <w:tc>
           <w:tcPr>
             <w:tcW w:type="dxa" w:w="2551"/>
-            <w:shd w:val="clear" w:color="auto" w:fill="EEF3FA"/>
             <w:tcBorders>
               <w:top w:val="single" w:sz="4" w:color="BFBFBF"/>
               <w:left w:val="single" w:sz="4" w:color="BFBFBF"/>
               <w:bottom w:val="single" w:sz="4" w:color="BFBFBF"/>
               <w:right w:val="single" w:sz="4" w:color="BFBFBF"/>
             </w:tcBorders>
+            <w:shd w:val="clear" w:color="auto" w:fill="EEF3FA"/>
             <w:vAlign w:val="center"/>
           </w:tcPr>
           <w:p>
@@ -14481,13 +14481,13 @@
         <w:tc>
           <w:tcPr>
             <w:tcW w:type="dxa" w:w="3402"/>
-            <w:shd w:val="clear" w:color="auto" w:fill="EEF3FA"/>
             <w:tcBorders>
               <w:top w:val="single" w:sz="4" w:color="BFBFBF"/>
               <w:left w:val="single" w:sz="4" w:color="BFBFBF"/>
               <w:bottom w:val="single" w:sz="4" w:color="BFBFBF"/>
               <w:right w:val="single" w:sz="4" w:color="BFBFBF"/>
             </w:tcBorders>
+            <w:shd w:val="clear" w:color="auto" w:fill="EEF3FA"/>
             <w:vAlign w:val="center"/>
           </w:tcPr>
           <w:p>
@@ -14508,13 +14508,13 @@
         <w:tc>
           <w:tcPr>
             <w:tcW w:type="dxa" w:w="3685"/>
-            <w:shd w:val="clear" w:color="auto" w:fill="EEF3FA"/>
             <w:tcBorders>
               <w:top w:val="single" w:sz="4" w:color="BFBFBF"/>
               <w:left w:val="single" w:sz="4" w:color="BFBFBF"/>
               <w:bottom w:val="single" w:sz="4" w:color="BFBFBF"/>
               <w:right w:val="single" w:sz="4" w:color="BFBFBF"/>
             </w:tcBorders>
+            <w:shd w:val="clear" w:color="auto" w:fill="EEF3FA"/>
             <w:vAlign w:val="center"/>
           </w:tcPr>
           <w:p>
@@ -14623,13 +14623,13 @@
         <w:tc>
           <w:tcPr>
             <w:tcW w:type="dxa" w:w="2551"/>
-            <w:shd w:val="clear" w:color="auto" w:fill="EEF3FA"/>
             <w:tcBorders>
               <w:top w:val="single" w:sz="4" w:color="BFBFBF"/>
               <w:left w:val="single" w:sz="4" w:color="BFBFBF"/>
               <w:bottom w:val="single" w:sz="4" w:color="BFBFBF"/>
               <w:right w:val="single" w:sz="4" w:color="BFBFBF"/>
             </w:tcBorders>
+            <w:shd w:val="clear" w:color="auto" w:fill="EEF3FA"/>
             <w:vAlign w:val="center"/>
           </w:tcPr>
           <w:p>
@@ -14650,13 +14650,13 @@
         <w:tc>
           <w:tcPr>
             <w:tcW w:type="dxa" w:w="3402"/>
-            <w:shd w:val="clear" w:color="auto" w:fill="EEF3FA"/>
             <w:tcBorders>
               <w:top w:val="single" w:sz="4" w:color="BFBFBF"/>
               <w:left w:val="single" w:sz="4" w:color="BFBFBF"/>
               <w:bottom w:val="single" w:sz="4" w:color="BFBFBF"/>
               <w:right w:val="single" w:sz="4" w:color="BFBFBF"/>
             </w:tcBorders>
+            <w:shd w:val="clear" w:color="auto" w:fill="EEF3FA"/>
             <w:vAlign w:val="center"/>
           </w:tcPr>
           <w:p>
@@ -14677,13 +14677,13 @@
         <w:tc>
           <w:tcPr>
             <w:tcW w:type="dxa" w:w="3685"/>
-            <w:shd w:val="clear" w:color="auto" w:fill="EEF3FA"/>
             <w:tcBorders>
               <w:top w:val="single" w:sz="4" w:color="BFBFBF"/>
               <w:left w:val="single" w:sz="4" w:color="BFBFBF"/>
               <w:bottom w:val="single" w:sz="4" w:color="BFBFBF"/>
               <w:right w:val="single" w:sz="4" w:color="BFBFBF"/>
             </w:tcBorders>
+            <w:shd w:val="clear" w:color="auto" w:fill="EEF3FA"/>
             <w:vAlign w:val="center"/>
           </w:tcPr>
           <w:p>
@@ -14836,13 +14836,13 @@
       <w:tblPr>
         <w:tblW w:type="auto" w:w="0"/>
         <w:jc w:val="center"/>
-        <w:tblLook w:firstColumn="1" w:firstRow="1" w:lastColumn="0" w:lastRow="0" w:noHBand="0" w:noVBand="1" w:val="04A0"/>
         <w:tblCellMar>
           <w:top w:w="70" w:type="dxa"/>
           <w:left w:w="160" w:type="dxa"/>
           <w:bottom w:w="70" w:type="dxa"/>
           <w:right w:w="120" w:type="dxa"/>
         </w:tblCellMar>
+        <w:tblLook w:firstColumn="1" w:firstRow="1" w:lastColumn="0" w:lastRow="0" w:noHBand="0" w:noVBand="1" w:val="04A0"/>
       </w:tblPr>
       <w:tblGrid>
         <w:gridCol w:w="9639"/>
@@ -14854,13 +14854,13 @@
         <w:tc>
           <w:tcPr>
             <w:tcW w:type="dxa" w:w="9638"/>
-            <w:shd w:val="clear" w:color="auto" w:fill="F4F6F9"/>
             <w:tcBorders>
               <w:top w:val="nil"/>
               <w:left w:val="single" w:sz="18" w:color="7F9CC4"/>
               <w:bottom w:val="nil"/>
               <w:right w:val="nil"/>
             </w:tcBorders>
+            <w:shd w:val="clear" w:color="auto" w:fill="F4F6F9"/>
           </w:tcPr>
           <w:p>
             <w:pPr>
@@ -14987,13 +14987,13 @@
       <w:tblPr>
         <w:tblW w:type="auto" w:w="0"/>
         <w:jc w:val="center"/>
-        <w:tblLook w:firstColumn="1" w:firstRow="1" w:lastColumn="0" w:lastRow="0" w:noHBand="0" w:noVBand="1" w:val="04A0"/>
         <w:tblCellMar>
           <w:top w:w="70" w:type="dxa"/>
           <w:left w:w="160" w:type="dxa"/>
           <w:bottom w:w="70" w:type="dxa"/>
           <w:right w:w="120" w:type="dxa"/>
         </w:tblCellMar>
+        <w:tblLook w:firstColumn="1" w:firstRow="1" w:lastColumn="0" w:lastRow="0" w:noHBand="0" w:noVBand="1" w:val="04A0"/>
       </w:tblPr>
       <w:tblGrid>
         <w:gridCol w:w="9639"/>
@@ -15005,13 +15005,13 @@
         <w:tc>
           <w:tcPr>
             <w:tcW w:type="dxa" w:w="9638"/>
-            <w:shd w:val="clear" w:color="auto" w:fill="FFFFFF"/>
             <w:tcBorders>
               <w:top w:val="nil"/>
               <w:left w:val="single" w:sz="18" w:color="BFBFBF"/>
               <w:bottom w:val="nil"/>
               <w:right w:val="nil"/>
             </w:tcBorders>
+            <w:shd w:val="clear" w:color="auto" w:fill="FFFFFF"/>
           </w:tcPr>
           <w:p>
             <w:pPr>
@@ -15170,13 +15170,13 @@
         <w:tblW w:type="auto" w:w="0"/>
         <w:jc w:val="center"/>
         <w:tblLayout w:type="fixed"/>
-        <w:tblLook w:firstColumn="1" w:firstRow="1" w:lastColumn="0" w:lastRow="0" w:noHBand="0" w:noVBand="1" w:val="04A0"/>
         <w:tblCellMar>
           <w:top w:w="45" w:type="dxa"/>
           <w:left w:w="90" w:type="dxa"/>
           <w:bottom w:w="45" w:type="dxa"/>
           <w:right w:w="90" w:type="dxa"/>
         </w:tblCellMar>
+        <w:tblLook w:firstColumn="1" w:firstRow="1" w:lastColumn="0" w:lastRow="0" w:noHBand="0" w:noVBand="1" w:val="04A0"/>
       </w:tblPr>
       <w:tblGrid>
         <w:gridCol w:w="2154"/>
@@ -15191,13 +15191,13 @@
         <w:tc>
           <w:tcPr>
             <w:tcW w:type="dxa" w:w="2154"/>
-            <w:shd w:val="clear" w:color="auto" w:fill="1F3864"/>
             <w:tcBorders>
               <w:top w:val="single" w:sz="4" w:color="BFBFBF"/>
               <w:left w:val="single" w:sz="4" w:color="BFBFBF"/>
               <w:bottom w:val="single" w:sz="4" w:color="BFBFBF"/>
               <w:right w:val="single" w:sz="4" w:color="BFBFBF"/>
             </w:tcBorders>
+            <w:shd w:val="clear" w:color="auto" w:fill="1F3864"/>
             <w:vAlign w:val="center"/>
           </w:tcPr>
           <w:p>
@@ -15219,13 +15219,13 @@
         <w:tc>
           <w:tcPr>
             <w:tcW w:type="dxa" w:w="4535"/>
-            <w:shd w:val="clear" w:color="auto" w:fill="1F3864"/>
             <w:tcBorders>
               <w:top w:val="single" w:sz="4" w:color="BFBFBF"/>
               <w:left w:val="single" w:sz="4" w:color="BFBFBF"/>
               <w:bottom w:val="single" w:sz="4" w:color="BFBFBF"/>
               <w:right w:val="single" w:sz="4" w:color="BFBFBF"/>
             </w:tcBorders>
+            <w:shd w:val="clear" w:color="auto" w:fill="1F3864"/>
             <w:vAlign w:val="center"/>
           </w:tcPr>
           <w:p>
@@ -15247,13 +15247,13 @@
         <w:tc>
           <w:tcPr>
             <w:tcW w:type="dxa" w:w="2948"/>
-            <w:shd w:val="clear" w:color="auto" w:fill="1F3864"/>
             <w:tcBorders>
               <w:top w:val="single" w:sz="4" w:color="BFBFBF"/>
               <w:left w:val="single" w:sz="4" w:color="BFBFBF"/>
               <w:bottom w:val="single" w:sz="4" w:color="BFBFBF"/>
               <w:right w:val="single" w:sz="4" w:color="BFBFBF"/>
             </w:tcBorders>
+            <w:shd w:val="clear" w:color="auto" w:fill="1F3864"/>
             <w:vAlign w:val="center"/>
           </w:tcPr>
           <w:p>
@@ -15363,13 +15363,13 @@
         <w:tc>
           <w:tcPr>
             <w:tcW w:type="dxa" w:w="2154"/>
-            <w:shd w:val="clear" w:color="auto" w:fill="EEF3FA"/>
             <w:tcBorders>
               <w:top w:val="single" w:sz="4" w:color="BFBFBF"/>
               <w:left w:val="single" w:sz="4" w:color="BFBFBF"/>
               <w:bottom w:val="single" w:sz="4" w:color="BFBFBF"/>
               <w:right w:val="single" w:sz="4" w:color="BFBFBF"/>
             </w:tcBorders>
+            <w:shd w:val="clear" w:color="auto" w:fill="EEF3FA"/>
             <w:vAlign w:val="center"/>
           </w:tcPr>
           <w:p>
@@ -15390,13 +15390,13 @@
         <w:tc>
           <w:tcPr>
             <w:tcW w:type="dxa" w:w="4535"/>
-            <w:shd w:val="clear" w:color="auto" w:fill="EEF3FA"/>
             <w:tcBorders>
               <w:top w:val="single" w:sz="4" w:color="BFBFBF"/>
               <w:left w:val="single" w:sz="4" w:color="BFBFBF"/>
               <w:bottom w:val="single" w:sz="4" w:color="BFBFBF"/>
               <w:right w:val="single" w:sz="4" w:color="BFBFBF"/>
             </w:tcBorders>
+            <w:shd w:val="clear" w:color="auto" w:fill="EEF3FA"/>
             <w:vAlign w:val="center"/>
           </w:tcPr>
           <w:p>
@@ -15417,13 +15417,13 @@
         <w:tc>
           <w:tcPr>
             <w:tcW w:type="dxa" w:w="2948"/>
-            <w:shd w:val="clear" w:color="auto" w:fill="EEF3FA"/>
             <w:tcBorders>
               <w:top w:val="single" w:sz="4" w:color="BFBFBF"/>
               <w:left w:val="single" w:sz="4" w:color="BFBFBF"/>
               <w:bottom w:val="single" w:sz="4" w:color="BFBFBF"/>
               <w:right w:val="single" w:sz="4" w:color="BFBFBF"/>
             </w:tcBorders>
+            <w:shd w:val="clear" w:color="auto" w:fill="EEF3FA"/>
             <w:vAlign w:val="center"/>
           </w:tcPr>
           <w:p>
@@ -15576,13 +15576,13 @@
       <w:tblPr>
         <w:tblW w:type="auto" w:w="0"/>
         <w:jc w:val="center"/>
-        <w:tblLook w:firstColumn="1" w:firstRow="1" w:lastColumn="0" w:lastRow="0" w:noHBand="0" w:noVBand="1" w:val="04A0"/>
         <w:tblCellMar>
           <w:top w:w="70" w:type="dxa"/>
           <w:left w:w="160" w:type="dxa"/>
           <w:bottom w:w="70" w:type="dxa"/>
           <w:right w:w="120" w:type="dxa"/>
         </w:tblCellMar>
+        <w:tblLook w:firstColumn="1" w:firstRow="1" w:lastColumn="0" w:lastRow="0" w:noHBand="0" w:noVBand="1" w:val="04A0"/>
       </w:tblPr>
       <w:tblGrid>
         <w:gridCol w:w="9639"/>
@@ -15594,13 +15594,13 @@
         <w:tc>
           <w:tcPr>
             <w:tcW w:type="dxa" w:w="9638"/>
-            <w:shd w:val="clear" w:color="auto" w:fill="F4F6F9"/>
             <w:tcBorders>
               <w:top w:val="nil"/>
               <w:left w:val="single" w:sz="18" w:color="7F9CC4"/>
               <w:bottom w:val="nil"/>
               <w:right w:val="nil"/>
             </w:tcBorders>
+            <w:shd w:val="clear" w:color="auto" w:fill="F4F6F9"/>
           </w:tcPr>
           <w:p>
             <w:pPr>
@@ -15769,13 +15769,13 @@
       <w:tblPr>
         <w:tblW w:type="auto" w:w="0"/>
         <w:jc w:val="center"/>
-        <w:tblLook w:firstColumn="1" w:firstRow="1" w:lastColumn="0" w:lastRow="0" w:noHBand="0" w:noVBand="1" w:val="04A0"/>
         <w:tblCellMar>
           <w:top w:w="70" w:type="dxa"/>
           <w:left w:w="160" w:type="dxa"/>
           <w:bottom w:w="70" w:type="dxa"/>
           <w:right w:w="120" w:type="dxa"/>
         </w:tblCellMar>
+        <w:tblLook w:firstColumn="1" w:firstRow="1" w:lastColumn="0" w:lastRow="0" w:noHBand="0" w:noVBand="1" w:val="04A0"/>
       </w:tblPr>
       <w:tblGrid>
         <w:gridCol w:w="9639"/>
@@ -15787,13 +15787,13 @@
         <w:tc>
           <w:tcPr>
             <w:tcW w:type="dxa" w:w="9638"/>
-            <w:shd w:val="clear" w:color="auto" w:fill="FFFFFF"/>
             <w:tcBorders>
               <w:top w:val="nil"/>
               <w:left w:val="single" w:sz="18" w:color="BFBFBF"/>
               <w:bottom w:val="nil"/>
               <w:right w:val="nil"/>
             </w:tcBorders>
+            <w:shd w:val="clear" w:color="auto" w:fill="FFFFFF"/>
           </w:tcPr>
           <w:p>
             <w:pPr>
@@ -15836,13 +15836,13 @@
         <w:tblW w:type="auto" w:w="0"/>
         <w:jc w:val="center"/>
         <w:tblLayout w:type="fixed"/>
-        <w:tblLook w:firstColumn="1" w:firstRow="1" w:lastColumn="0" w:lastRow="0" w:noHBand="0" w:noVBand="1" w:val="04A0"/>
         <w:tblCellMar>
           <w:top w:w="45" w:type="dxa"/>
           <w:left w:w="90" w:type="dxa"/>
           <w:bottom w:w="45" w:type="dxa"/>
           <w:right w:w="90" w:type="dxa"/>
         </w:tblCellMar>
+        <w:tblLook w:firstColumn="1" w:firstRow="1" w:lastColumn="0" w:lastRow="0" w:noHBand="0" w:noVBand="1" w:val="04A0"/>
       </w:tblPr>
       <w:tblGrid>
         <w:gridCol w:w="1405"/>
@@ -15857,13 +15857,13 @@
         <w:tc>
           <w:tcPr>
             <w:tcW w:type="dxa" w:w="1405"/>
-            <w:shd w:val="clear" w:color="auto" w:fill="1F3864"/>
             <w:tcBorders>
               <w:top w:val="single" w:sz="4" w:color="BFBFBF"/>
               <w:left w:val="single" w:sz="4" w:color="BFBFBF"/>
               <w:bottom w:val="single" w:sz="4" w:color="BFBFBF"/>
               <w:right w:val="single" w:sz="4" w:color="BFBFBF"/>
             </w:tcBorders>
+            <w:shd w:val="clear" w:color="auto" w:fill="1F3864"/>
             <w:vAlign w:val="center"/>
           </w:tcPr>
           <w:p>
@@ -15886,13 +15886,13 @@
         <w:tc>
           <w:tcPr>
             <w:tcW w:type="dxa" w:w="1533"/>
-            <w:shd w:val="clear" w:color="auto" w:fill="1F3864"/>
             <w:tcBorders>
               <w:top w:val="single" w:sz="4" w:color="BFBFBF"/>
               <w:left w:val="single" w:sz="4" w:color="BFBFBF"/>
               <w:bottom w:val="single" w:sz="4" w:color="BFBFBF"/>
               <w:right w:val="single" w:sz="4" w:color="BFBFBF"/>
             </w:tcBorders>
+            <w:shd w:val="clear" w:color="auto" w:fill="1F3864"/>
             <w:vAlign w:val="center"/>
           </w:tcPr>
           <w:p>
@@ -15915,13 +15915,13 @@
         <w:tc>
           <w:tcPr>
             <w:tcW w:type="dxa" w:w="1405"/>
-            <w:shd w:val="clear" w:color="auto" w:fill="1F3864"/>
             <w:tcBorders>
               <w:top w:val="single" w:sz="4" w:color="BFBFBF"/>
               <w:left w:val="single" w:sz="4" w:color="BFBFBF"/>
               <w:bottom w:val="single" w:sz="4" w:color="BFBFBF"/>
               <w:right w:val="single" w:sz="4" w:color="BFBFBF"/>
             </w:tcBorders>
+            <w:shd w:val="clear" w:color="auto" w:fill="1F3864"/>
             <w:vAlign w:val="center"/>
           </w:tcPr>
           <w:p>
@@ -16035,13 +16035,13 @@
         <w:tc>
           <w:tcPr>
             <w:tcW w:type="dxa" w:w="1405"/>
-            <w:shd w:val="clear" w:color="auto" w:fill="EEF3FA"/>
             <w:tcBorders>
               <w:top w:val="single" w:sz="4" w:color="BFBFBF"/>
               <w:left w:val="single" w:sz="4" w:color="BFBFBF"/>
               <w:bottom w:val="single" w:sz="4" w:color="BFBFBF"/>
               <w:right w:val="single" w:sz="4" w:color="BFBFBF"/>
             </w:tcBorders>
+            <w:shd w:val="clear" w:color="auto" w:fill="EEF3FA"/>
             <w:vAlign w:val="center"/>
           </w:tcPr>
           <w:p>
@@ -16063,13 +16063,13 @@
         <w:tc>
           <w:tcPr>
             <w:tcW w:type="dxa" w:w="1533"/>
-            <w:shd w:val="clear" w:color="auto" w:fill="EEF3FA"/>
             <w:tcBorders>
               <w:top w:val="single" w:sz="4" w:color="BFBFBF"/>
               <w:left w:val="single" w:sz="4" w:color="BFBFBF"/>
               <w:bottom w:val="single" w:sz="4" w:color="BFBFBF"/>
               <w:right w:val="single" w:sz="4" w:color="BFBFBF"/>
             </w:tcBorders>
+            <w:shd w:val="clear" w:color="auto" w:fill="EEF3FA"/>
             <w:vAlign w:val="center"/>
           </w:tcPr>
           <w:p>
@@ -16091,13 +16091,13 @@
         <w:tc>
           <w:tcPr>
             <w:tcW w:type="dxa" w:w="1405"/>
-            <w:shd w:val="clear" w:color="auto" w:fill="EEF3FA"/>
             <w:tcBorders>
               <w:top w:val="single" w:sz="4" w:color="BFBFBF"/>
               <w:left w:val="single" w:sz="4" w:color="BFBFBF"/>
               <w:bottom w:val="single" w:sz="4" w:color="BFBFBF"/>
               <w:right w:val="single" w:sz="4" w:color="BFBFBF"/>
             </w:tcBorders>
+            <w:shd w:val="clear" w:color="auto" w:fill="EEF3FA"/>
             <w:vAlign w:val="center"/>
           </w:tcPr>
           <w:p>
@@ -16210,13 +16210,13 @@
         <w:tc>
           <w:tcPr>
             <w:tcW w:type="dxa" w:w="1405"/>
-            <w:shd w:val="clear" w:color="auto" w:fill="EEF3FA"/>
             <w:tcBorders>
               <w:top w:val="single" w:sz="4" w:color="BFBFBF"/>
               <w:left w:val="single" w:sz="4" w:color="BFBFBF"/>
               <w:bottom w:val="single" w:sz="4" w:color="BFBFBF"/>
               <w:right w:val="single" w:sz="4" w:color="BFBFBF"/>
             </w:tcBorders>
+            <w:shd w:val="clear" w:color="auto" w:fill="EEF3FA"/>
             <w:vAlign w:val="center"/>
           </w:tcPr>
           <w:p>
@@ -16238,13 +16238,13 @@
         <w:tc>
           <w:tcPr>
             <w:tcW w:type="dxa" w:w="1533"/>
-            <w:shd w:val="clear" w:color="auto" w:fill="EEF3FA"/>
             <w:tcBorders>
               <w:top w:val="single" w:sz="4" w:color="BFBFBF"/>
               <w:left w:val="single" w:sz="4" w:color="BFBFBF"/>
               <w:bottom w:val="single" w:sz="4" w:color="BFBFBF"/>
               <w:right w:val="single" w:sz="4" w:color="BFBFBF"/>
             </w:tcBorders>
+            <w:shd w:val="clear" w:color="auto" w:fill="EEF3FA"/>
             <w:vAlign w:val="center"/>
           </w:tcPr>
           <w:p>
@@ -16266,13 +16266,13 @@
         <w:tc>
           <w:tcPr>
             <w:tcW w:type="dxa" w:w="1405"/>
-            <w:shd w:val="clear" w:color="auto" w:fill="EEF3FA"/>
             <w:tcBorders>
               <w:top w:val="single" w:sz="4" w:color="BFBFBF"/>
               <w:left w:val="single" w:sz="4" w:color="BFBFBF"/>
               <w:bottom w:val="single" w:sz="4" w:color="BFBFBF"/>
               <w:right w:val="single" w:sz="4" w:color="BFBFBF"/>
             </w:tcBorders>
+            <w:shd w:val="clear" w:color="auto" w:fill="EEF3FA"/>
             <w:vAlign w:val="center"/>
           </w:tcPr>
           <w:p>
@@ -16385,13 +16385,13 @@
         <w:tc>
           <w:tcPr>
             <w:tcW w:type="dxa" w:w="1405"/>
-            <w:shd w:val="clear" w:color="auto" w:fill="EEF3FA"/>
             <w:tcBorders>
               <w:top w:val="single" w:sz="4" w:color="BFBFBF"/>
               <w:left w:val="single" w:sz="4" w:color="BFBFBF"/>
               <w:bottom w:val="single" w:sz="4" w:color="BFBFBF"/>
               <w:right w:val="single" w:sz="4" w:color="BFBFBF"/>
             </w:tcBorders>
+            <w:shd w:val="clear" w:color="auto" w:fill="EEF3FA"/>
             <w:vAlign w:val="center"/>
           </w:tcPr>
           <w:p>
@@ -16413,13 +16413,13 @@
         <w:tc>
           <w:tcPr>
             <w:tcW w:type="dxa" w:w="1533"/>
-            <w:shd w:val="clear" w:color="auto" w:fill="EEF3FA"/>
             <w:tcBorders>
               <w:top w:val="single" w:sz="4" w:color="BFBFBF"/>
               <w:left w:val="single" w:sz="4" w:color="BFBFBF"/>
               <w:bottom w:val="single" w:sz="4" w:color="BFBFBF"/>
               <w:right w:val="single" w:sz="4" w:color="BFBFBF"/>
             </w:tcBorders>
+            <w:shd w:val="clear" w:color="auto" w:fill="EEF3FA"/>
             <w:vAlign w:val="center"/>
           </w:tcPr>
           <w:p>
@@ -16441,13 +16441,13 @@
         <w:tc>
           <w:tcPr>
             <w:tcW w:type="dxa" w:w="1405"/>
-            <w:shd w:val="clear" w:color="auto" w:fill="EEF3FA"/>
             <w:tcBorders>
               <w:top w:val="single" w:sz="4" w:color="BFBFBF"/>
               <w:left w:val="single" w:sz="4" w:color="BFBFBF"/>
               <w:bottom w:val="single" w:sz="4" w:color="BFBFBF"/>
               <w:right w:val="single" w:sz="4" w:color="BFBFBF"/>
             </w:tcBorders>
+            <w:shd w:val="clear" w:color="auto" w:fill="EEF3FA"/>
             <w:vAlign w:val="center"/>
           </w:tcPr>
           <w:p>
@@ -16560,13 +16560,13 @@
         <w:tc>
           <w:tcPr>
             <w:tcW w:type="dxa" w:w="1405"/>
-            <w:shd w:val="clear" w:color="auto" w:fill="EEF3FA"/>
             <w:tcBorders>
               <w:top w:val="single" w:sz="4" w:color="BFBFBF"/>
               <w:left w:val="single" w:sz="4" w:color="BFBFBF"/>
               <w:bottom w:val="single" w:sz="4" w:color="BFBFBF"/>
               <w:right w:val="single" w:sz="4" w:color="BFBFBF"/>
             </w:tcBorders>
+            <w:shd w:val="clear" w:color="auto" w:fill="EEF3FA"/>
             <w:vAlign w:val="center"/>
           </w:tcPr>
           <w:p>
@@ -16587,13 +16587,13 @@
         <w:tc>
           <w:tcPr>
             <w:tcW w:type="dxa" w:w="1533"/>
-            <w:shd w:val="clear" w:color="auto" w:fill="EEF3FA"/>
             <w:tcBorders>
               <w:top w:val="single" w:sz="4" w:color="BFBFBF"/>
               <w:left w:val="single" w:sz="4" w:color="BFBFBF"/>
               <w:bottom w:val="single" w:sz="4" w:color="BFBFBF"/>
               <w:right w:val="single" w:sz="4" w:color="BFBFBF"/>
             </w:tcBorders>
+            <w:shd w:val="clear" w:color="auto" w:fill="EEF3FA"/>
             <w:vAlign w:val="center"/>
           </w:tcPr>
           <w:p>
@@ -16614,13 +16614,13 @@
         <w:tc>
           <w:tcPr>
             <w:tcW w:type="dxa" w:w="1405"/>
-            <w:shd w:val="clear" w:color="auto" w:fill="EEF3FA"/>
             <w:tcBorders>
               <w:top w:val="single" w:sz="4" w:color="BFBFBF"/>
               <w:left w:val="single" w:sz="4" w:color="BFBFBF"/>
               <w:bottom w:val="single" w:sz="4" w:color="BFBFBF"/>
               <w:right w:val="single" w:sz="4" w:color="BFBFBF"/>
             </w:tcBorders>
+            <w:shd w:val="clear" w:color="auto" w:fill="EEF3FA"/>
             <w:vAlign w:val="center"/>
           </w:tcPr>
           <w:p>
@@ -16732,13 +16732,13 @@
       <w:tblPr>
         <w:tblW w:type="auto" w:w="0"/>
         <w:jc w:val="center"/>
-        <w:tblLook w:firstColumn="1" w:firstRow="1" w:lastColumn="0" w:lastRow="0" w:noHBand="0" w:noVBand="1" w:val="04A0"/>
         <w:tblCellMar>
           <w:top w:w="70" w:type="dxa"/>
           <w:left w:w="160" w:type="dxa"/>
           <w:bottom w:w="70" w:type="dxa"/>
           <w:right w:w="120" w:type="dxa"/>
         </w:tblCellMar>
+        <w:tblLook w:firstColumn="1" w:firstRow="1" w:lastColumn="0" w:lastRow="0" w:noHBand="0" w:noVBand="1" w:val="04A0"/>
       </w:tblPr>
       <w:tblGrid>
         <w:gridCol w:w="9639"/>
@@ -16750,13 +16750,13 @@
         <w:tc>
           <w:tcPr>
             <w:tcW w:type="dxa" w:w="9638"/>
-            <w:shd w:val="clear" w:color="auto" w:fill="F4F6F9"/>
             <w:tcBorders>
               <w:top w:val="nil"/>
               <w:left w:val="single" w:sz="18" w:color="7F9CC4"/>
               <w:bottom w:val="nil"/>
               <w:right w:val="nil"/>
             </w:tcBorders>
+            <w:shd w:val="clear" w:color="auto" w:fill="F4F6F9"/>
           </w:tcPr>
           <w:p>
             <w:pPr>
@@ -16995,13 +16995,13 @@
       <w:tblPr>
         <w:tblW w:type="auto" w:w="0"/>
         <w:jc w:val="center"/>
-        <w:tblLook w:firstColumn="1" w:firstRow="1" w:lastColumn="0" w:lastRow="0" w:noHBand="0" w:noVBand="1" w:val="04A0"/>
         <w:tblCellMar>
           <w:top w:w="70" w:type="dxa"/>
           <w:left w:w="160" w:type="dxa"/>
           <w:bottom w:w="70" w:type="dxa"/>
           <w:right w:w="120" w:type="dxa"/>
         </w:tblCellMar>
+        <w:tblLook w:firstColumn="1" w:firstRow="1" w:lastColumn="0" w:lastRow="0" w:noHBand="0" w:noVBand="1" w:val="04A0"/>
       </w:tblPr>
       <w:tblGrid>
         <w:gridCol w:w="9639"/>
@@ -17013,13 +17013,13 @@
         <w:tc>
           <w:tcPr>
             <w:tcW w:type="dxa" w:w="9638"/>
-            <w:shd w:val="clear" w:color="auto" w:fill="FFFFFF"/>
             <w:tcBorders>
               <w:top w:val="nil"/>
               <w:left w:val="single" w:sz="18" w:color="BFBFBF"/>
               <w:bottom w:val="nil"/>
               <w:right w:val="nil"/>
             </w:tcBorders>
+            <w:shd w:val="clear" w:color="auto" w:fill="FFFFFF"/>
           </w:tcPr>
           <w:p>
             <w:pPr>
@@ -17048,13 +17048,13 @@
         <w:tblW w:type="auto" w:w="0"/>
         <w:jc w:val="center"/>
         <w:tblLayout w:type="fixed"/>
-        <w:tblLook w:firstColumn="1" w:firstRow="1" w:lastColumn="0" w:lastRow="0" w:noHBand="0" w:noVBand="1" w:val="04A0"/>
         <w:tblCellMar>
           <w:top w:w="45" w:type="dxa"/>
           <w:left w:w="90" w:type="dxa"/>
           <w:bottom w:w="45" w:type="dxa"/>
           <w:right w:w="90" w:type="dxa"/>
         </w:tblCellMar>
+        <w:tblLook w:firstColumn="1" w:firstRow="1" w:lastColumn="0" w:lastRow="0" w:noHBand="0" w:noVBand="1" w:val="04A0"/>
       </w:tblPr>
       <w:tblGrid>
         <w:gridCol w:w="1314"/>
@@ -17070,13 +17070,13 @@
         <w:tc>
           <w:tcPr>
             <w:tcW w:type="dxa" w:w="1314"/>
-            <w:shd w:val="clear" w:color="auto" w:fill="1F3864"/>
             <w:tcBorders>
               <w:top w:val="single" w:sz="4" w:color="BFBFBF"/>
               <w:left w:val="single" w:sz="4" w:color="BFBFBF"/>
               <w:bottom w:val="single" w:sz="4" w:color="BFBFBF"/>
               <w:right w:val="single" w:sz="4" w:color="BFBFBF"/>
             </w:tcBorders>
+            <w:shd w:val="clear" w:color="auto" w:fill="1F3864"/>
             <w:vAlign w:val="center"/>
           </w:tcPr>
           <w:p>
@@ -17099,13 +17099,13 @@
         <w:tc>
           <w:tcPr>
             <w:tcW w:type="dxa" w:w="1553"/>
-            <w:shd w:val="clear" w:color="auto" w:fill="1F3864"/>
             <w:tcBorders>
               <w:top w:val="single" w:sz="4" w:color="BFBFBF"/>
               <w:left w:val="single" w:sz="4" w:color="BFBFBF"/>
               <w:bottom w:val="single" w:sz="4" w:color="BFBFBF"/>
               <w:right w:val="single" w:sz="4" w:color="BFBFBF"/>
             </w:tcBorders>
+            <w:shd w:val="clear" w:color="auto" w:fill="1F3864"/>
             <w:vAlign w:val="center"/>
           </w:tcPr>
           <w:p>
@@ -17128,13 +17128,13 @@
         <w:tc>
           <w:tcPr>
             <w:tcW w:type="dxa" w:w="2031"/>
-            <w:shd w:val="clear" w:color="auto" w:fill="1F3864"/>
             <w:tcBorders>
               <w:top w:val="single" w:sz="4" w:color="BFBFBF"/>
               <w:left w:val="single" w:sz="4" w:color="BFBFBF"/>
               <w:bottom w:val="single" w:sz="4" w:color="BFBFBF"/>
               <w:right w:val="single" w:sz="4" w:color="BFBFBF"/>
             </w:tcBorders>
+            <w:shd w:val="clear" w:color="auto" w:fill="1F3864"/>
             <w:vAlign w:val="center"/>
           </w:tcPr>
           <w:p>
@@ -17157,13 +17157,13 @@
         <w:tc>
           <w:tcPr>
             <w:tcW w:type="dxa" w:w="2031"/>
-            <w:shd w:val="clear" w:color="auto" w:fill="1F3864"/>
             <w:tcBorders>
               <w:top w:val="single" w:sz="4" w:color="BFBFBF"/>
               <w:left w:val="single" w:sz="4" w:color="BFBFBF"/>
               <w:bottom w:val="single" w:sz="4" w:color="BFBFBF"/>
               <w:right w:val="single" w:sz="4" w:color="BFBFBF"/>
             </w:tcBorders>
+            <w:shd w:val="clear" w:color="auto" w:fill="1F3864"/>
             <w:vAlign w:val="center"/>
           </w:tcPr>
           <w:p>
@@ -17304,13 +17304,13 @@
         <w:tc>
           <w:tcPr>
             <w:tcW w:type="dxa" w:w="1314"/>
-            <w:shd w:val="clear" w:color="auto" w:fill="EEF3FA"/>
             <w:tcBorders>
               <w:top w:val="single" w:sz="4" w:color="BFBFBF"/>
               <w:left w:val="single" w:sz="4" w:color="BFBFBF"/>
               <w:bottom w:val="single" w:sz="4" w:color="BFBFBF"/>
               <w:right w:val="single" w:sz="4" w:color="BFBFBF"/>
             </w:tcBorders>
+            <w:shd w:val="clear" w:color="auto" w:fill="EEF3FA"/>
             <w:vAlign w:val="center"/>
           </w:tcPr>
           <w:p>
@@ -17332,13 +17332,13 @@
         <w:tc>
           <w:tcPr>
             <w:tcW w:type="dxa" w:w="1553"/>
-            <w:shd w:val="clear" w:color="auto" w:fill="EEF3FA"/>
             <w:tcBorders>
               <w:top w:val="single" w:sz="4" w:color="BFBFBF"/>
               <w:left w:val="single" w:sz="4" w:color="BFBFBF"/>
               <w:bottom w:val="single" w:sz="4" w:color="BFBFBF"/>
               <w:right w:val="single" w:sz="4" w:color="BFBFBF"/>
             </w:tcBorders>
+            <w:shd w:val="clear" w:color="auto" w:fill="EEF3FA"/>
             <w:vAlign w:val="center"/>
           </w:tcPr>
           <w:p>
@@ -17360,13 +17360,13 @@
         <w:tc>
           <w:tcPr>
             <w:tcW w:type="dxa" w:w="2031"/>
-            <w:shd w:val="clear" w:color="auto" w:fill="EEF3FA"/>
             <w:tcBorders>
               <w:top w:val="single" w:sz="4" w:color="BFBFBF"/>
               <w:left w:val="single" w:sz="4" w:color="BFBFBF"/>
               <w:bottom w:val="single" w:sz="4" w:color="BFBFBF"/>
               <w:right w:val="single" w:sz="4" w:color="BFBFBF"/>
             </w:tcBorders>
+            <w:shd w:val="clear" w:color="auto" w:fill="EEF3FA"/>
             <w:vAlign w:val="center"/>
           </w:tcPr>
           <w:p>
@@ -17388,13 +17388,13 @@
         <w:tc>
           <w:tcPr>
             <w:tcW w:type="dxa" w:w="2031"/>
-            <w:shd w:val="clear" w:color="auto" w:fill="EEF3FA"/>
             <w:tcBorders>
               <w:top w:val="single" w:sz="4" w:color="BFBFBF"/>
               <w:left w:val="single" w:sz="4" w:color="BFBFBF"/>
               <w:bottom w:val="single" w:sz="4" w:color="BFBFBF"/>
               <w:right w:val="single" w:sz="4" w:color="BFBFBF"/>
             </w:tcBorders>
+            <w:shd w:val="clear" w:color="auto" w:fill="EEF3FA"/>
             <w:vAlign w:val="center"/>
           </w:tcPr>
           <w:p>
@@ -17534,13 +17534,13 @@
         <w:tc>
           <w:tcPr>
             <w:tcW w:type="dxa" w:w="1314"/>
-            <w:shd w:val="clear" w:color="auto" w:fill="EEF3FA"/>
             <w:tcBorders>
               <w:top w:val="single" w:sz="4" w:color="BFBFBF"/>
               <w:left w:val="single" w:sz="4" w:color="BFBFBF"/>
               <w:bottom w:val="single" w:sz="4" w:color="BFBFBF"/>
               <w:right w:val="single" w:sz="4" w:color="BFBFBF"/>
             </w:tcBorders>
+            <w:shd w:val="clear" w:color="auto" w:fill="EEF3FA"/>
             <w:vAlign w:val="center"/>
           </w:tcPr>
           <w:p>
@@ -17562,13 +17562,13 @@
         <w:tc>
           <w:tcPr>
             <w:tcW w:type="dxa" w:w="1553"/>
-            <w:shd w:val="clear" w:color="auto" w:fill="EEF3FA"/>
             <w:tcBorders>
               <w:top w:val="single" w:sz="4" w:color="BFBFBF"/>
               <w:left w:val="single" w:sz="4" w:color="BFBFBF"/>
               <w:bottom w:val="single" w:sz="4" w:color="BFBFBF"/>
               <w:right w:val="single" w:sz="4" w:color="BFBFBF"/>
             </w:tcBorders>
+            <w:shd w:val="clear" w:color="auto" w:fill="EEF3FA"/>
             <w:vAlign w:val="center"/>
           </w:tcPr>
           <w:p>
@@ -17590,13 +17590,13 @@
         <w:tc>
           <w:tcPr>
             <w:tcW w:type="dxa" w:w="2031"/>
-            <w:shd w:val="clear" w:color="auto" w:fill="EEF3FA"/>
             <w:tcBorders>
               <w:top w:val="single" w:sz="4" w:color="BFBFBF"/>
               <w:left w:val="single" w:sz="4" w:color="BFBFBF"/>
               <w:bottom w:val="single" w:sz="4" w:color="BFBFBF"/>
               <w:right w:val="single" w:sz="4" w:color="BFBFBF"/>
             </w:tcBorders>
+            <w:shd w:val="clear" w:color="auto" w:fill="EEF3FA"/>
             <w:vAlign w:val="center"/>
           </w:tcPr>
           <w:p>
@@ -17618,13 +17618,13 @@
         <w:tc>
           <w:tcPr>
             <w:tcW w:type="dxa" w:w="2031"/>
-            <w:shd w:val="clear" w:color="auto" w:fill="EEF3FA"/>
             <w:tcBorders>
               <w:top w:val="single" w:sz="4" w:color="BFBFBF"/>
               <w:left w:val="single" w:sz="4" w:color="BFBFBF"/>
               <w:bottom w:val="single" w:sz="4" w:color="BFBFBF"/>
               <w:right w:val="single" w:sz="4" w:color="BFBFBF"/>
             </w:tcBorders>
+            <w:shd w:val="clear" w:color="auto" w:fill="EEF3FA"/>
             <w:vAlign w:val="center"/>
           </w:tcPr>
           <w:p>
@@ -17764,13 +17764,13 @@
         <w:tc>
           <w:tcPr>
             <w:tcW w:type="dxa" w:w="1314"/>
-            <w:shd w:val="clear" w:color="auto" w:fill="EEF3FA"/>
             <w:tcBorders>
               <w:top w:val="single" w:sz="4" w:color="BFBFBF"/>
               <w:left w:val="single" w:sz="4" w:color="BFBFBF"/>
               <w:bottom w:val="single" w:sz="4" w:color="BFBFBF"/>
               <w:right w:val="single" w:sz="4" w:color="BFBFBF"/>
             </w:tcBorders>
+            <w:shd w:val="clear" w:color="auto" w:fill="EEF3FA"/>
             <w:vAlign w:val="center"/>
           </w:tcPr>
           <w:p>
@@ -17791,13 +17791,13 @@
         <w:tc>
           <w:tcPr>
             <w:tcW w:type="dxa" w:w="1553"/>
-            <w:shd w:val="clear" w:color="auto" w:fill="EEF3FA"/>
             <w:tcBorders>
               <w:top w:val="single" w:sz="4" w:color="BFBFBF"/>
               <w:left w:val="single" w:sz="4" w:color="BFBFBF"/>
               <w:bottom w:val="single" w:sz="4" w:color="BFBFBF"/>
               <w:right w:val="single" w:sz="4" w:color="BFBFBF"/>
             </w:tcBorders>
+            <w:shd w:val="clear" w:color="auto" w:fill="EEF3FA"/>
             <w:vAlign w:val="center"/>
           </w:tcPr>
           <w:p>
@@ -17818,13 +17818,13 @@
         <w:tc>
           <w:tcPr>
             <w:tcW w:type="dxa" w:w="2031"/>
-            <w:shd w:val="clear" w:color="auto" w:fill="EEF3FA"/>
             <w:tcBorders>
               <w:top w:val="single" w:sz="4" w:color="BFBFBF"/>
               <w:left w:val="single" w:sz="4" w:color="BFBFBF"/>
               <w:bottom w:val="single" w:sz="4" w:color="BFBFBF"/>
               <w:right w:val="single" w:sz="4" w:color="BFBFBF"/>
             </w:tcBorders>
+            <w:shd w:val="clear" w:color="auto" w:fill="EEF3FA"/>
             <w:vAlign w:val="center"/>
           </w:tcPr>
           <w:p>
@@ -17845,13 +17845,13 @@
         <w:tc>
           <w:tcPr>
             <w:tcW w:type="dxa" w:w="2031"/>
-            <w:shd w:val="clear" w:color="auto" w:fill="EEF3FA"/>
             <w:tcBorders>
               <w:top w:val="single" w:sz="4" w:color="BFBFBF"/>
               <w:left w:val="single" w:sz="4" w:color="BFBFBF"/>
               <w:bottom w:val="single" w:sz="4" w:color="BFBFBF"/>
               <w:right w:val="single" w:sz="4" w:color="BFBFBF"/>
             </w:tcBorders>
+            <w:shd w:val="clear" w:color="auto" w:fill="EEF3FA"/>
             <w:vAlign w:val="center"/>
           </w:tcPr>
           <w:p>
@@ -17880,13 +17880,13 @@
       <w:tblPr>
         <w:tblW w:type="auto" w:w="0"/>
         <w:jc w:val="center"/>
-        <w:tblLook w:firstColumn="1" w:firstRow="1" w:lastColumn="0" w:lastRow="0" w:noHBand="0" w:noVBand="1" w:val="04A0"/>
         <w:tblCellMar>
           <w:top w:w="70" w:type="dxa"/>
           <w:left w:w="160" w:type="dxa"/>
           <w:bottom w:w="70" w:type="dxa"/>
           <w:right w:w="120" w:type="dxa"/>
         </w:tblCellMar>
+        <w:tblLook w:firstColumn="1" w:firstRow="1" w:lastColumn="0" w:lastRow="0" w:noHBand="0" w:noVBand="1" w:val="04A0"/>
       </w:tblPr>
       <w:tblGrid>
         <w:gridCol w:w="9639"/>
@@ -17898,13 +17898,13 @@
         <w:tc>
           <w:tcPr>
             <w:tcW w:type="dxa" w:w="9638"/>
-            <w:shd w:val="clear" w:color="auto" w:fill="FFFFFF"/>
             <w:tcBorders>
               <w:top w:val="nil"/>
               <w:left w:val="single" w:sz="18" w:color="BFBFBF"/>
               <w:bottom w:val="nil"/>
               <w:right w:val="nil"/>
             </w:tcBorders>
+            <w:shd w:val="clear" w:color="auto" w:fill="FFFFFF"/>
           </w:tcPr>
           <w:p>
             <w:pPr>
@@ -18130,13 +18130,13 @@
         <w:tblW w:type="auto" w:w="0"/>
         <w:jc w:val="center"/>
         <w:tblLayout w:type="fixed"/>
-        <w:tblLook w:firstColumn="1" w:firstRow="1" w:lastColumn="0" w:lastRow="0" w:noHBand="0" w:noVBand="1" w:val="04A0"/>
         <w:tblCellMar>
           <w:top w:w="45" w:type="dxa"/>
           <w:left w:w="90" w:type="dxa"/>
           <w:bottom w:w="45" w:type="dxa"/>
           <w:right w:w="90" w:type="dxa"/>
         </w:tblCellMar>
+        <w:tblLook w:firstColumn="1" w:firstRow="1" w:lastColumn="0" w:lastRow="0" w:noHBand="0" w:noVBand="1" w:val="04A0"/>
       </w:tblPr>
       <w:tblGrid>
         <w:gridCol w:w="2268"/>
@@ -18151,13 +18151,13 @@
         <w:tc>
           <w:tcPr>
             <w:tcW w:type="dxa" w:w="2268"/>
-            <w:shd w:val="clear" w:color="auto" w:fill="1F3864"/>
             <w:tcBorders>
               <w:top w:val="single" w:sz="4" w:color="BFBFBF"/>
               <w:left w:val="single" w:sz="4" w:color="BFBFBF"/>
               <w:bottom w:val="single" w:sz="4" w:color="BFBFBF"/>
               <w:right w:val="single" w:sz="4" w:color="BFBFBF"/>
             </w:tcBorders>
+            <w:shd w:val="clear" w:color="auto" w:fill="1F3864"/>
             <w:vAlign w:val="center"/>
           </w:tcPr>
           <w:p>
@@ -18170,13 +18170,13 @@
         <w:tc>
           <w:tcPr>
             <w:tcW w:type="dxa" w:w="3515"/>
-            <w:shd w:val="clear" w:color="auto" w:fill="1F3864"/>
             <w:tcBorders>
               <w:top w:val="single" w:sz="4" w:color="BFBFBF"/>
               <w:left w:val="single" w:sz="4" w:color="BFBFBF"/>
               <w:bottom w:val="single" w:sz="4" w:color="BFBFBF"/>
               <w:right w:val="single" w:sz="4" w:color="BFBFBF"/>
             </w:tcBorders>
+            <w:shd w:val="clear" w:color="auto" w:fill="1F3864"/>
             <w:vAlign w:val="center"/>
           </w:tcPr>
           <w:p>
@@ -18198,13 +18198,13 @@
         <w:tc>
           <w:tcPr>
             <w:tcW w:type="dxa" w:w="3855"/>
-            <w:shd w:val="clear" w:color="auto" w:fill="1F3864"/>
             <w:tcBorders>
               <w:top w:val="single" w:sz="4" w:color="BFBFBF"/>
               <w:left w:val="single" w:sz="4" w:color="BFBFBF"/>
               <w:bottom w:val="single" w:sz="4" w:color="BFBFBF"/>
               <w:right w:val="single" w:sz="4" w:color="BFBFBF"/>
             </w:tcBorders>
+            <w:shd w:val="clear" w:color="auto" w:fill="1F3864"/>
             <w:vAlign w:val="center"/>
           </w:tcPr>
           <w:p>
@@ -18314,13 +18314,13 @@
         <w:tc>
           <w:tcPr>
             <w:tcW w:type="dxa" w:w="2268"/>
-            <w:shd w:val="clear" w:color="auto" w:fill="EEF3FA"/>
             <w:tcBorders>
               <w:top w:val="single" w:sz="4" w:color="BFBFBF"/>
               <w:left w:val="single" w:sz="4" w:color="BFBFBF"/>
               <w:bottom w:val="single" w:sz="4" w:color="BFBFBF"/>
               <w:right w:val="single" w:sz="4" w:color="BFBFBF"/>
             </w:tcBorders>
+            <w:shd w:val="clear" w:color="auto" w:fill="EEF3FA"/>
             <w:vAlign w:val="center"/>
           </w:tcPr>
           <w:p>
@@ -18341,13 +18341,13 @@
         <w:tc>
           <w:tcPr>
             <w:tcW w:type="dxa" w:w="3515"/>
-            <w:shd w:val="clear" w:color="auto" w:fill="EEF3FA"/>
             <w:tcBorders>
               <w:top w:val="single" w:sz="4" w:color="BFBFBF"/>
               <w:left w:val="single" w:sz="4" w:color="BFBFBF"/>
               <w:bottom w:val="single" w:sz="4" w:color="BFBFBF"/>
               <w:right w:val="single" w:sz="4" w:color="BFBFBF"/>
             </w:tcBorders>
+            <w:shd w:val="clear" w:color="auto" w:fill="EEF3FA"/>
             <w:vAlign w:val="center"/>
           </w:tcPr>
           <w:p>
@@ -18368,13 +18368,13 @@
         <w:tc>
           <w:tcPr>
             <w:tcW w:type="dxa" w:w="3855"/>
-            <w:shd w:val="clear" w:color="auto" w:fill="EEF3FA"/>
             <w:tcBorders>
               <w:top w:val="single" w:sz="4" w:color="BFBFBF"/>
               <w:left w:val="single" w:sz="4" w:color="BFBFBF"/>
               <w:bottom w:val="single" w:sz="4" w:color="BFBFBF"/>
               <w:right w:val="single" w:sz="4" w:color="BFBFBF"/>
             </w:tcBorders>
+            <w:shd w:val="clear" w:color="auto" w:fill="EEF3FA"/>
             <w:vAlign w:val="center"/>
           </w:tcPr>
           <w:p>
@@ -18483,13 +18483,13 @@
         <w:tc>
           <w:tcPr>
             <w:tcW w:type="dxa" w:w="2268"/>
-            <w:shd w:val="clear" w:color="auto" w:fill="EEF3FA"/>
             <w:tcBorders>
               <w:top w:val="single" w:sz="4" w:color="BFBFBF"/>
               <w:left w:val="single" w:sz="4" w:color="BFBFBF"/>
               <w:bottom w:val="single" w:sz="4" w:color="BFBFBF"/>
               <w:right w:val="single" w:sz="4" w:color="BFBFBF"/>
             </w:tcBorders>
+            <w:shd w:val="clear" w:color="auto" w:fill="EEF3FA"/>
             <w:vAlign w:val="center"/>
           </w:tcPr>
           <w:p>
@@ -18509,13 +18509,13 @@
         <w:tc>
           <w:tcPr>
             <w:tcW w:type="dxa" w:w="3515"/>
-            <w:shd w:val="clear" w:color="auto" w:fill="EEF3FA"/>
             <w:tcBorders>
               <w:top w:val="single" w:sz="4" w:color="BFBFBF"/>
               <w:left w:val="single" w:sz="4" w:color="BFBFBF"/>
               <w:bottom w:val="single" w:sz="4" w:color="BFBFBF"/>
               <w:right w:val="single" w:sz="4" w:color="BFBFBF"/>
             </w:tcBorders>
+            <w:shd w:val="clear" w:color="auto" w:fill="EEF3FA"/>
             <w:vAlign w:val="center"/>
           </w:tcPr>
           <w:p>
@@ -18537,13 +18537,13 @@
         <w:tc>
           <w:tcPr>
             <w:tcW w:type="dxa" w:w="3855"/>
-            <w:shd w:val="clear" w:color="auto" w:fill="EEF3FA"/>
             <w:tcBorders>
               <w:top w:val="single" w:sz="4" w:color="BFBFBF"/>
               <w:left w:val="single" w:sz="4" w:color="BFBFBF"/>
               <w:bottom w:val="single" w:sz="4" w:color="BFBFBF"/>
               <w:right w:val="single" w:sz="4" w:color="BFBFBF"/>
             </w:tcBorders>
+            <w:shd w:val="clear" w:color="auto" w:fill="EEF3FA"/>
             <w:vAlign w:val="center"/>
           </w:tcPr>
           <w:p>
@@ -18632,13 +18632,13 @@
       <w:tblPr>
         <w:tblW w:type="auto" w:w="0"/>
         <w:jc w:val="center"/>
-        <w:tblLook w:firstColumn="1" w:firstRow="1" w:lastColumn="0" w:lastRow="0" w:noHBand="0" w:noVBand="1" w:val="04A0"/>
         <w:tblCellMar>
           <w:top w:w="70" w:type="dxa"/>
           <w:left w:w="160" w:type="dxa"/>
           <w:bottom w:w="70" w:type="dxa"/>
           <w:right w:w="120" w:type="dxa"/>
         </w:tblCellMar>
+        <w:tblLook w:firstColumn="1" w:firstRow="1" w:lastColumn="0" w:lastRow="0" w:noHBand="0" w:noVBand="1" w:val="04A0"/>
       </w:tblPr>
       <w:tblGrid>
         <w:gridCol w:w="9639"/>
@@ -18647,13 +18647,13 @@
         <w:tc>
           <w:tcPr>
             <w:tcW w:type="dxa" w:w="9638"/>
-            <w:shd w:val="clear" w:color="auto" w:fill="F4F6F9"/>
             <w:tcBorders>
               <w:top w:val="nil"/>
               <w:left w:val="single" w:sz="18" w:color="7F9CC4"/>
               <w:bottom w:val="nil"/>
               <w:right w:val="nil"/>
             </w:tcBorders>
+            <w:shd w:val="clear" w:color="auto" w:fill="F4F6F9"/>
           </w:tcPr>
           <w:p>
             <w:pPr>
@@ -19032,13 +19032,13 @@
       <w:tblPr>
         <w:tblW w:type="auto" w:w="0"/>
         <w:jc w:val="center"/>
-        <w:tblLook w:firstColumn="1" w:firstRow="1" w:lastColumn="0" w:lastRow="0" w:noHBand="0" w:noVBand="1" w:val="04A0"/>
         <w:tblCellMar>
           <w:top w:w="70" w:type="dxa"/>
           <w:left w:w="160" w:type="dxa"/>
           <w:bottom w:w="70" w:type="dxa"/>
           <w:right w:w="120" w:type="dxa"/>
         </w:tblCellMar>
+        <w:tblLook w:firstColumn="1" w:firstRow="1" w:lastColumn="0" w:lastRow="0" w:noHBand="0" w:noVBand="1" w:val="04A0"/>
       </w:tblPr>
       <w:tblGrid>
         <w:gridCol w:w="9639"/>
@@ -19050,13 +19050,13 @@
         <w:tc>
           <w:tcPr>
             <w:tcW w:type="dxa" w:w="9638"/>
-            <w:shd w:val="clear" w:color="auto" w:fill="FFFFFF"/>
             <w:tcBorders>
               <w:top w:val="nil"/>
               <w:left w:val="single" w:sz="18" w:color="BFBFBF"/>
               <w:bottom w:val="nil"/>
               <w:right w:val="nil"/>
             </w:tcBorders>
+            <w:shd w:val="clear" w:color="auto" w:fill="FFFFFF"/>
           </w:tcPr>
           <w:p>
             <w:pPr>
@@ -19084,13 +19084,13 @@
       <w:tblPr>
         <w:tblW w:type="auto" w:w="0"/>
         <w:jc w:val="center"/>
-        <w:tblLook w:firstColumn="1" w:firstRow="1" w:lastColumn="0" w:lastRow="0" w:noHBand="0" w:noVBand="1" w:val="04A0"/>
         <w:tblCellMar>
           <w:top w:w="70" w:type="dxa"/>
           <w:left w:w="160" w:type="dxa"/>
           <w:bottom w:w="70" w:type="dxa"/>
           <w:right w:w="120" w:type="dxa"/>
         </w:tblCellMar>
+        <w:tblLook w:firstColumn="1" w:firstRow="1" w:lastColumn="0" w:lastRow="0" w:noHBand="0" w:noVBand="1" w:val="04A0"/>
       </w:tblPr>
       <w:tblGrid>
         <w:gridCol w:w="9639"/>
@@ -19102,13 +19102,13 @@
         <w:tc>
           <w:tcPr>
             <w:tcW w:type="dxa" w:w="9638"/>
-            <w:shd w:val="clear" w:color="auto" w:fill="FFFFFF"/>
             <w:tcBorders>
               <w:top w:val="nil"/>
               <w:left w:val="single" w:sz="18" w:color="BFBFBF"/>
               <w:bottom w:val="nil"/>
               <w:right w:val="nil"/>
             </w:tcBorders>
+            <w:shd w:val="clear" w:color="auto" w:fill="FFFFFF"/>
           </w:tcPr>
           <w:p>
             <w:pPr>
@@ -19250,13 +19250,13 @@
       <w:tblPr>
         <w:tblW w:type="auto" w:w="0"/>
         <w:jc w:val="center"/>
-        <w:tblLook w:firstColumn="1" w:firstRow="1" w:lastColumn="0" w:lastRow="0" w:noHBand="0" w:noVBand="1" w:val="04A0"/>
         <w:tblCellMar>
           <w:top w:w="70" w:type="dxa"/>
           <w:left w:w="160" w:type="dxa"/>
           <w:bottom w:w="70" w:type="dxa"/>
           <w:right w:w="120" w:type="dxa"/>
         </w:tblCellMar>
+        <w:tblLook w:firstColumn="1" w:firstRow="1" w:lastColumn="0" w:lastRow="0" w:noHBand="0" w:noVBand="1" w:val="04A0"/>
       </w:tblPr>
       <w:tblGrid>
         <w:gridCol w:w="9639"/>
@@ -19268,13 +19268,13 @@
         <w:tc>
           <w:tcPr>
             <w:tcW w:type="dxa" w:w="9638"/>
-            <w:shd w:val="clear" w:color="auto" w:fill="F4F6F9"/>
             <w:tcBorders>
               <w:top w:val="nil"/>
               <w:left w:val="single" w:sz="18" w:color="7F9CC4"/>
               <w:bottom w:val="nil"/>
               <w:right w:val="nil"/>
             </w:tcBorders>
+            <w:shd w:val="clear" w:color="auto" w:fill="F4F6F9"/>
           </w:tcPr>
           <w:p>
             <w:pPr>
@@ -19374,13 +19374,13 @@
         <w:tblW w:type="auto" w:w="0"/>
         <w:jc w:val="center"/>
         <w:tblLayout w:type="fixed"/>
-        <w:tblLook w:firstColumn="1" w:firstRow="1" w:lastColumn="0" w:lastRow="0" w:noHBand="0" w:noVBand="1" w:val="04A0"/>
         <w:tblCellMar>
           <w:top w:w="45" w:type="dxa"/>
           <w:left w:w="90" w:type="dxa"/>
           <w:bottom w:w="45" w:type="dxa"/>
           <w:right w:w="90" w:type="dxa"/>
         </w:tblCellMar>
+        <w:tblLook w:firstColumn="1" w:firstRow="1" w:lastColumn="0" w:lastRow="0" w:noHBand="0" w:noVBand="1" w:val="04A0"/>
       </w:tblPr>
       <w:tblGrid>
         <w:gridCol w:w="992"/>
@@ -19394,13 +19394,13 @@
         <w:tc>
           <w:tcPr>
             <w:tcW w:type="dxa" w:w="992"/>
-            <w:shd w:val="clear" w:color="auto" w:fill="1F3864"/>
             <w:tcBorders>
               <w:top w:val="single" w:sz="4" w:color="BFBFBF"/>
               <w:left w:val="single" w:sz="4" w:color="BFBFBF"/>
               <w:bottom w:val="single" w:sz="4" w:color="BFBFBF"/>
               <w:right w:val="single" w:sz="4" w:color="BFBFBF"/>
             </w:tcBorders>
+            <w:shd w:val="clear" w:color="auto" w:fill="1F3864"/>
             <w:vAlign w:val="center"/>
           </w:tcPr>
           <w:p>
@@ -19423,13 +19423,13 @@
         <w:tc>
           <w:tcPr>
             <w:tcW w:type="dxa" w:w="1843"/>
-            <w:shd w:val="clear" w:color="auto" w:fill="1F3864"/>
             <w:tcBorders>
               <w:top w:val="single" w:sz="4" w:color="BFBFBF"/>
               <w:left w:val="single" w:sz="4" w:color="BFBFBF"/>
               <w:bottom w:val="single" w:sz="4" w:color="BFBFBF"/>
               <w:right w:val="single" w:sz="4" w:color="BFBFBF"/>
             </w:tcBorders>
+            <w:shd w:val="clear" w:color="auto" w:fill="1F3864"/>
             <w:vAlign w:val="center"/>
           </w:tcPr>
           <w:p>
@@ -19555,13 +19555,13 @@
         <w:tblW w:type="auto" w:w="0"/>
         <w:jc w:val="center"/>
         <w:tblLayout w:type="fixed"/>
-        <w:tblLook w:firstColumn="1" w:firstRow="1" w:lastColumn="0" w:lastRow="0" w:noHBand="0" w:noVBand="1" w:val="04A0"/>
         <w:tblCellMar>
           <w:top w:w="45" w:type="dxa"/>
           <w:left w:w="90" w:type="dxa"/>
           <w:bottom w:w="45" w:type="dxa"/>
           <w:right w:w="90" w:type="dxa"/>
         </w:tblCellMar>
+        <w:tblLook w:firstColumn="1" w:firstRow="1" w:lastColumn="0" w:lastRow="0" w:noHBand="0" w:noVBand="1" w:val="04A0"/>
       </w:tblPr>
       <w:tblGrid>
         <w:gridCol w:w="2041"/>
@@ -19576,13 +19576,13 @@
         <w:tc>
           <w:tcPr>
             <w:tcW w:type="dxa" w:w="2041"/>
-            <w:shd w:val="clear" w:color="auto" w:fill="1F3864"/>
             <w:tcBorders>
               <w:top w:val="single" w:sz="4" w:color="BFBFBF"/>
               <w:left w:val="single" w:sz="4" w:color="BFBFBF"/>
               <w:bottom w:val="single" w:sz="4" w:color="BFBFBF"/>
               <w:right w:val="single" w:sz="4" w:color="BFBFBF"/>
             </w:tcBorders>
+            <w:shd w:val="clear" w:color="auto" w:fill="1F3864"/>
             <w:vAlign w:val="center"/>
           </w:tcPr>
           <w:p>
@@ -19604,13 +19604,13 @@
         <w:tc>
           <w:tcPr>
             <w:tcW w:type="dxa" w:w="3798"/>
-            <w:shd w:val="clear" w:color="auto" w:fill="1F3864"/>
             <w:tcBorders>
               <w:top w:val="single" w:sz="4" w:color="BFBFBF"/>
               <w:left w:val="single" w:sz="4" w:color="BFBFBF"/>
               <w:bottom w:val="single" w:sz="4" w:color="BFBFBF"/>
               <w:right w:val="single" w:sz="4" w:color="BFBFBF"/>
             </w:tcBorders>
+            <w:shd w:val="clear" w:color="auto" w:fill="1F3864"/>
             <w:vAlign w:val="center"/>
           </w:tcPr>
           <w:p>
@@ -19632,13 +19632,13 @@
         <w:tc>
           <w:tcPr>
             <w:tcW w:type="dxa" w:w="3798"/>
-            <w:shd w:val="clear" w:color="auto" w:fill="1F3864"/>
             <w:tcBorders>
               <w:top w:val="single" w:sz="4" w:color="BFBFBF"/>
               <w:left w:val="single" w:sz="4" w:color="BFBFBF"/>
               <w:bottom w:val="single" w:sz="4" w:color="BFBFBF"/>
               <w:right w:val="single" w:sz="4" w:color="BFBFBF"/>
             </w:tcBorders>
+            <w:shd w:val="clear" w:color="auto" w:fill="1F3864"/>
             <w:vAlign w:val="center"/>
           </w:tcPr>
           <w:p>
@@ -19748,13 +19748,13 @@
         <w:tc>
           <w:tcPr>
             <w:tcW w:type="dxa" w:w="2041"/>
-            <w:shd w:val="clear" w:color="auto" w:fill="EEF3FA"/>
             <w:tcBorders>
               <w:top w:val="single" w:sz="4" w:color="BFBFBF"/>
               <w:left w:val="single" w:sz="4" w:color="BFBFBF"/>
               <w:bottom w:val="single" w:sz="4" w:color="BFBFBF"/>
               <w:right w:val="single" w:sz="4" w:color="BFBFBF"/>
             </w:tcBorders>
+            <w:shd w:val="clear" w:color="auto" w:fill="EEF3FA"/>
             <w:vAlign w:val="center"/>
           </w:tcPr>
           <w:p>
@@ -19775,13 +19775,13 @@
         <w:tc>
           <w:tcPr>
             <w:tcW w:type="dxa" w:w="3798"/>
-            <w:shd w:val="clear" w:color="auto" w:fill="EEF3FA"/>
             <w:tcBorders>
               <w:top w:val="single" w:sz="4" w:color="BFBFBF"/>
               <w:left w:val="single" w:sz="4" w:color="BFBFBF"/>
               <w:bottom w:val="single" w:sz="4" w:color="BFBFBF"/>
               <w:right w:val="single" w:sz="4" w:color="BFBFBF"/>
             </w:tcBorders>
+            <w:shd w:val="clear" w:color="auto" w:fill="EEF3FA"/>
             <w:vAlign w:val="center"/>
           </w:tcPr>
           <w:p>
@@ -19802,13 +19802,13 @@
         <w:tc>
           <w:tcPr>
             <w:tcW w:type="dxa" w:w="3798"/>
-            <w:shd w:val="clear" w:color="auto" w:fill="EEF3FA"/>
             <w:tcBorders>
               <w:top w:val="single" w:sz="4" w:color="BFBFBF"/>
               <w:left w:val="single" w:sz="4" w:color="BFBFBF"/>
               <w:bottom w:val="single" w:sz="4" w:color="BFBFBF"/>
               <w:right w:val="single" w:sz="4" w:color="BFBFBF"/>
             </w:tcBorders>
+            <w:shd w:val="clear" w:color="auto" w:fill="EEF3FA"/>
             <w:vAlign w:val="center"/>
           </w:tcPr>
           <w:p>
@@ -19917,13 +19917,13 @@
         <w:tc>
           <w:tcPr>
             <w:tcW w:type="dxa" w:w="2041"/>
-            <w:shd w:val="clear" w:color="auto" w:fill="EEF3FA"/>
             <w:tcBorders>
               <w:top w:val="single" w:sz="4" w:color="BFBFBF"/>
               <w:left w:val="single" w:sz="4" w:color="BFBFBF"/>
               <w:bottom w:val="single" w:sz="4" w:color="BFBFBF"/>
               <w:right w:val="single" w:sz="4" w:color="BFBFBF"/>
             </w:tcBorders>
+            <w:shd w:val="clear" w:color="auto" w:fill="EEF3FA"/>
             <w:vAlign w:val="center"/>
           </w:tcPr>
           <w:p>
@@ -19944,13 +19944,13 @@
         <w:tc>
           <w:tcPr>
             <w:tcW w:type="dxa" w:w="3798"/>
-            <w:shd w:val="clear" w:color="auto" w:fill="EEF3FA"/>
             <w:tcBorders>
               <w:top w:val="single" w:sz="4" w:color="BFBFBF"/>
               <w:left w:val="single" w:sz="4" w:color="BFBFBF"/>
               <w:bottom w:val="single" w:sz="4" w:color="BFBFBF"/>
               <w:right w:val="single" w:sz="4" w:color="BFBFBF"/>
             </w:tcBorders>
+            <w:shd w:val="clear" w:color="auto" w:fill="EEF3FA"/>
             <w:vAlign w:val="center"/>
           </w:tcPr>
           <w:p>
@@ -19971,13 +19971,13 @@
         <w:tc>
           <w:tcPr>
             <w:tcW w:type="dxa" w:w="3798"/>
-            <w:shd w:val="clear" w:color="auto" w:fill="EEF3FA"/>
             <w:tcBorders>
               <w:top w:val="single" w:sz="4" w:color="BFBFBF"/>
               <w:left w:val="single" w:sz="4" w:color="BFBFBF"/>
               <w:bottom w:val="single" w:sz="4" w:color="BFBFBF"/>
               <w:right w:val="single" w:sz="4" w:color="BFBFBF"/>
             </w:tcBorders>
+            <w:shd w:val="clear" w:color="auto" w:fill="EEF3FA"/>
             <w:vAlign w:val="center"/>
           </w:tcPr>
           <w:p>
@@ -20099,13 +20099,13 @@
       <w:tblPr>
         <w:tblW w:type="auto" w:w="0"/>
         <w:jc w:val="center"/>
-        <w:tblLook w:firstColumn="1" w:firstRow="1" w:lastColumn="0" w:lastRow="0" w:noHBand="0" w:noVBand="1" w:val="04A0"/>
         <w:tblCellMar>
           <w:top w:w="90" w:type="dxa"/>
           <w:left w:w="160" w:type="dxa"/>
           <w:bottom w:w="90" w:type="dxa"/>
           <w:right w:w="140" w:type="dxa"/>
         </w:tblCellMar>
+        <w:tblLook w:firstColumn="1" w:firstRow="1" w:lastColumn="0" w:lastRow="0" w:noHBand="0" w:noVBand="1" w:val="04A0"/>
       </w:tblPr>
       <w:tblGrid>
         <w:gridCol w:w="9639"/>
@@ -20117,13 +20117,13 @@
         <w:tc>
           <w:tcPr>
             <w:tcW w:type="dxa" w:w="9638"/>
-            <w:shd w:val="clear" w:color="auto" w:fill="EAF4EA"/>
             <w:tcBorders>
               <w:top w:val="nil"/>
               <w:left w:val="single" w:sz="24" w:color="38761D"/>
               <w:bottom w:val="nil"/>
               <w:right w:val="nil"/>
             </w:tcBorders>
+            <w:shd w:val="clear" w:color="auto" w:fill="EAF4EA"/>
           </w:tcPr>
           <w:p>
             <w:pPr>
@@ -20340,13 +20340,13 @@
       <w:tblPr>
         <w:tblW w:type="auto" w:w="0"/>
         <w:jc w:val="center"/>
-        <w:tblLook w:firstColumn="1" w:firstRow="1" w:lastColumn="0" w:lastRow="0" w:noHBand="0" w:noVBand="1" w:val="04A0"/>
         <w:tblCellMar>
           <w:top w:w="90" w:type="dxa"/>
           <w:left w:w="160" w:type="dxa"/>
           <w:bottom w:w="90" w:type="dxa"/>
           <w:right w:w="140" w:type="dxa"/>
         </w:tblCellMar>
+        <w:tblLook w:firstColumn="1" w:firstRow="1" w:lastColumn="0" w:lastRow="0" w:noHBand="0" w:noVBand="1" w:val="04A0"/>
       </w:tblPr>
       <w:tblGrid>
         <w:gridCol w:w="9639"/>
@@ -20358,13 +20358,13 @@
         <w:tc>
           <w:tcPr>
             <w:tcW w:type="dxa" w:w="9638"/>
-            <w:shd w:val="clear" w:color="auto" w:fill="FFF7E6"/>
             <w:tcBorders>
               <w:top w:val="nil"/>
               <w:left w:val="single" w:sz="24" w:color="C58B00"/>
               <w:bottom w:val="nil"/>
               <w:right w:val="nil"/>
             </w:tcBorders>
+            <w:shd w:val="clear" w:color="auto" w:fill="FFF7E6"/>
           </w:tcPr>
           <w:p>
             <w:pPr>
@@ -20498,13 +20498,13 @@
       <w:tblPr>
         <w:tblW w:type="auto" w:w="0"/>
         <w:jc w:val="center"/>
-        <w:tblLook w:firstColumn="1" w:firstRow="1" w:lastColumn="0" w:lastRow="0" w:noHBand="0" w:noVBand="1" w:val="04A0"/>
         <w:tblCellMar>
           <w:top w:w="90" w:type="dxa"/>
           <w:left w:w="160" w:type="dxa"/>
           <w:bottom w:w="90" w:type="dxa"/>
           <w:right w:w="140" w:type="dxa"/>
         </w:tblCellMar>
+        <w:tblLook w:firstColumn="1" w:firstRow="1" w:lastColumn="0" w:lastRow="0" w:noHBand="0" w:noVBand="1" w:val="04A0"/>
       </w:tblPr>
       <w:tblGrid>
         <w:gridCol w:w="9639"/>
@@ -20516,13 +20516,13 @@
         <w:tc>
           <w:tcPr>
             <w:tcW w:type="dxa" w:w="9638"/>
-            <w:shd w:val="clear" w:color="auto" w:fill="EEF3FA"/>
             <w:tcBorders>
               <w:top w:val="nil"/>
               <w:left w:val="single" w:sz="24" w:color="2E75B6"/>
               <w:bottom w:val="nil"/>
               <w:right w:val="nil"/>
             </w:tcBorders>
+            <w:shd w:val="clear" w:color="auto" w:fill="EEF3FA"/>
           </w:tcPr>
           <w:p>
             <w:pPr>
@@ -20728,13 +20728,13 @@
         <w:tblW w:type="auto" w:w="0"/>
         <w:jc w:val="center"/>
         <w:tblLayout w:type="fixed"/>
-        <w:tblLook w:firstColumn="1" w:firstRow="1" w:lastColumn="0" w:lastRow="0" w:noHBand="0" w:noVBand="1" w:val="04A0"/>
         <w:tblCellMar>
           <w:top w:w="45" w:type="dxa"/>
           <w:left w:w="90" w:type="dxa"/>
           <w:bottom w:w="45" w:type="dxa"/>
           <w:right w:w="90" w:type="dxa"/>
         </w:tblCellMar>
+        <w:tblLook w:firstColumn="1" w:firstRow="1" w:lastColumn="0" w:lastRow="0" w:noHBand="0" w:noVBand="1" w:val="04A0"/>
       </w:tblPr>
       <w:tblGrid>
         <w:gridCol w:w="1814"/>
@@ -20749,13 +20749,13 @@
         <w:tc>
           <w:tcPr>
             <w:tcW w:type="dxa" w:w="1814"/>
-            <w:shd w:val="clear" w:color="auto" w:fill="1F3864"/>
             <w:tcBorders>
               <w:top w:val="single" w:sz="4" w:color="BFBFBF"/>
               <w:left w:val="single" w:sz="4" w:color="BFBFBF"/>
               <w:bottom w:val="single" w:sz="4" w:color="BFBFBF"/>
               <w:right w:val="single" w:sz="4" w:color="BFBFBF"/>
             </w:tcBorders>
+            <w:shd w:val="clear" w:color="auto" w:fill="1F3864"/>
             <w:vAlign w:val="center"/>
           </w:tcPr>
           <w:p>
@@ -20768,13 +20768,13 @@
         <w:tc>
           <w:tcPr>
             <w:tcW w:type="dxa" w:w="3969"/>
-            <w:shd w:val="clear" w:color="auto" w:fill="1F3864"/>
             <w:tcBorders>
               <w:top w:val="single" w:sz="4" w:color="BFBFBF"/>
               <w:left w:val="single" w:sz="4" w:color="BFBFBF"/>
               <w:bottom w:val="single" w:sz="4" w:color="BFBFBF"/>
               <w:right w:val="single" w:sz="4" w:color="BFBFBF"/>
             </w:tcBorders>
+            <w:shd w:val="clear" w:color="auto" w:fill="1F3864"/>
             <w:vAlign w:val="center"/>
           </w:tcPr>
           <w:p>
@@ -20796,13 +20796,13 @@
         <w:tc>
           <w:tcPr>
             <w:tcW w:type="dxa" w:w="3855"/>
-            <w:shd w:val="clear" w:color="auto" w:fill="1F3864"/>
             <w:tcBorders>
               <w:top w:val="single" w:sz="4" w:color="BFBFBF"/>
               <w:left w:val="single" w:sz="4" w:color="BFBFBF"/>
               <w:bottom w:val="single" w:sz="4" w:color="BFBFBF"/>
               <w:right w:val="single" w:sz="4" w:color="BFBFBF"/>
             </w:tcBorders>
+            <w:shd w:val="clear" w:color="auto" w:fill="1F3864"/>
             <w:vAlign w:val="center"/>
           </w:tcPr>
           <w:p>
@@ -20912,13 +20912,13 @@
         <w:tc>
           <w:tcPr>
             <w:tcW w:type="dxa" w:w="1814"/>
-            <w:shd w:val="clear" w:color="auto" w:fill="EEF3FA"/>
             <w:tcBorders>
               <w:top w:val="single" w:sz="4" w:color="BFBFBF"/>
               <w:left w:val="single" w:sz="4" w:color="BFBFBF"/>
               <w:bottom w:val="single" w:sz="4" w:color="BFBFBF"/>
               <w:right w:val="single" w:sz="4" w:color="BFBFBF"/>
             </w:tcBorders>
+            <w:shd w:val="clear" w:color="auto" w:fill="EEF3FA"/>
             <w:vAlign w:val="center"/>
           </w:tcPr>
           <w:p>
@@ -20939,13 +20939,13 @@
         <w:tc>
           <w:tcPr>
             <w:tcW w:type="dxa" w:w="3969"/>
-            <w:shd w:val="clear" w:color="auto" w:fill="EEF3FA"/>
             <w:tcBorders>
               <w:top w:val="single" w:sz="4" w:color="BFBFBF"/>
               <w:left w:val="single" w:sz="4" w:color="BFBFBF"/>
               <w:bottom w:val="single" w:sz="4" w:color="BFBFBF"/>
               <w:right w:val="single" w:sz="4" w:color="BFBFBF"/>
             </w:tcBorders>
+            <w:shd w:val="clear" w:color="auto" w:fill="EEF3FA"/>
             <w:vAlign w:val="center"/>
           </w:tcPr>
           <w:p>
@@ -20966,13 +20966,13 @@
         <w:tc>
           <w:tcPr>
             <w:tcW w:type="dxa" w:w="3855"/>
-            <w:shd w:val="clear" w:color="auto" w:fill="EEF3FA"/>
             <w:tcBorders>
               <w:top w:val="single" w:sz="4" w:color="BFBFBF"/>
               <w:left w:val="single" w:sz="4" w:color="BFBFBF"/>
               <w:bottom w:val="single" w:sz="4" w:color="BFBFBF"/>
               <w:right w:val="single" w:sz="4" w:color="BFBFBF"/>
             </w:tcBorders>
+            <w:shd w:val="clear" w:color="auto" w:fill="EEF3FA"/>
             <w:vAlign w:val="center"/>
           </w:tcPr>
           <w:p>
@@ -21081,13 +21081,13 @@
         <w:tc>
           <w:tcPr>
             <w:tcW w:type="dxa" w:w="1814"/>
-            <w:shd w:val="clear" w:color="auto" w:fill="EEF3FA"/>
             <w:tcBorders>
               <w:top w:val="single" w:sz="4" w:color="BFBFBF"/>
               <w:left w:val="single" w:sz="4" w:color="BFBFBF"/>
               <w:bottom w:val="single" w:sz="4" w:color="BFBFBF"/>
               <w:right w:val="single" w:sz="4" w:color="BFBFBF"/>
             </w:tcBorders>
+            <w:shd w:val="clear" w:color="auto" w:fill="EEF3FA"/>
             <w:vAlign w:val="center"/>
           </w:tcPr>
           <w:p>
@@ -21107,13 +21107,13 @@
         <w:tc>
           <w:tcPr>
             <w:tcW w:type="dxa" w:w="3969"/>
-            <w:shd w:val="clear" w:color="auto" w:fill="EEF3FA"/>
             <w:tcBorders>
               <w:top w:val="single" w:sz="4" w:color="BFBFBF"/>
               <w:left w:val="single" w:sz="4" w:color="BFBFBF"/>
               <w:bottom w:val="single" w:sz="4" w:color="BFBFBF"/>
               <w:right w:val="single" w:sz="4" w:color="BFBFBF"/>
             </w:tcBorders>
+            <w:shd w:val="clear" w:color="auto" w:fill="EEF3FA"/>
             <w:vAlign w:val="center"/>
           </w:tcPr>
           <w:p>
@@ -21133,13 +21133,13 @@
         <w:tc>
           <w:tcPr>
             <w:tcW w:type="dxa" w:w="3855"/>
-            <w:shd w:val="clear" w:color="auto" w:fill="EEF3FA"/>
             <w:tcBorders>
               <w:top w:val="single" w:sz="4" w:color="BFBFBF"/>
               <w:left w:val="single" w:sz="4" w:color="BFBFBF"/>
               <w:bottom w:val="single" w:sz="4" w:color="BFBFBF"/>
               <w:right w:val="single" w:sz="4" w:color="BFBFBF"/>
             </w:tcBorders>
+            <w:shd w:val="clear" w:color="auto" w:fill="EEF3FA"/>
             <w:vAlign w:val="center"/>
           </w:tcPr>
           <w:p>
@@ -21394,13 +21394,13 @@
       <w:tblPr>
         <w:tblW w:type="auto" w:w="0"/>
         <w:jc w:val="center"/>
-        <w:tblLook w:firstColumn="1" w:firstRow="1" w:lastColumn="0" w:lastRow="0" w:noHBand="0" w:noVBand="1" w:val="04A0"/>
         <w:tblCellMar>
           <w:top w:w="70" w:type="dxa"/>
           <w:left w:w="160" w:type="dxa"/>
           <w:bottom w:w="70" w:type="dxa"/>
           <w:right w:w="120" w:type="dxa"/>
         </w:tblCellMar>
+        <w:tblLook w:firstColumn="1" w:firstRow="1" w:lastColumn="0" w:lastRow="0" w:noHBand="0" w:noVBand="1" w:val="04A0"/>
       </w:tblPr>
       <w:tblGrid>
         <w:gridCol w:w="9639"/>
@@ -21412,13 +21412,13 @@
         <w:tc>
           <w:tcPr>
             <w:tcW w:type="dxa" w:w="9638"/>
-            <w:shd w:val="clear" w:color="auto" w:fill="F4F6F9"/>
             <w:tcBorders>
               <w:top w:val="nil"/>
               <w:left w:val="single" w:sz="18" w:color="7F9CC4"/>
               <w:bottom w:val="nil"/>
               <w:right w:val="nil"/>
             </w:tcBorders>
+            <w:shd w:val="clear" w:color="auto" w:fill="F4F6F9"/>
           </w:tcPr>
           <w:p>
             <w:pPr>
@@ -21588,13 +21588,13 @@
         <w:tblW w:type="auto" w:w="0"/>
         <w:jc w:val="center"/>
         <w:tblLayout w:type="fixed"/>
-        <w:tblLook w:firstColumn="1" w:firstRow="1" w:lastColumn="0" w:lastRow="0" w:noHBand="0" w:noVBand="1" w:val="04A0"/>
         <w:tblCellMar>
           <w:top w:w="45" w:type="dxa"/>
           <w:left w:w="90" w:type="dxa"/>
           <w:bottom w:w="45" w:type="dxa"/>
           <w:right w:w="90" w:type="dxa"/>
         </w:tblCellMar>
+        <w:tblLook w:firstColumn="1" w:firstRow="1" w:lastColumn="0" w:lastRow="0" w:noHBand="0" w:noVBand="1" w:val="04A0"/>
       </w:tblPr>
       <w:tblGrid>
         <w:gridCol w:w="1532"/>
@@ -21611,13 +21611,13 @@
         <w:tc>
           <w:tcPr>
             <w:tcW w:type="dxa" w:w="1532"/>
-            <w:shd w:val="clear" w:color="auto" w:fill="1F3864"/>
             <w:tcBorders>
               <w:top w:val="single" w:sz="4" w:color="BFBFBF"/>
               <w:left w:val="single" w:sz="4" w:color="BFBFBF"/>
               <w:bottom w:val="single" w:sz="4" w:color="BFBFBF"/>
               <w:right w:val="single" w:sz="4" w:color="BFBFBF"/>
             </w:tcBorders>
+            <w:shd w:val="clear" w:color="auto" w:fill="1F3864"/>
             <w:vAlign w:val="center"/>
           </w:tcPr>
           <w:p>
@@ -21639,13 +21639,13 @@
         <w:tc>
           <w:tcPr>
             <w:tcW w:type="dxa" w:w="2004"/>
-            <w:shd w:val="clear" w:color="auto" w:fill="1F3864"/>
             <w:tcBorders>
               <w:top w:val="single" w:sz="4" w:color="BFBFBF"/>
               <w:left w:val="single" w:sz="4" w:color="BFBFBF"/>
               <w:bottom w:val="single" w:sz="4" w:color="BFBFBF"/>
               <w:right w:val="single" w:sz="4" w:color="BFBFBF"/>
             </w:tcBorders>
+            <w:shd w:val="clear" w:color="auto" w:fill="1F3864"/>
             <w:vAlign w:val="center"/>
           </w:tcPr>
           <w:p>
@@ -21668,13 +21668,13 @@
         <w:tc>
           <w:tcPr>
             <w:tcW w:type="dxa" w:w="2122"/>
-            <w:shd w:val="clear" w:color="auto" w:fill="1F3864"/>
             <w:tcBorders>
               <w:top w:val="single" w:sz="4" w:color="BFBFBF"/>
               <w:left w:val="single" w:sz="4" w:color="BFBFBF"/>
               <w:bottom w:val="single" w:sz="4" w:color="BFBFBF"/>
               <w:right w:val="single" w:sz="4" w:color="BFBFBF"/>
             </w:tcBorders>
+            <w:shd w:val="clear" w:color="auto" w:fill="1F3864"/>
             <w:vAlign w:val="center"/>
           </w:tcPr>
           <w:p>
@@ -21697,13 +21697,13 @@
         <w:tc>
           <w:tcPr>
             <w:tcW w:type="dxa" w:w="825"/>
-            <w:shd w:val="clear" w:color="auto" w:fill="1F3864"/>
             <w:tcBorders>
               <w:top w:val="single" w:sz="4" w:color="BFBFBF"/>
               <w:left w:val="single" w:sz="4" w:color="BFBFBF"/>
               <w:bottom w:val="single" w:sz="4" w:color="BFBFBF"/>
               <w:right w:val="single" w:sz="4" w:color="BFBFBF"/>
             </w:tcBorders>
+            <w:shd w:val="clear" w:color="auto" w:fill="1F3864"/>
             <w:vAlign w:val="center"/>
           </w:tcPr>
           <w:p>
@@ -21726,13 +21726,13 @@
         <w:tc>
           <w:tcPr>
             <w:tcW w:type="dxa" w:w="1414"/>
-            <w:shd w:val="clear" w:color="auto" w:fill="1F3864"/>
             <w:tcBorders>
               <w:top w:val="single" w:sz="4" w:color="BFBFBF"/>
               <w:left w:val="single" w:sz="4" w:color="BFBFBF"/>
               <w:bottom w:val="single" w:sz="4" w:color="BFBFBF"/>
               <w:right w:val="single" w:sz="4" w:color="BFBFBF"/>
             </w:tcBorders>
+            <w:shd w:val="clear" w:color="auto" w:fill="1F3864"/>
             <w:vAlign w:val="center"/>
           </w:tcPr>
           <w:p>
@@ -21899,13 +21899,13 @@
         <w:tc>
           <w:tcPr>
             <w:tcW w:type="dxa" w:w="1532"/>
-            <w:shd w:val="clear" w:color="auto" w:fill="EEF3FA"/>
             <w:tcBorders>
               <w:top w:val="single" w:sz="4" w:color="BFBFBF"/>
               <w:left w:val="single" w:sz="4" w:color="BFBFBF"/>
               <w:bottom w:val="single" w:sz="4" w:color="BFBFBF"/>
               <w:right w:val="single" w:sz="4" w:color="BFBFBF"/>
             </w:tcBorders>
+            <w:shd w:val="clear" w:color="auto" w:fill="EEF3FA"/>
             <w:vAlign w:val="center"/>
           </w:tcPr>
           <w:p>
@@ -21926,13 +21926,13 @@
         <w:tc>
           <w:tcPr>
             <w:tcW w:type="dxa" w:w="2004"/>
-            <w:shd w:val="clear" w:color="auto" w:fill="EEF3FA"/>
             <w:tcBorders>
               <w:top w:val="single" w:sz="4" w:color="BFBFBF"/>
               <w:left w:val="single" w:sz="4" w:color="BFBFBF"/>
               <w:bottom w:val="single" w:sz="4" w:color="BFBFBF"/>
               <w:right w:val="single" w:sz="4" w:color="BFBFBF"/>
             </w:tcBorders>
+            <w:shd w:val="clear" w:color="auto" w:fill="EEF3FA"/>
             <w:vAlign w:val="center"/>
           </w:tcPr>
           <w:p>
@@ -21954,13 +21954,13 @@
         <w:tc>
           <w:tcPr>
             <w:tcW w:type="dxa" w:w="2122"/>
-            <w:shd w:val="clear" w:color="auto" w:fill="EEF3FA"/>
             <w:tcBorders>
               <w:top w:val="single" w:sz="4" w:color="BFBFBF"/>
               <w:left w:val="single" w:sz="4" w:color="BFBFBF"/>
               <w:bottom w:val="single" w:sz="4" w:color="BFBFBF"/>
               <w:right w:val="single" w:sz="4" w:color="BFBFBF"/>
             </w:tcBorders>
+            <w:shd w:val="clear" w:color="auto" w:fill="EEF3FA"/>
             <w:vAlign w:val="center"/>
           </w:tcPr>
           <w:p>
@@ -21982,13 +21982,13 @@
         <w:tc>
           <w:tcPr>
             <w:tcW w:type="dxa" w:w="825"/>
-            <w:shd w:val="clear" w:color="auto" w:fill="EEF3FA"/>
             <w:tcBorders>
               <w:top w:val="single" w:sz="4" w:color="BFBFBF"/>
               <w:left w:val="single" w:sz="4" w:color="BFBFBF"/>
               <w:bottom w:val="single" w:sz="4" w:color="BFBFBF"/>
               <w:right w:val="single" w:sz="4" w:color="BFBFBF"/>
             </w:tcBorders>
+            <w:shd w:val="clear" w:color="auto" w:fill="EEF3FA"/>
             <w:vAlign w:val="center"/>
           </w:tcPr>
           <w:p>
@@ -22010,13 +22010,13 @@
         <w:tc>
           <w:tcPr>
             <w:tcW w:type="dxa" w:w="1414"/>
-            <w:shd w:val="clear" w:color="auto" w:fill="EEF3FA"/>
             <w:tcBorders>
               <w:top w:val="single" w:sz="4" w:color="BFBFBF"/>
               <w:left w:val="single" w:sz="4" w:color="BFBFBF"/>
               <w:bottom w:val="single" w:sz="4" w:color="BFBFBF"/>
               <w:right w:val="single" w:sz="4" w:color="BFBFBF"/>
             </w:tcBorders>
+            <w:shd w:val="clear" w:color="auto" w:fill="EEF3FA"/>
             <w:vAlign w:val="center"/>
           </w:tcPr>
           <w:p>
@@ -22180,13 +22180,13 @@
       <w:tblPr>
         <w:tblW w:type="auto" w:w="0"/>
         <w:jc w:val="center"/>
-        <w:tblLook w:firstColumn="1" w:firstRow="1" w:lastColumn="0" w:lastRow="0" w:noHBand="0" w:noVBand="1" w:val="04A0"/>
         <w:tblCellMar>
           <w:top w:w="70" w:type="dxa"/>
           <w:left w:w="160" w:type="dxa"/>
           <w:bottom w:w="70" w:type="dxa"/>
           <w:right w:w="120" w:type="dxa"/>
         </w:tblCellMar>
+        <w:tblLook w:firstColumn="1" w:firstRow="1" w:lastColumn="0" w:lastRow="0" w:noHBand="0" w:noVBand="1" w:val="04A0"/>
       </w:tblPr>
       <w:tblGrid>
         <w:gridCol w:w="9639"/>
@@ -22198,13 +22198,13 @@
         <w:tc>
           <w:tcPr>
             <w:tcW w:type="dxa" w:w="9638"/>
-            <w:shd w:val="clear" w:color="auto" w:fill="FFFFFF"/>
             <w:tcBorders>
               <w:top w:val="nil"/>
               <w:left w:val="single" w:sz="18" w:color="BFBFBF"/>
               <w:bottom w:val="nil"/>
               <w:right w:val="nil"/>
             </w:tcBorders>
+            <w:shd w:val="clear" w:color="auto" w:fill="FFFFFF"/>
           </w:tcPr>
           <w:p>
             <w:pPr>
@@ -22453,13 +22453,13 @@
       <w:tblPr>
         <w:tblW w:type="auto" w:w="0"/>
         <w:jc w:val="center"/>
-        <w:tblLook w:firstColumn="1" w:firstRow="1" w:lastColumn="0" w:lastRow="0" w:noHBand="0" w:noVBand="1" w:val="04A0"/>
         <w:tblCellMar>
           <w:top w:w="70" w:type="dxa"/>
           <w:left w:w="160" w:type="dxa"/>
           <w:bottom w:w="70" w:type="dxa"/>
           <w:right w:w="120" w:type="dxa"/>
         </w:tblCellMar>
+        <w:tblLook w:firstColumn="1" w:firstRow="1" w:lastColumn="0" w:lastRow="0" w:noHBand="0" w:noVBand="1" w:val="04A0"/>
       </w:tblPr>
       <w:tblGrid>
         <w:gridCol w:w="9639"/>
@@ -22471,13 +22471,13 @@
         <w:tc>
           <w:tcPr>
             <w:tcW w:type="dxa" w:w="9638"/>
-            <w:shd w:val="clear" w:color="auto" w:fill="F4F6F9"/>
             <w:tcBorders>
               <w:top w:val="nil"/>
               <w:left w:val="single" w:sz="18" w:color="7F9CC4"/>
               <w:bottom w:val="nil"/>
               <w:right w:val="nil"/>
             </w:tcBorders>
+            <w:shd w:val="clear" w:color="auto" w:fill="F4F6F9"/>
           </w:tcPr>
           <w:p>
             <w:pPr>
@@ -22632,13 +22632,13 @@
       <w:tblPr>
         <w:tblW w:type="auto" w:w="0"/>
         <w:jc w:val="center"/>
-        <w:tblLook w:firstColumn="1" w:firstRow="1" w:lastColumn="0" w:lastRow="0" w:noHBand="0" w:noVBand="1" w:val="04A0"/>
         <w:tblCellMar>
           <w:top w:w="70" w:type="dxa"/>
           <w:left w:w="160" w:type="dxa"/>
           <w:bottom w:w="70" w:type="dxa"/>
           <w:right w:w="120" w:type="dxa"/>
         </w:tblCellMar>
+        <w:tblLook w:firstColumn="1" w:firstRow="1" w:lastColumn="0" w:lastRow="0" w:noHBand="0" w:noVBand="1" w:val="04A0"/>
       </w:tblPr>
       <w:tblGrid>
         <w:gridCol w:w="9639"/>
@@ -22650,13 +22650,13 @@
         <w:tc>
           <w:tcPr>
             <w:tcW w:type="dxa" w:w="9638"/>
-            <w:shd w:val="clear" w:color="auto" w:fill="FFFFFF"/>
             <w:tcBorders>
               <w:top w:val="nil"/>
               <w:left w:val="single" w:sz="18" w:color="BFBFBF"/>
               <w:bottom w:val="nil"/>
               <w:right w:val="nil"/>
             </w:tcBorders>
+            <w:shd w:val="clear" w:color="auto" w:fill="FFFFFF"/>
           </w:tcPr>
           <w:p>
             <w:pPr>
@@ -22808,13 +22808,13 @@
         <w:tblW w:type="auto" w:w="0"/>
         <w:jc w:val="center"/>
         <w:tblLayout w:type="fixed"/>
-        <w:tblLook w:firstColumn="1" w:firstRow="1" w:lastColumn="0" w:lastRow="0" w:noHBand="0" w:noVBand="1" w:val="04A0"/>
         <w:tblCellMar>
           <w:top w:w="45" w:type="dxa"/>
           <w:left w:w="90" w:type="dxa"/>
           <w:bottom w:w="45" w:type="dxa"/>
           <w:right w:w="90" w:type="dxa"/>
         </w:tblCellMar>
+        <w:tblLook w:firstColumn="1" w:firstRow="1" w:lastColumn="0" w:lastRow="0" w:noHBand="0" w:noVBand="1" w:val="04A0"/>
       </w:tblPr>
       <w:tblGrid>
         <w:gridCol w:w="2494"/>
@@ -22829,13 +22829,13 @@
         <w:tc>
           <w:tcPr>
             <w:tcW w:type="dxa" w:w="2494"/>
-            <w:shd w:val="clear" w:color="auto" w:fill="1F3864"/>
             <w:tcBorders>
               <w:top w:val="single" w:sz="4" w:color="BFBFBF"/>
               <w:left w:val="single" w:sz="4" w:color="BFBFBF"/>
               <w:bottom w:val="single" w:sz="4" w:color="BFBFBF"/>
               <w:right w:val="single" w:sz="4" w:color="BFBFBF"/>
             </w:tcBorders>
+            <w:shd w:val="clear" w:color="auto" w:fill="1F3864"/>
             <w:vAlign w:val="center"/>
           </w:tcPr>
           <w:p>
@@ -22857,13 +22857,13 @@
         <w:tc>
           <w:tcPr>
             <w:tcW w:type="dxa" w:w="3402"/>
-            <w:shd w:val="clear" w:color="auto" w:fill="1F3864"/>
             <w:tcBorders>
               <w:top w:val="single" w:sz="4" w:color="BFBFBF"/>
               <w:left w:val="single" w:sz="4" w:color="BFBFBF"/>
               <w:bottom w:val="single" w:sz="4" w:color="BFBFBF"/>
               <w:right w:val="single" w:sz="4" w:color="BFBFBF"/>
             </w:tcBorders>
+            <w:shd w:val="clear" w:color="auto" w:fill="1F3864"/>
             <w:vAlign w:val="center"/>
           </w:tcPr>
           <w:p>
@@ -22885,13 +22885,13 @@
         <w:tc>
           <w:tcPr>
             <w:tcW w:type="dxa" w:w="3742"/>
-            <w:shd w:val="clear" w:color="auto" w:fill="1F3864"/>
             <w:tcBorders>
               <w:top w:val="single" w:sz="4" w:color="BFBFBF"/>
               <w:left w:val="single" w:sz="4" w:color="BFBFBF"/>
               <w:bottom w:val="single" w:sz="4" w:color="BFBFBF"/>
               <w:right w:val="single" w:sz="4" w:color="BFBFBF"/>
             </w:tcBorders>
+            <w:shd w:val="clear" w:color="auto" w:fill="1F3864"/>
             <w:vAlign w:val="center"/>
           </w:tcPr>
           <w:p>
@@ -23001,13 +23001,13 @@
         <w:tc>
           <w:tcPr>
             <w:tcW w:type="dxa" w:w="2494"/>
-            <w:shd w:val="clear" w:color="auto" w:fill="EEF3FA"/>
             <w:tcBorders>
               <w:top w:val="single" w:sz="4" w:color="BFBFBF"/>
               <w:left w:val="single" w:sz="4" w:color="BFBFBF"/>
               <w:bottom w:val="single" w:sz="4" w:color="BFBFBF"/>
               <w:right w:val="single" w:sz="4" w:color="BFBFBF"/>
             </w:tcBorders>
+            <w:shd w:val="clear" w:color="auto" w:fill="EEF3FA"/>
             <w:vAlign w:val="center"/>
           </w:tcPr>
           <w:p>
@@ -23028,13 +23028,13 @@
         <w:tc>
           <w:tcPr>
             <w:tcW w:type="dxa" w:w="3402"/>
-            <w:shd w:val="clear" w:color="auto" w:fill="EEF3FA"/>
             <w:tcBorders>
               <w:top w:val="single" w:sz="4" w:color="BFBFBF"/>
               <w:left w:val="single" w:sz="4" w:color="BFBFBF"/>
               <w:bottom w:val="single" w:sz="4" w:color="BFBFBF"/>
               <w:right w:val="single" w:sz="4" w:color="BFBFBF"/>
             </w:tcBorders>
+            <w:shd w:val="clear" w:color="auto" w:fill="EEF3FA"/>
             <w:vAlign w:val="center"/>
           </w:tcPr>
           <w:p>
@@ -23055,13 +23055,13 @@
         <w:tc>
           <w:tcPr>
             <w:tcW w:type="dxa" w:w="3742"/>
-            <w:shd w:val="clear" w:color="auto" w:fill="EEF3FA"/>
             <w:tcBorders>
               <w:top w:val="single" w:sz="4" w:color="BFBFBF"/>
               <w:left w:val="single" w:sz="4" w:color="BFBFBF"/>
               <w:bottom w:val="single" w:sz="4" w:color="BFBFBF"/>
               <w:right w:val="single" w:sz="4" w:color="BFBFBF"/>
             </w:tcBorders>
+            <w:shd w:val="clear" w:color="auto" w:fill="EEF3FA"/>
             <w:vAlign w:val="center"/>
           </w:tcPr>
           <w:p>
@@ -23294,13 +23294,13 @@
       <w:tblPr>
         <w:tblW w:type="auto" w:w="0"/>
         <w:jc w:val="center"/>
-        <w:tblLook w:firstColumn="1" w:firstRow="1" w:lastColumn="0" w:lastRow="0" w:noHBand="0" w:noVBand="1" w:val="04A0"/>
         <w:tblCellMar>
           <w:top w:w="70" w:type="dxa"/>
           <w:left w:w="160" w:type="dxa"/>
           <w:bottom w:w="70" w:type="dxa"/>
           <w:right w:w="120" w:type="dxa"/>
         </w:tblCellMar>
+        <w:tblLook w:firstColumn="1" w:firstRow="1" w:lastColumn="0" w:lastRow="0" w:noHBand="0" w:noVBand="1" w:val="04A0"/>
       </w:tblPr>
       <w:tblGrid>
         <w:gridCol w:w="9639"/>
@@ -23312,13 +23312,13 @@
         <w:tc>
           <w:tcPr>
             <w:tcW w:type="dxa" w:w="9638"/>
-            <w:shd w:val="clear" w:color="auto" w:fill="F4F6F9"/>
             <w:tcBorders>
               <w:top w:val="nil"/>
               <w:left w:val="single" w:sz="18" w:color="7F9CC4"/>
               <w:bottom w:val="nil"/>
               <w:right w:val="nil"/>
             </w:tcBorders>
+            <w:shd w:val="clear" w:color="auto" w:fill="F4F6F9"/>
           </w:tcPr>
           <w:p>
             <w:pPr>
@@ -23473,13 +23473,13 @@
       <w:tblPr>
         <w:tblW w:type="auto" w:w="0"/>
         <w:jc w:val="center"/>
-        <w:tblLook w:firstColumn="1" w:firstRow="1" w:lastColumn="0" w:lastRow="0" w:noHBand="0" w:noVBand="1" w:val="04A0"/>
         <w:tblCellMar>
           <w:top w:w="70" w:type="dxa"/>
           <w:left w:w="160" w:type="dxa"/>
           <w:bottom w:w="70" w:type="dxa"/>
           <w:right w:w="120" w:type="dxa"/>
         </w:tblCellMar>
+        <w:tblLook w:firstColumn="1" w:firstRow="1" w:lastColumn="0" w:lastRow="0" w:noHBand="0" w:noVBand="1" w:val="04A0"/>
       </w:tblPr>
       <w:tblGrid>
         <w:gridCol w:w="9639"/>
@@ -23491,13 +23491,13 @@
         <w:tc>
           <w:tcPr>
             <w:tcW w:type="dxa" w:w="9638"/>
-            <w:shd w:val="clear" w:color="auto" w:fill="FFFFFF"/>
             <w:tcBorders>
               <w:top w:val="nil"/>
               <w:left w:val="single" w:sz="18" w:color="BFBFBF"/>
               <w:bottom w:val="nil"/>
               <w:right w:val="nil"/>
             </w:tcBorders>
+            <w:shd w:val="clear" w:color="auto" w:fill="FFFFFF"/>
           </w:tcPr>
           <w:p>
             <w:pPr>
@@ -23633,13 +23633,13 @@
         <w:tblW w:type="auto" w:w="0"/>
         <w:jc w:val="center"/>
         <w:tblLayout w:type="fixed"/>
-        <w:tblLook w:firstColumn="1" w:firstRow="1" w:lastColumn="0" w:lastRow="0" w:noHBand="0" w:noVBand="1" w:val="04A0"/>
         <w:tblCellMar>
           <w:top w:w="45" w:type="dxa"/>
           <w:left w:w="90" w:type="dxa"/>
           <w:bottom w:w="45" w:type="dxa"/>
           <w:right w:w="90" w:type="dxa"/>
         </w:tblCellMar>
+        <w:tblLook w:firstColumn="1" w:firstRow="1" w:lastColumn="0" w:lastRow="0" w:noHBand="0" w:noVBand="1" w:val="04A0"/>
       </w:tblPr>
       <w:tblGrid>
         <w:gridCol w:w="1474"/>
@@ -23655,13 +23655,13 @@
         <w:tc>
           <w:tcPr>
             <w:tcW w:type="dxa" w:w="1474"/>
-            <w:shd w:val="clear" w:color="auto" w:fill="1F3864"/>
             <w:tcBorders>
               <w:top w:val="single" w:sz="4" w:color="BFBFBF"/>
               <w:left w:val="single" w:sz="4" w:color="BFBFBF"/>
               <w:bottom w:val="single" w:sz="4" w:color="BFBFBF"/>
               <w:right w:val="single" w:sz="4" w:color="BFBFBF"/>
             </w:tcBorders>
+            <w:shd w:val="clear" w:color="auto" w:fill="1F3864"/>
             <w:vAlign w:val="center"/>
           </w:tcPr>
           <w:p>
@@ -23674,13 +23674,13 @@
         <w:tc>
           <w:tcPr>
             <w:tcW w:type="dxa" w:w="2721"/>
-            <w:shd w:val="clear" w:color="auto" w:fill="1F3864"/>
             <w:tcBorders>
               <w:top w:val="single" w:sz="4" w:color="BFBFBF"/>
               <w:left w:val="single" w:sz="4" w:color="BFBFBF"/>
               <w:bottom w:val="single" w:sz="4" w:color="BFBFBF"/>
               <w:right w:val="single" w:sz="4" w:color="BFBFBF"/>
             </w:tcBorders>
+            <w:shd w:val="clear" w:color="auto" w:fill="1F3864"/>
             <w:vAlign w:val="center"/>
           </w:tcPr>
           <w:p>
@@ -23702,13 +23702,13 @@
         <w:tc>
           <w:tcPr>
             <w:tcW w:type="dxa" w:w="2381"/>
-            <w:shd w:val="clear" w:color="auto" w:fill="1F3864"/>
             <w:tcBorders>
               <w:top w:val="single" w:sz="4" w:color="BFBFBF"/>
               <w:left w:val="single" w:sz="4" w:color="BFBFBF"/>
               <w:bottom w:val="single" w:sz="4" w:color="BFBFBF"/>
               <w:right w:val="single" w:sz="4" w:color="BFBFBF"/>
             </w:tcBorders>
+            <w:shd w:val="clear" w:color="auto" w:fill="1F3864"/>
             <w:vAlign w:val="center"/>
           </w:tcPr>
           <w:p>
@@ -23730,13 +23730,13 @@
         <w:tc>
           <w:tcPr>
             <w:tcW w:type="dxa" w:w="3061"/>
-            <w:shd w:val="clear" w:color="auto" w:fill="1F3864"/>
             <w:tcBorders>
               <w:top w:val="single" w:sz="4" w:color="BFBFBF"/>
               <w:left w:val="single" w:sz="4" w:color="BFBFBF"/>
               <w:bottom w:val="single" w:sz="4" w:color="BFBFBF"/>
               <w:right w:val="single" w:sz="4" w:color="BFBFBF"/>
             </w:tcBorders>
+            <w:shd w:val="clear" w:color="auto" w:fill="1F3864"/>
             <w:vAlign w:val="center"/>
           </w:tcPr>
           <w:p>
@@ -23872,13 +23872,13 @@
         <w:tc>
           <w:tcPr>
             <w:tcW w:type="dxa" w:w="1474"/>
-            <w:shd w:val="clear" w:color="auto" w:fill="EEF3FA"/>
             <w:tcBorders>
               <w:top w:val="single" w:sz="4" w:color="BFBFBF"/>
               <w:left w:val="single" w:sz="4" w:color="BFBFBF"/>
               <w:bottom w:val="single" w:sz="4" w:color="BFBFBF"/>
               <w:right w:val="single" w:sz="4" w:color="BFBFBF"/>
             </w:tcBorders>
+            <w:shd w:val="clear" w:color="auto" w:fill="EEF3FA"/>
             <w:vAlign w:val="center"/>
           </w:tcPr>
           <w:p>
@@ -23898,13 +23898,13 @@
         <w:tc>
           <w:tcPr>
             <w:tcW w:type="dxa" w:w="2721"/>
-            <w:shd w:val="clear" w:color="auto" w:fill="EEF3FA"/>
             <w:tcBorders>
               <w:top w:val="single" w:sz="4" w:color="BFBFBF"/>
               <w:left w:val="single" w:sz="4" w:color="BFBFBF"/>
               <w:bottom w:val="single" w:sz="4" w:color="BFBFBF"/>
               <w:right w:val="single" w:sz="4" w:color="BFBFBF"/>
             </w:tcBorders>
+            <w:shd w:val="clear" w:color="auto" w:fill="EEF3FA"/>
             <w:vAlign w:val="center"/>
           </w:tcPr>
           <w:p>
@@ -23924,13 +23924,13 @@
         <w:tc>
           <w:tcPr>
             <w:tcW w:type="dxa" w:w="2381"/>
-            <w:shd w:val="clear" w:color="auto" w:fill="EEF3FA"/>
             <w:tcBorders>
               <w:top w:val="single" w:sz="4" w:color="BFBFBF"/>
               <w:left w:val="single" w:sz="4" w:color="BFBFBF"/>
               <w:bottom w:val="single" w:sz="4" w:color="BFBFBF"/>
               <w:right w:val="single" w:sz="4" w:color="BFBFBF"/>
             </w:tcBorders>
+            <w:shd w:val="clear" w:color="auto" w:fill="EEF3FA"/>
             <w:vAlign w:val="center"/>
           </w:tcPr>
           <w:p>
@@ -23950,13 +23950,13 @@
         <w:tc>
           <w:tcPr>
             <w:tcW w:type="dxa" w:w="3061"/>
-            <w:shd w:val="clear" w:color="auto" w:fill="EEF3FA"/>
             <w:tcBorders>
               <w:top w:val="single" w:sz="4" w:color="BFBFBF"/>
               <w:left w:val="single" w:sz="4" w:color="BFBFBF"/>
               <w:bottom w:val="single" w:sz="4" w:color="BFBFBF"/>
               <w:right w:val="single" w:sz="4" w:color="BFBFBF"/>
             </w:tcBorders>
+            <w:shd w:val="clear" w:color="auto" w:fill="EEF3FA"/>
             <w:vAlign w:val="center"/>
           </w:tcPr>
           <w:p>
@@ -24028,13 +24028,13 @@
       <w:tblPr>
         <w:tblW w:type="auto" w:w="0"/>
         <w:jc w:val="center"/>
-        <w:tblLook w:firstColumn="1" w:firstRow="1" w:lastColumn="0" w:lastRow="0" w:noHBand="0" w:noVBand="1" w:val="04A0"/>
         <w:tblCellMar>
           <w:top w:w="70" w:type="dxa"/>
           <w:left w:w="160" w:type="dxa"/>
           <w:bottom w:w="70" w:type="dxa"/>
           <w:right w:w="120" w:type="dxa"/>
         </w:tblCellMar>
+        <w:tblLook w:firstColumn="1" w:firstRow="1" w:lastColumn="0" w:lastRow="0" w:noHBand="0" w:noVBand="1" w:val="04A0"/>
       </w:tblPr>
       <w:tblGrid>
         <w:gridCol w:w="9639"/>
@@ -24046,13 +24046,13 @@
         <w:tc>
           <w:tcPr>
             <w:tcW w:type="dxa" w:w="9638"/>
-            <w:shd w:val="clear" w:color="auto" w:fill="F4F6F9"/>
             <w:tcBorders>
               <w:top w:val="nil"/>
               <w:left w:val="single" w:sz="18" w:color="7F9CC4"/>
               <w:bottom w:val="nil"/>
               <w:right w:val="nil"/>
             </w:tcBorders>
+            <w:shd w:val="clear" w:color="auto" w:fill="F4F6F9"/>
           </w:tcPr>
           <w:p>
             <w:pPr>
@@ -24235,13 +24235,13 @@
       <w:tblPr>
         <w:tblW w:type="auto" w:w="0"/>
         <w:jc w:val="center"/>
-        <w:tblLook w:firstColumn="1" w:firstRow="1" w:lastColumn="0" w:lastRow="0" w:noHBand="0" w:noVBand="1" w:val="04A0"/>
         <w:tblCellMar>
           <w:top w:w="70" w:type="dxa"/>
           <w:left w:w="160" w:type="dxa"/>
           <w:bottom w:w="70" w:type="dxa"/>
           <w:right w:w="120" w:type="dxa"/>
         </w:tblCellMar>
+        <w:tblLook w:firstColumn="1" w:firstRow="1" w:lastColumn="0" w:lastRow="0" w:noHBand="0" w:noVBand="1" w:val="04A0"/>
       </w:tblPr>
       <w:tblGrid>
         <w:gridCol w:w="9639"/>
@@ -24253,13 +24253,13 @@
         <w:tc>
           <w:tcPr>
             <w:tcW w:type="dxa" w:w="9638"/>
-            <w:shd w:val="clear" w:color="auto" w:fill="FFFFFF"/>
             <w:tcBorders>
               <w:top w:val="nil"/>
               <w:left w:val="single" w:sz="18" w:color="BFBFBF"/>
               <w:bottom w:val="nil"/>
               <w:right w:val="nil"/>
             </w:tcBorders>
+            <w:shd w:val="clear" w:color="auto" w:fill="FFFFFF"/>
           </w:tcPr>
           <w:p>
             <w:pPr>
@@ -24502,13 +24502,13 @@
       <w:tblPr>
         <w:tblW w:type="auto" w:w="0"/>
         <w:jc w:val="center"/>
-        <w:tblLook w:firstColumn="1" w:firstRow="1" w:lastColumn="0" w:lastRow="0" w:noHBand="0" w:noVBand="1" w:val="04A0"/>
         <w:tblCellMar>
           <w:top w:w="70" w:type="dxa"/>
           <w:left w:w="160" w:type="dxa"/>
           <w:bottom w:w="70" w:type="dxa"/>
           <w:right w:w="120" w:type="dxa"/>
         </w:tblCellMar>
+        <w:tblLook w:firstColumn="1" w:firstRow="1" w:lastColumn="0" w:lastRow="0" w:noHBand="0" w:noVBand="1" w:val="04A0"/>
       </w:tblPr>
       <w:tblGrid>
         <w:gridCol w:w="9639"/>
@@ -24520,13 +24520,13 @@
         <w:tc>
           <w:tcPr>
             <w:tcW w:type="dxa" w:w="9638"/>
-            <w:shd w:val="clear" w:color="auto" w:fill="F4F6F9"/>
             <w:tcBorders>
               <w:top w:val="nil"/>
               <w:left w:val="single" w:sz="18" w:color="7F9CC4"/>
               <w:bottom w:val="nil"/>
               <w:right w:val="nil"/>
             </w:tcBorders>
+            <w:shd w:val="clear" w:color="auto" w:fill="F4F6F9"/>
           </w:tcPr>
           <w:p>
             <w:pPr>
@@ -24723,13 +24723,13 @@
       <w:tblPr>
         <w:tblW w:type="auto" w:w="0"/>
         <w:jc w:val="center"/>
-        <w:tblLook w:firstColumn="1" w:firstRow="1" w:lastColumn="0" w:lastRow="0" w:noHBand="0" w:noVBand="1" w:val="04A0"/>
         <w:tblCellMar>
           <w:top w:w="70" w:type="dxa"/>
           <w:left w:w="160" w:type="dxa"/>
           <w:bottom w:w="70" w:type="dxa"/>
           <w:right w:w="120" w:type="dxa"/>
         </w:tblCellMar>
+        <w:tblLook w:firstColumn="1" w:firstRow="1" w:lastColumn="0" w:lastRow="0" w:noHBand="0" w:noVBand="1" w:val="04A0"/>
       </w:tblPr>
       <w:tblGrid>
         <w:gridCol w:w="9639"/>
@@ -24741,13 +24741,13 @@
         <w:tc>
           <w:tcPr>
             <w:tcW w:type="dxa" w:w="9638"/>
-            <w:shd w:val="clear" w:color="auto" w:fill="FFFFFF"/>
             <w:tcBorders>
               <w:top w:val="nil"/>
               <w:left w:val="single" w:sz="18" w:color="BFBFBF"/>
               <w:bottom w:val="nil"/>
               <w:right w:val="nil"/>
             </w:tcBorders>
+            <w:shd w:val="clear" w:color="auto" w:fill="FFFFFF"/>
           </w:tcPr>
           <w:p>
             <w:pPr>
@@ -24927,13 +24927,13 @@
         <w:tblW w:type="auto" w:w="0"/>
         <w:jc w:val="center"/>
         <w:tblLayout w:type="fixed"/>
-        <w:tblLook w:firstColumn="1" w:firstRow="1" w:lastColumn="0" w:lastRow="0" w:noHBand="0" w:noVBand="1" w:val="04A0"/>
         <w:tblCellMar>
           <w:top w:w="45" w:type="dxa"/>
           <w:left w:w="90" w:type="dxa"/>
           <w:bottom w:w="45" w:type="dxa"/>
           <w:right w:w="90" w:type="dxa"/>
         </w:tblCellMar>
+        <w:tblLook w:firstColumn="1" w:firstRow="1" w:lastColumn="0" w:lastRow="0" w:noHBand="0" w:noVBand="1" w:val="04A0"/>
       </w:tblPr>
       <w:tblGrid>
         <w:gridCol w:w="2494"/>
@@ -24948,13 +24948,13 @@
         <w:tc>
           <w:tcPr>
             <w:tcW w:type="dxa" w:w="2494"/>
-            <w:shd w:val="clear" w:color="auto" w:fill="1F3864"/>
             <w:tcBorders>
               <w:top w:val="single" w:sz="4" w:color="BFBFBF"/>
               <w:left w:val="single" w:sz="4" w:color="BFBFBF"/>
               <w:bottom w:val="single" w:sz="4" w:color="BFBFBF"/>
               <w:right w:val="single" w:sz="4" w:color="BFBFBF"/>
             </w:tcBorders>
+            <w:shd w:val="clear" w:color="auto" w:fill="1F3864"/>
             <w:vAlign w:val="center"/>
           </w:tcPr>
           <w:p>
@@ -24967,13 +24967,13 @@
         <w:tc>
           <w:tcPr>
             <w:tcW w:type="dxa" w:w="3572"/>
-            <w:shd w:val="clear" w:color="auto" w:fill="1F3864"/>
             <w:tcBorders>
               <w:top w:val="single" w:sz="4" w:color="BFBFBF"/>
               <w:left w:val="single" w:sz="4" w:color="BFBFBF"/>
               <w:bottom w:val="single" w:sz="4" w:color="BFBFBF"/>
               <w:right w:val="single" w:sz="4" w:color="BFBFBF"/>
             </w:tcBorders>
+            <w:shd w:val="clear" w:color="auto" w:fill="1F3864"/>
             <w:vAlign w:val="center"/>
           </w:tcPr>
           <w:p>
@@ -24995,13 +24995,13 @@
         <w:tc>
           <w:tcPr>
             <w:tcW w:type="dxa" w:w="3572"/>
-            <w:shd w:val="clear" w:color="auto" w:fill="1F3864"/>
             <w:tcBorders>
               <w:top w:val="single" w:sz="4" w:color="BFBFBF"/>
               <w:left w:val="single" w:sz="4" w:color="BFBFBF"/>
               <w:bottom w:val="single" w:sz="4" w:color="BFBFBF"/>
               <w:right w:val="single" w:sz="4" w:color="BFBFBF"/>
             </w:tcBorders>
+            <w:shd w:val="clear" w:color="auto" w:fill="1F3864"/>
             <w:vAlign w:val="center"/>
           </w:tcPr>
           <w:p>
@@ -25111,13 +25111,13 @@
         <w:tc>
           <w:tcPr>
             <w:tcW w:type="dxa" w:w="2494"/>
-            <w:shd w:val="clear" w:color="auto" w:fill="EEF3FA"/>
             <w:tcBorders>
               <w:top w:val="single" w:sz="4" w:color="BFBFBF"/>
               <w:left w:val="single" w:sz="4" w:color="BFBFBF"/>
               <w:bottom w:val="single" w:sz="4" w:color="BFBFBF"/>
               <w:right w:val="single" w:sz="4" w:color="BFBFBF"/>
             </w:tcBorders>
+            <w:shd w:val="clear" w:color="auto" w:fill="EEF3FA"/>
             <w:vAlign w:val="center"/>
           </w:tcPr>
           <w:p>
@@ -25137,13 +25137,13 @@
         <w:tc>
           <w:tcPr>
             <w:tcW w:type="dxa" w:w="3572"/>
-            <w:shd w:val="clear" w:color="auto" w:fill="EEF3FA"/>
             <w:tcBorders>
               <w:top w:val="single" w:sz="4" w:color="BFBFBF"/>
               <w:left w:val="single" w:sz="4" w:color="BFBFBF"/>
               <w:bottom w:val="single" w:sz="4" w:color="BFBFBF"/>
               <w:right w:val="single" w:sz="4" w:color="BFBFBF"/>
             </w:tcBorders>
+            <w:shd w:val="clear" w:color="auto" w:fill="EEF3FA"/>
             <w:vAlign w:val="center"/>
           </w:tcPr>
           <w:p>
@@ -25163,13 +25163,13 @@
         <w:tc>
           <w:tcPr>
             <w:tcW w:type="dxa" w:w="3572"/>
-            <w:shd w:val="clear" w:color="auto" w:fill="EEF3FA"/>
             <w:tcBorders>
               <w:top w:val="single" w:sz="4" w:color="BFBFBF"/>
               <w:left w:val="single" w:sz="4" w:color="BFBFBF"/>
               <w:bottom w:val="single" w:sz="4" w:color="BFBFBF"/>
               <w:right w:val="single" w:sz="4" w:color="BFBFBF"/>
             </w:tcBorders>
+            <w:shd w:val="clear" w:color="auto" w:fill="EEF3FA"/>
             <w:vAlign w:val="center"/>
           </w:tcPr>
           <w:p>
@@ -25346,13 +25346,13 @@
       <w:tblPr>
         <w:tblW w:type="auto" w:w="0"/>
         <w:jc w:val="center"/>
-        <w:tblLook w:firstColumn="1" w:firstRow="1" w:lastColumn="0" w:lastRow="0" w:noHBand="0" w:noVBand="1" w:val="04A0"/>
         <w:tblCellMar>
           <w:top w:w="90" w:type="dxa"/>
           <w:left w:w="160" w:type="dxa"/>
           <w:bottom w:w="90" w:type="dxa"/>
           <w:right w:w="140" w:type="dxa"/>
         </w:tblCellMar>
+        <w:tblLook w:firstColumn="1" w:firstRow="1" w:lastColumn="0" w:lastRow="0" w:noHBand="0" w:noVBand="1" w:val="04A0"/>
       </w:tblPr>
       <w:tblGrid>
         <w:gridCol w:w="9639"/>
@@ -25364,13 +25364,13 @@
         <w:tc>
           <w:tcPr>
             <w:tcW w:type="dxa" w:w="9638"/>
-            <w:shd w:val="clear" w:color="auto" w:fill="EAF4EA"/>
             <w:tcBorders>
               <w:top w:val="nil"/>
               <w:left w:val="single" w:sz="24" w:color="38761D"/>
               <w:bottom w:val="nil"/>
               <w:right w:val="nil"/>
             </w:tcBorders>
+            <w:shd w:val="clear" w:color="auto" w:fill="EAF4EA"/>
           </w:tcPr>
           <w:p>
             <w:pPr>
@@ -25533,13 +25533,13 @@
       <w:tblPr>
         <w:tblW w:type="auto" w:w="0"/>
         <w:jc w:val="center"/>
-        <w:tblLook w:firstColumn="1" w:firstRow="1" w:lastColumn="0" w:lastRow="0" w:noHBand="0" w:noVBand="1" w:val="04A0"/>
         <w:tblCellMar>
           <w:top w:w="90" w:type="dxa"/>
           <w:left w:w="160" w:type="dxa"/>
           <w:bottom w:w="90" w:type="dxa"/>
           <w:right w:w="140" w:type="dxa"/>
         </w:tblCellMar>
+        <w:tblLook w:firstColumn="1" w:firstRow="1" w:lastColumn="0" w:lastRow="0" w:noHBand="0" w:noVBand="1" w:val="04A0"/>
       </w:tblPr>
       <w:tblGrid>
         <w:gridCol w:w="9639"/>
@@ -25551,13 +25551,13 @@
         <w:tc>
           <w:tcPr>
             <w:tcW w:type="dxa" w:w="9638"/>
-            <w:shd w:val="clear" w:color="auto" w:fill="FFF7E6"/>
             <w:tcBorders>
               <w:top w:val="nil"/>
               <w:left w:val="single" w:sz="24" w:color="C58B00"/>
               <w:bottom w:val="nil"/>
               <w:right w:val="nil"/>
             </w:tcBorders>
+            <w:shd w:val="clear" w:color="auto" w:fill="FFF7E6"/>
           </w:tcPr>
           <w:p>
             <w:pPr>
@@ -25673,13 +25673,13 @@
       <w:tblPr>
         <w:tblW w:type="auto" w:w="0"/>
         <w:jc w:val="center"/>
-        <w:tblLook w:firstColumn="1" w:firstRow="1" w:lastColumn="0" w:lastRow="0" w:noHBand="0" w:noVBand="1" w:val="04A0"/>
         <w:tblCellMar>
           <w:top w:w="90" w:type="dxa"/>
           <w:left w:w="160" w:type="dxa"/>
           <w:bottom w:w="90" w:type="dxa"/>
           <w:right w:w="140" w:type="dxa"/>
         </w:tblCellMar>
+        <w:tblLook w:firstColumn="1" w:firstRow="1" w:lastColumn="0" w:lastRow="0" w:noHBand="0" w:noVBand="1" w:val="04A0"/>
       </w:tblPr>
       <w:tblGrid>
         <w:gridCol w:w="9639"/>
@@ -25691,13 +25691,13 @@
         <w:tc>
           <w:tcPr>
             <w:tcW w:type="dxa" w:w="9638"/>
-            <w:shd w:val="clear" w:color="auto" w:fill="EEF3FA"/>
             <w:tcBorders>
               <w:top w:val="nil"/>
               <w:left w:val="single" w:sz="24" w:color="2E75B6"/>
               <w:bottom w:val="nil"/>
               <w:right w:val="nil"/>
             </w:tcBorders>
+            <w:shd w:val="clear" w:color="auto" w:fill="EEF3FA"/>
           </w:tcPr>
           <w:p>
             <w:pPr>
@@ -26276,13 +26276,13 @@
       <w:tblPr>
         <w:tblW w:type="auto" w:w="0"/>
         <w:jc w:val="center"/>
-        <w:tblLook w:firstColumn="1" w:firstRow="1" w:lastColumn="0" w:lastRow="0" w:noHBand="0" w:noVBand="1" w:val="04A0"/>
         <w:tblCellMar>
           <w:top w:w="70" w:type="dxa"/>
           <w:left w:w="160" w:type="dxa"/>
           <w:bottom w:w="70" w:type="dxa"/>
           <w:right w:w="120" w:type="dxa"/>
         </w:tblCellMar>
+        <w:tblLook w:firstColumn="1" w:firstRow="1" w:lastColumn="0" w:lastRow="0" w:noHBand="0" w:noVBand="1" w:val="04A0"/>
       </w:tblPr>
       <w:tblGrid>
         <w:gridCol w:w="9639"/>
@@ -26294,13 +26294,13 @@
         <w:tc>
           <w:tcPr>
             <w:tcW w:type="dxa" w:w="9638"/>
-            <w:shd w:val="clear" w:color="auto" w:fill="F4F6F9"/>
             <w:tcBorders>
               <w:top w:val="nil"/>
               <w:left w:val="single" w:sz="18" w:color="7F9CC4"/>
               <w:bottom w:val="nil"/>
               <w:right w:val="nil"/>
             </w:tcBorders>
+            <w:shd w:val="clear" w:color="auto" w:fill="F4F6F9"/>
           </w:tcPr>
           <w:p>
             <w:pPr>
@@ -26441,13 +26441,13 @@
       <w:tblPr>
         <w:tblW w:type="auto" w:w="0"/>
         <w:jc w:val="center"/>
-        <w:tblLook w:firstColumn="1" w:firstRow="1" w:lastColumn="0" w:lastRow="0" w:noHBand="0" w:noVBand="1" w:val="04A0"/>
         <w:tblCellMar>
           <w:top w:w="70" w:type="dxa"/>
           <w:left w:w="160" w:type="dxa"/>
           <w:bottom w:w="70" w:type="dxa"/>
           <w:right w:w="120" w:type="dxa"/>
         </w:tblCellMar>
+        <w:tblLook w:firstColumn="1" w:firstRow="1" w:lastColumn="0" w:lastRow="0" w:noHBand="0" w:noVBand="1" w:val="04A0"/>
       </w:tblPr>
       <w:tblGrid>
         <w:gridCol w:w="9639"/>
@@ -26459,13 +26459,13 @@
         <w:tc>
           <w:tcPr>
             <w:tcW w:type="dxa" w:w="9638"/>
-            <w:shd w:val="clear" w:color="auto" w:fill="FFFFFF"/>
             <w:tcBorders>
               <w:top w:val="nil"/>
               <w:left w:val="single" w:sz="18" w:color="BFBFBF"/>
               <w:bottom w:val="nil"/>
               <w:right w:val="nil"/>
             </w:tcBorders>
+            <w:shd w:val="clear" w:color="auto" w:fill="FFFFFF"/>
           </w:tcPr>
           <w:p>
             <w:pPr>
@@ -26590,13 +26590,13 @@
       <w:tblPr>
         <w:tblW w:type="auto" w:w="0"/>
         <w:jc w:val="center"/>
-        <w:tblLook w:firstColumn="1" w:firstRow="1" w:lastColumn="0" w:lastRow="0" w:noHBand="0" w:noVBand="1" w:val="04A0"/>
         <w:tblCellMar>
           <w:top w:w="70" w:type="dxa"/>
           <w:left w:w="160" w:type="dxa"/>
           <w:bottom w:w="70" w:type="dxa"/>
           <w:right w:w="120" w:type="dxa"/>
         </w:tblCellMar>
+        <w:tblLook w:firstColumn="1" w:firstRow="1" w:lastColumn="0" w:lastRow="0" w:noHBand="0" w:noVBand="1" w:val="04A0"/>
       </w:tblPr>
       <w:tblGrid>
         <w:gridCol w:w="9639"/>
@@ -26608,13 +26608,13 @@
         <w:tc>
           <w:tcPr>
             <w:tcW w:type="dxa" w:w="9638"/>
-            <w:shd w:val="clear" w:color="auto" w:fill="F4F6F9"/>
             <w:tcBorders>
               <w:top w:val="nil"/>
               <w:left w:val="single" w:sz="18" w:color="7F9CC4"/>
               <w:bottom w:val="nil"/>
               <w:right w:val="nil"/>
             </w:tcBorders>
+            <w:shd w:val="clear" w:color="auto" w:fill="F4F6F9"/>
           </w:tcPr>
           <w:p>
             <w:pPr>
@@ -26797,13 +26797,13 @@
       <w:tblPr>
         <w:tblW w:type="auto" w:w="0"/>
         <w:jc w:val="center"/>
-        <w:tblLook w:firstColumn="1" w:firstRow="1" w:lastColumn="0" w:lastRow="0" w:noHBand="0" w:noVBand="1" w:val="04A0"/>
         <w:tblCellMar>
           <w:top w:w="70" w:type="dxa"/>
           <w:left w:w="160" w:type="dxa"/>
           <w:bottom w:w="70" w:type="dxa"/>
           <w:right w:w="120" w:type="dxa"/>
         </w:tblCellMar>
+        <w:tblLook w:firstColumn="1" w:firstRow="1" w:lastColumn="0" w:lastRow="0" w:noHBand="0" w:noVBand="1" w:val="04A0"/>
       </w:tblPr>
       <w:tblGrid>
         <w:gridCol w:w="9639"/>
@@ -26815,13 +26815,13 @@
         <w:tc>
           <w:tcPr>
             <w:tcW w:type="dxa" w:w="9638"/>
-            <w:shd w:val="clear" w:color="auto" w:fill="FFFFFF"/>
             <w:tcBorders>
               <w:top w:val="nil"/>
               <w:left w:val="single" w:sz="18" w:color="BFBFBF"/>
               <w:bottom w:val="nil"/>
               <w:right w:val="nil"/>
             </w:tcBorders>
+            <w:shd w:val="clear" w:color="auto" w:fill="FFFFFF"/>
           </w:tcPr>
           <w:p>
             <w:pPr>
@@ -26850,13 +26850,13 @@
         <w:tblW w:type="auto" w:w="0"/>
         <w:jc w:val="center"/>
         <w:tblLayout w:type="fixed"/>
-        <w:tblLook w:firstColumn="1" w:firstRow="1" w:lastColumn="0" w:lastRow="0" w:noHBand="0" w:noVBand="1" w:val="04A0"/>
         <w:tblCellMar>
           <w:top w:w="45" w:type="dxa"/>
           <w:left w:w="90" w:type="dxa"/>
           <w:bottom w:w="45" w:type="dxa"/>
           <w:right w:w="90" w:type="dxa"/>
         </w:tblCellMar>
+        <w:tblLook w:firstColumn="1" w:firstRow="1" w:lastColumn="0" w:lastRow="0" w:noHBand="0" w:noVBand="1" w:val="04A0"/>
       </w:tblPr>
       <w:tblGrid>
         <w:gridCol w:w="1046"/>
@@ -26874,13 +26874,13 @@
         <w:tc>
           <w:tcPr>
             <w:tcW w:type="dxa" w:w="1046"/>
-            <w:shd w:val="clear" w:color="auto" w:fill="1F3864"/>
             <w:tcBorders>
               <w:top w:val="single" w:sz="4" w:color="BFBFBF"/>
               <w:left w:val="single" w:sz="4" w:color="BFBFBF"/>
               <w:bottom w:val="single" w:sz="4" w:color="BFBFBF"/>
               <w:right w:val="single" w:sz="4" w:color="BFBFBF"/>
             </w:tcBorders>
+            <w:shd w:val="clear" w:color="auto" w:fill="1F3864"/>
             <w:vAlign w:val="center"/>
           </w:tcPr>
           <w:p>
@@ -26903,13 +26903,13 @@
         <w:tc>
           <w:tcPr>
             <w:tcW w:type="dxa" w:w="1627"/>
-            <w:shd w:val="clear" w:color="auto" w:fill="1F3864"/>
             <w:tcBorders>
               <w:top w:val="single" w:sz="4" w:color="BFBFBF"/>
               <w:left w:val="single" w:sz="4" w:color="BFBFBF"/>
               <w:bottom w:val="single" w:sz="4" w:color="BFBFBF"/>
               <w:right w:val="single" w:sz="4" w:color="BFBFBF"/>
             </w:tcBorders>
+            <w:shd w:val="clear" w:color="auto" w:fill="1F3864"/>
             <w:vAlign w:val="center"/>
           </w:tcPr>
           <w:p>
@@ -26932,13 +26932,13 @@
         <w:tc>
           <w:tcPr>
             <w:tcW w:type="dxa" w:w="1976"/>
-            <w:shd w:val="clear" w:color="auto" w:fill="1F3864"/>
             <w:tcBorders>
               <w:top w:val="single" w:sz="4" w:color="BFBFBF"/>
               <w:left w:val="single" w:sz="4" w:color="BFBFBF"/>
               <w:bottom w:val="single" w:sz="4" w:color="BFBFBF"/>
               <w:right w:val="single" w:sz="4" w:color="BFBFBF"/>
             </w:tcBorders>
+            <w:shd w:val="clear" w:color="auto" w:fill="1F3864"/>
             <w:vAlign w:val="center"/>
           </w:tcPr>
           <w:p>
@@ -26961,13 +26961,13 @@
         <w:tc>
           <w:tcPr>
             <w:tcW w:type="dxa" w:w="2092"/>
-            <w:shd w:val="clear" w:color="auto" w:fill="1F3864"/>
             <w:tcBorders>
               <w:top w:val="single" w:sz="4" w:color="BFBFBF"/>
               <w:left w:val="single" w:sz="4" w:color="BFBFBF"/>
               <w:bottom w:val="single" w:sz="4" w:color="BFBFBF"/>
               <w:right w:val="single" w:sz="4" w:color="BFBFBF"/>
             </w:tcBorders>
+            <w:shd w:val="clear" w:color="auto" w:fill="1F3864"/>
             <w:vAlign w:val="center"/>
           </w:tcPr>
           <w:p>
@@ -26990,13 +26990,13 @@
         <w:tc>
           <w:tcPr>
             <w:tcW w:type="dxa" w:w="1395"/>
-            <w:shd w:val="clear" w:color="auto" w:fill="1F3864"/>
             <w:tcBorders>
               <w:top w:val="single" w:sz="4" w:color="BFBFBF"/>
               <w:left w:val="single" w:sz="4" w:color="BFBFBF"/>
               <w:bottom w:val="single" w:sz="4" w:color="BFBFBF"/>
               <w:right w:val="single" w:sz="4" w:color="BFBFBF"/>
             </w:tcBorders>
+            <w:shd w:val="clear" w:color="auto" w:fill="1F3864"/>
             <w:vAlign w:val="center"/>
           </w:tcPr>
           <w:p>
@@ -27019,13 +27019,13 @@
         <w:tc>
           <w:tcPr>
             <w:tcW w:type="dxa" w:w="1162"/>
-            <w:shd w:val="clear" w:color="auto" w:fill="1F3864"/>
             <w:tcBorders>
               <w:top w:val="single" w:sz="4" w:color="BFBFBF"/>
               <w:left w:val="single" w:sz="4" w:color="BFBFBF"/>
               <w:bottom w:val="single" w:sz="4" w:color="BFBFBF"/>
               <w:right w:val="single" w:sz="4" w:color="BFBFBF"/>
             </w:tcBorders>
+            <w:shd w:val="clear" w:color="auto" w:fill="1F3864"/>
             <w:vAlign w:val="center"/>
           </w:tcPr>
           <w:p>
@@ -27220,13 +27220,13 @@
         <w:tc>
           <w:tcPr>
             <w:tcW w:type="dxa" w:w="1046"/>
-            <w:shd w:val="clear" w:color="auto" w:fill="EEF3FA"/>
             <w:tcBorders>
               <w:top w:val="single" w:sz="4" w:color="BFBFBF"/>
               <w:left w:val="single" w:sz="4" w:color="BFBFBF"/>
               <w:bottom w:val="single" w:sz="4" w:color="BFBFBF"/>
               <w:right w:val="single" w:sz="4" w:color="BFBFBF"/>
             </w:tcBorders>
+            <w:shd w:val="clear" w:color="auto" w:fill="EEF3FA"/>
             <w:vAlign w:val="center"/>
           </w:tcPr>
           <w:p>
@@ -27248,13 +27248,13 @@
         <w:tc>
           <w:tcPr>
             <w:tcW w:type="dxa" w:w="1627"/>
-            <w:shd w:val="clear" w:color="auto" w:fill="EEF3FA"/>
             <w:tcBorders>
               <w:top w:val="single" w:sz="4" w:color="BFBFBF"/>
               <w:left w:val="single" w:sz="4" w:color="BFBFBF"/>
               <w:bottom w:val="single" w:sz="4" w:color="BFBFBF"/>
               <w:right w:val="single" w:sz="4" w:color="BFBFBF"/>
             </w:tcBorders>
+            <w:shd w:val="clear" w:color="auto" w:fill="EEF3FA"/>
             <w:vAlign w:val="center"/>
           </w:tcPr>
           <w:p>
@@ -27276,13 +27276,13 @@
         <w:tc>
           <w:tcPr>
             <w:tcW w:type="dxa" w:w="1976"/>
-            <w:shd w:val="clear" w:color="auto" w:fill="EEF3FA"/>
             <w:tcBorders>
               <w:top w:val="single" w:sz="4" w:color="BFBFBF"/>
               <w:left w:val="single" w:sz="4" w:color="BFBFBF"/>
               <w:bottom w:val="single" w:sz="4" w:color="BFBFBF"/>
               <w:right w:val="single" w:sz="4" w:color="BFBFBF"/>
             </w:tcBorders>
+            <w:shd w:val="clear" w:color="auto" w:fill="EEF3FA"/>
             <w:vAlign w:val="center"/>
           </w:tcPr>
           <w:p>
@@ -27304,13 +27304,13 @@
         <w:tc>
           <w:tcPr>
             <w:tcW w:type="dxa" w:w="2092"/>
-            <w:shd w:val="clear" w:color="auto" w:fill="EEF3FA"/>
             <w:tcBorders>
               <w:top w:val="single" w:sz="4" w:color="BFBFBF"/>
               <w:left w:val="single" w:sz="4" w:color="BFBFBF"/>
               <w:bottom w:val="single" w:sz="4" w:color="BFBFBF"/>
               <w:right w:val="single" w:sz="4" w:color="BFBFBF"/>
             </w:tcBorders>
+            <w:shd w:val="clear" w:color="auto" w:fill="EEF3FA"/>
             <w:vAlign w:val="center"/>
           </w:tcPr>
           <w:p>
@@ -27332,13 +27332,13 @@
         <w:tc>
           <w:tcPr>
             <w:tcW w:type="dxa" w:w="1395"/>
-            <w:shd w:val="clear" w:color="auto" w:fill="EEF3FA"/>
             <w:tcBorders>
               <w:top w:val="single" w:sz="4" w:color="BFBFBF"/>
               <w:left w:val="single" w:sz="4" w:color="BFBFBF"/>
               <w:bottom w:val="single" w:sz="4" w:color="BFBFBF"/>
               <w:right w:val="single" w:sz="4" w:color="BFBFBF"/>
             </w:tcBorders>
+            <w:shd w:val="clear" w:color="auto" w:fill="EEF3FA"/>
             <w:vAlign w:val="center"/>
           </w:tcPr>
           <w:p>
@@ -27360,13 +27360,13 @@
         <w:tc>
           <w:tcPr>
             <w:tcW w:type="dxa" w:w="1162"/>
-            <w:shd w:val="clear" w:color="auto" w:fill="EEF3FA"/>
             <w:tcBorders>
               <w:top w:val="single" w:sz="4" w:color="BFBFBF"/>
               <w:left w:val="single" w:sz="4" w:color="BFBFBF"/>
               <w:bottom w:val="single" w:sz="4" w:color="BFBFBF"/>
               <w:right w:val="single" w:sz="4" w:color="BFBFBF"/>
             </w:tcBorders>
+            <w:shd w:val="clear" w:color="auto" w:fill="EEF3FA"/>
             <w:vAlign w:val="center"/>
           </w:tcPr>
           <w:p>
@@ -27560,13 +27560,13 @@
         <w:tc>
           <w:tcPr>
             <w:tcW w:type="dxa" w:w="1046"/>
-            <w:shd w:val="clear" w:color="auto" w:fill="EEF3FA"/>
             <w:tcBorders>
               <w:top w:val="single" w:sz="4" w:color="BFBFBF"/>
               <w:left w:val="single" w:sz="4" w:color="BFBFBF"/>
               <w:bottom w:val="single" w:sz="4" w:color="BFBFBF"/>
               <w:right w:val="single" w:sz="4" w:color="BFBFBF"/>
             </w:tcBorders>
+            <w:shd w:val="clear" w:color="auto" w:fill="EEF3FA"/>
             <w:vAlign w:val="center"/>
           </w:tcPr>
           <w:p>
@@ -27587,13 +27587,13 @@
         <w:tc>
           <w:tcPr>
             <w:tcW w:type="dxa" w:w="1627"/>
-            <w:shd w:val="clear" w:color="auto" w:fill="EEF3FA"/>
             <w:tcBorders>
               <w:top w:val="single" w:sz="4" w:color="BFBFBF"/>
               <w:left w:val="single" w:sz="4" w:color="BFBFBF"/>
               <w:bottom w:val="single" w:sz="4" w:color="BFBFBF"/>
               <w:right w:val="single" w:sz="4" w:color="BFBFBF"/>
             </w:tcBorders>
+            <w:shd w:val="clear" w:color="auto" w:fill="EEF3FA"/>
             <w:vAlign w:val="center"/>
           </w:tcPr>
           <w:p>
@@ -27614,13 +27614,13 @@
         <w:tc>
           <w:tcPr>
             <w:tcW w:type="dxa" w:w="1976"/>
-            <w:shd w:val="clear" w:color="auto" w:fill="EEF3FA"/>
             <w:tcBorders>
               <w:top w:val="single" w:sz="4" w:color="BFBFBF"/>
               <w:left w:val="single" w:sz="4" w:color="BFBFBF"/>
               <w:bottom w:val="single" w:sz="4" w:color="BFBFBF"/>
               <w:right w:val="single" w:sz="4" w:color="BFBFBF"/>
             </w:tcBorders>
+            <w:shd w:val="clear" w:color="auto" w:fill="EEF3FA"/>
             <w:vAlign w:val="center"/>
           </w:tcPr>
           <w:p>
@@ -27641,13 +27641,13 @@
         <w:tc>
           <w:tcPr>
             <w:tcW w:type="dxa" w:w="2092"/>
-            <w:shd w:val="clear" w:color="auto" w:fill="EEF3FA"/>
             <w:tcBorders>
               <w:top w:val="single" w:sz="4" w:color="BFBFBF"/>
               <w:left w:val="single" w:sz="4" w:color="BFBFBF"/>
               <w:bottom w:val="single" w:sz="4" w:color="BFBFBF"/>
               <w:right w:val="single" w:sz="4" w:color="BFBFBF"/>
             </w:tcBorders>
+            <w:shd w:val="clear" w:color="auto" w:fill="EEF3FA"/>
             <w:vAlign w:val="center"/>
           </w:tcPr>
           <w:p>
@@ -27668,13 +27668,13 @@
         <w:tc>
           <w:tcPr>
             <w:tcW w:type="dxa" w:w="1395"/>
-            <w:shd w:val="clear" w:color="auto" w:fill="EEF3FA"/>
             <w:tcBorders>
               <w:top w:val="single" w:sz="4" w:color="BFBFBF"/>
               <w:left w:val="single" w:sz="4" w:color="BFBFBF"/>
               <w:bottom w:val="single" w:sz="4" w:color="BFBFBF"/>
               <w:right w:val="single" w:sz="4" w:color="BFBFBF"/>
             </w:tcBorders>
+            <w:shd w:val="clear" w:color="auto" w:fill="EEF3FA"/>
             <w:vAlign w:val="center"/>
           </w:tcPr>
           <w:p>
@@ -27695,13 +27695,13 @@
         <w:tc>
           <w:tcPr>
             <w:tcW w:type="dxa" w:w="1162"/>
-            <w:shd w:val="clear" w:color="auto" w:fill="EEF3FA"/>
             <w:tcBorders>
               <w:top w:val="single" w:sz="4" w:color="BFBFBF"/>
               <w:left w:val="single" w:sz="4" w:color="BFBFBF"/>
               <w:bottom w:val="single" w:sz="4" w:color="BFBFBF"/>
               <w:right w:val="single" w:sz="4" w:color="BFBFBF"/>
             </w:tcBorders>
+            <w:shd w:val="clear" w:color="auto" w:fill="EEF3FA"/>
             <w:vAlign w:val="center"/>
           </w:tcPr>
           <w:p>
@@ -27731,13 +27731,13 @@
         <w:tblW w:type="auto" w:w="0"/>
         <w:jc w:val="center"/>
         <w:tblLayout w:type="fixed"/>
-        <w:tblLook w:firstColumn="1" w:firstRow="1" w:lastColumn="0" w:lastRow="0" w:noHBand="0" w:noVBand="1" w:val="04A0"/>
         <w:tblCellMar>
           <w:top w:w="45" w:type="dxa"/>
           <w:left w:w="90" w:type="dxa"/>
           <w:bottom w:w="45" w:type="dxa"/>
           <w:right w:w="90" w:type="dxa"/>
         </w:tblCellMar>
+        <w:tblLook w:firstColumn="1" w:firstRow="1" w:lastColumn="0" w:lastRow="0" w:noHBand="0" w:noVBand="1" w:val="04A0"/>
       </w:tblPr>
       <w:tblGrid>
         <w:gridCol w:w="3672"/>
@@ -27751,13 +27751,13 @@
         <w:tc>
           <w:tcPr>
             <w:tcW w:type="dxa" w:w="3672"/>
-            <w:shd w:val="clear" w:color="auto" w:fill="1F3864"/>
             <w:tcBorders>
               <w:top w:val="single" w:sz="4" w:color="BFBFBF"/>
               <w:left w:val="single" w:sz="4" w:color="BFBFBF"/>
               <w:bottom w:val="single" w:sz="4" w:color="BFBFBF"/>
               <w:right w:val="single" w:sz="4" w:color="BFBFBF"/>
             </w:tcBorders>
+            <w:shd w:val="clear" w:color="auto" w:fill="1F3864"/>
             <w:vAlign w:val="center"/>
           </w:tcPr>
           <w:p>
@@ -27779,13 +27779,13 @@
         <w:tc>
           <w:tcPr>
             <w:tcW w:type="dxa" w:w="886"/>
-            <w:shd w:val="clear" w:color="auto" w:fill="1F3864"/>
             <w:tcBorders>
               <w:top w:val="single" w:sz="4" w:color="BFBFBF"/>
               <w:left w:val="single" w:sz="4" w:color="BFBFBF"/>
               <w:bottom w:val="single" w:sz="4" w:color="BFBFBF"/>
               <w:right w:val="single" w:sz="4" w:color="BFBFBF"/>
             </w:tcBorders>
+            <w:shd w:val="clear" w:color="auto" w:fill="1F3864"/>
             <w:vAlign w:val="center"/>
           </w:tcPr>
           <w:p>
@@ -27871,13 +27871,13 @@
         <w:tc>
           <w:tcPr>
             <w:tcW w:type="dxa" w:w="3672"/>
-            <w:shd w:val="clear" w:color="auto" w:fill="EEF3FA"/>
             <w:tcBorders>
               <w:top w:val="single" w:sz="4" w:color="BFBFBF"/>
               <w:left w:val="single" w:sz="4" w:color="BFBFBF"/>
               <w:bottom w:val="single" w:sz="4" w:color="BFBFBF"/>
               <w:right w:val="single" w:sz="4" w:color="BFBFBF"/>
             </w:tcBorders>
+            <w:shd w:val="clear" w:color="auto" w:fill="EEF3FA"/>
             <w:vAlign w:val="center"/>
           </w:tcPr>
           <w:p>
@@ -27898,13 +27898,13 @@
         <w:tc>
           <w:tcPr>
             <w:tcW w:type="dxa" w:w="886"/>
-            <w:shd w:val="clear" w:color="auto" w:fill="EEF3FA"/>
             <w:tcBorders>
               <w:top w:val="single" w:sz="4" w:color="BFBFBF"/>
               <w:left w:val="single" w:sz="4" w:color="BFBFBF"/>
               <w:bottom w:val="single" w:sz="4" w:color="BFBFBF"/>
               <w:right w:val="single" w:sz="4" w:color="BFBFBF"/>
             </w:tcBorders>
+            <w:shd w:val="clear" w:color="auto" w:fill="EEF3FA"/>
             <w:vAlign w:val="center"/>
           </w:tcPr>
           <w:p>
@@ -27989,13 +27989,13 @@
         <w:tc>
           <w:tcPr>
             <w:tcW w:type="dxa" w:w="3672"/>
-            <w:shd w:val="clear" w:color="auto" w:fill="EEF3FA"/>
             <w:tcBorders>
               <w:top w:val="single" w:sz="4" w:color="BFBFBF"/>
               <w:left w:val="single" w:sz="4" w:color="BFBFBF"/>
               <w:bottom w:val="single" w:sz="4" w:color="BFBFBF"/>
               <w:right w:val="single" w:sz="4" w:color="BFBFBF"/>
             </w:tcBorders>
+            <w:shd w:val="clear" w:color="auto" w:fill="EEF3FA"/>
             <w:vAlign w:val="center"/>
           </w:tcPr>
           <w:p>
@@ -28015,13 +28015,13 @@
         <w:tc>
           <w:tcPr>
             <w:tcW w:type="dxa" w:w="886"/>
-            <w:shd w:val="clear" w:color="auto" w:fill="EEF3FA"/>
             <w:tcBorders>
               <w:top w:val="single" w:sz="4" w:color="BFBFBF"/>
               <w:left w:val="single" w:sz="4" w:color="BFBFBF"/>
               <w:bottom w:val="single" w:sz="4" w:color="BFBFBF"/>
               <w:right w:val="single" w:sz="4" w:color="BFBFBF"/>
             </w:tcBorders>
+            <w:shd w:val="clear" w:color="auto" w:fill="EEF3FA"/>
             <w:vAlign w:val="center"/>
           </w:tcPr>
           <w:p>
@@ -28134,13 +28134,13 @@
         <w:tblW w:type="auto" w:w="0"/>
         <w:jc w:val="center"/>
         <w:tblLayout w:type="fixed"/>
-        <w:tblLook w:firstColumn="1" w:firstRow="1" w:lastColumn="0" w:lastRow="0" w:noHBand="0" w:noVBand="1" w:val="04A0"/>
         <w:tblCellMar>
           <w:top w:w="45" w:type="dxa"/>
           <w:left w:w="90" w:type="dxa"/>
           <w:bottom w:w="45" w:type="dxa"/>
           <w:right w:w="90" w:type="dxa"/>
         </w:tblCellMar>
+        <w:tblLook w:firstColumn="1" w:firstRow="1" w:lastColumn="0" w:lastRow="0" w:noHBand="0" w:noVBand="1" w:val="04A0"/>
       </w:tblPr>
       <w:tblGrid>
         <w:gridCol w:w="2381"/>
@@ -28155,13 +28155,13 @@
         <w:tc>
           <w:tcPr>
             <w:tcW w:type="dxa" w:w="2381"/>
-            <w:shd w:val="clear" w:color="auto" w:fill="1F3864"/>
             <w:tcBorders>
               <w:top w:val="single" w:sz="4" w:color="BFBFBF"/>
               <w:left w:val="single" w:sz="4" w:color="BFBFBF"/>
               <w:bottom w:val="single" w:sz="4" w:color="BFBFBF"/>
               <w:right w:val="single" w:sz="4" w:color="BFBFBF"/>
             </w:tcBorders>
+            <w:shd w:val="clear" w:color="auto" w:fill="1F3864"/>
             <w:vAlign w:val="center"/>
           </w:tcPr>
           <w:p>
@@ -28183,13 +28183,13 @@
         <w:tc>
           <w:tcPr>
             <w:tcW w:type="dxa" w:w="3628"/>
-            <w:shd w:val="clear" w:color="auto" w:fill="1F3864"/>
             <w:tcBorders>
               <w:top w:val="single" w:sz="4" w:color="BFBFBF"/>
               <w:left w:val="single" w:sz="4" w:color="BFBFBF"/>
               <w:bottom w:val="single" w:sz="4" w:color="BFBFBF"/>
               <w:right w:val="single" w:sz="4" w:color="BFBFBF"/>
             </w:tcBorders>
+            <w:shd w:val="clear" w:color="auto" w:fill="1F3864"/>
             <w:vAlign w:val="center"/>
           </w:tcPr>
           <w:p>
@@ -28211,13 +28211,13 @@
         <w:tc>
           <w:tcPr>
             <w:tcW w:type="dxa" w:w="3628"/>
-            <w:shd w:val="clear" w:color="auto" w:fill="1F3864"/>
             <w:tcBorders>
               <w:top w:val="single" w:sz="4" w:color="BFBFBF"/>
               <w:left w:val="single" w:sz="4" w:color="BFBFBF"/>
               <w:bottom w:val="single" w:sz="4" w:color="BFBFBF"/>
               <w:right w:val="single" w:sz="4" w:color="BFBFBF"/>
             </w:tcBorders>
+            <w:shd w:val="clear" w:color="auto" w:fill="1F3864"/>
             <w:vAlign w:val="center"/>
           </w:tcPr>
           <w:p>
@@ -28327,13 +28327,13 @@
         <w:tc>
           <w:tcPr>
             <w:tcW w:type="dxa" w:w="2381"/>
-            <w:shd w:val="clear" w:color="auto" w:fill="EEF3FA"/>
             <w:tcBorders>
               <w:top w:val="single" w:sz="4" w:color="BFBFBF"/>
               <w:left w:val="single" w:sz="4" w:color="BFBFBF"/>
               <w:bottom w:val="single" w:sz="4" w:color="BFBFBF"/>
               <w:right w:val="single" w:sz="4" w:color="BFBFBF"/>
             </w:tcBorders>
+            <w:shd w:val="clear" w:color="auto" w:fill="EEF3FA"/>
             <w:vAlign w:val="center"/>
           </w:tcPr>
           <w:p>
@@ -28354,13 +28354,13 @@
         <w:tc>
           <w:tcPr>
             <w:tcW w:type="dxa" w:w="3628"/>
-            <w:shd w:val="clear" w:color="auto" w:fill="EEF3FA"/>
             <w:tcBorders>
               <w:top w:val="single" w:sz="4" w:color="BFBFBF"/>
               <w:left w:val="single" w:sz="4" w:color="BFBFBF"/>
               <w:bottom w:val="single" w:sz="4" w:color="BFBFBF"/>
               <w:right w:val="single" w:sz="4" w:color="BFBFBF"/>
             </w:tcBorders>
+            <w:shd w:val="clear" w:color="auto" w:fill="EEF3FA"/>
             <w:vAlign w:val="center"/>
           </w:tcPr>
           <w:p>
@@ -28381,13 +28381,13 @@
         <w:tc>
           <w:tcPr>
             <w:tcW w:type="dxa" w:w="3628"/>
-            <w:shd w:val="clear" w:color="auto" w:fill="EEF3FA"/>
             <w:tcBorders>
               <w:top w:val="single" w:sz="4" w:color="BFBFBF"/>
               <w:left w:val="single" w:sz="4" w:color="BFBFBF"/>
               <w:bottom w:val="single" w:sz="4" w:color="BFBFBF"/>
               <w:right w:val="single" w:sz="4" w:color="BFBFBF"/>
             </w:tcBorders>
+            <w:shd w:val="clear" w:color="auto" w:fill="EEF3FA"/>
             <w:vAlign w:val="center"/>
           </w:tcPr>
           <w:p>
@@ -28496,13 +28496,13 @@
         <w:tc>
           <w:tcPr>
             <w:tcW w:type="dxa" w:w="2381"/>
-            <w:shd w:val="clear" w:color="auto" w:fill="EEF3FA"/>
             <w:tcBorders>
               <w:top w:val="single" w:sz="4" w:color="BFBFBF"/>
               <w:left w:val="single" w:sz="4" w:color="BFBFBF"/>
               <w:bottom w:val="single" w:sz="4" w:color="BFBFBF"/>
               <w:right w:val="single" w:sz="4" w:color="BFBFBF"/>
             </w:tcBorders>
+            <w:shd w:val="clear" w:color="auto" w:fill="EEF3FA"/>
             <w:vAlign w:val="center"/>
           </w:tcPr>
           <w:p>
@@ -28522,13 +28522,13 @@
         <w:tc>
           <w:tcPr>
             <w:tcW w:type="dxa" w:w="3628"/>
-            <w:shd w:val="clear" w:color="auto" w:fill="EEF3FA"/>
             <w:tcBorders>
               <w:top w:val="single" w:sz="4" w:color="BFBFBF"/>
               <w:left w:val="single" w:sz="4" w:color="BFBFBF"/>
               <w:bottom w:val="single" w:sz="4" w:color="BFBFBF"/>
               <w:right w:val="single" w:sz="4" w:color="BFBFBF"/>
             </w:tcBorders>
+            <w:shd w:val="clear" w:color="auto" w:fill="EEF3FA"/>
             <w:vAlign w:val="center"/>
           </w:tcPr>
           <w:p>
@@ -28548,13 +28548,13 @@
         <w:tc>
           <w:tcPr>
             <w:tcW w:type="dxa" w:w="3628"/>
-            <w:shd w:val="clear" w:color="auto" w:fill="EEF3FA"/>
             <w:tcBorders>
               <w:top w:val="single" w:sz="4" w:color="BFBFBF"/>
               <w:left w:val="single" w:sz="4" w:color="BFBFBF"/>
               <w:bottom w:val="single" w:sz="4" w:color="BFBFBF"/>
               <w:right w:val="single" w:sz="4" w:color="BFBFBF"/>
             </w:tcBorders>
+            <w:shd w:val="clear" w:color="auto" w:fill="EEF3FA"/>
             <w:vAlign w:val="center"/>
           </w:tcPr>
           <w:p>
@@ -28638,13 +28638,13 @@
       <w:tblPr>
         <w:tblW w:type="auto" w:w="0"/>
         <w:jc w:val="center"/>
-        <w:tblLook w:firstColumn="1" w:firstRow="1" w:lastColumn="0" w:lastRow="0" w:noHBand="0" w:noVBand="1" w:val="04A0"/>
         <w:tblCellMar>
           <w:top w:w="70" w:type="dxa"/>
           <w:left w:w="160" w:type="dxa"/>
           <w:bottom w:w="70" w:type="dxa"/>
           <w:right w:w="120" w:type="dxa"/>
         </w:tblCellMar>
+        <w:tblLook w:firstColumn="1" w:firstRow="1" w:lastColumn="0" w:lastRow="0" w:noHBand="0" w:noVBand="1" w:val="04A0"/>
       </w:tblPr>
       <w:tblGrid>
         <w:gridCol w:w="9639"/>
@@ -28656,13 +28656,13 @@
         <w:tc>
           <w:tcPr>
             <w:tcW w:type="dxa" w:w="9638"/>
-            <w:shd w:val="clear" w:color="auto" w:fill="F4F6F9"/>
             <w:tcBorders>
               <w:top w:val="nil"/>
               <w:left w:val="single" w:sz="18" w:color="7F9CC4"/>
               <w:bottom w:val="nil"/>
               <w:right w:val="nil"/>
             </w:tcBorders>
+            <w:shd w:val="clear" w:color="auto" w:fill="F4F6F9"/>
           </w:tcPr>
           <w:p>
             <w:pPr>
@@ -28776,13 +28776,13 @@
         <w:tblW w:type="auto" w:w="0"/>
         <w:jc w:val="center"/>
         <w:tblLayout w:type="fixed"/>
-        <w:tblLook w:firstColumn="1" w:firstRow="1" w:lastColumn="0" w:lastRow="0" w:noHBand="0" w:noVBand="1" w:val="04A0"/>
         <w:tblCellMar>
           <w:top w:w="45" w:type="dxa"/>
           <w:left w:w="90" w:type="dxa"/>
           <w:bottom w:w="45" w:type="dxa"/>
           <w:right w:w="90" w:type="dxa"/>
         </w:tblCellMar>
+        <w:tblLook w:firstColumn="1" w:firstRow="1" w:lastColumn="0" w:lastRow="0" w:noHBand="0" w:noVBand="1" w:val="04A0"/>
       </w:tblPr>
       <w:tblGrid>
         <w:gridCol w:w="3503"/>
@@ -28797,13 +28797,13 @@
         <w:tc>
           <w:tcPr>
             <w:tcW w:type="dxa" w:w="3503"/>
-            <w:shd w:val="clear" w:color="auto" w:fill="1F3864"/>
             <w:tcBorders>
               <w:top w:val="single" w:sz="4" w:color="BFBFBF"/>
               <w:left w:val="single" w:sz="4" w:color="BFBFBF"/>
               <w:bottom w:val="single" w:sz="4" w:color="BFBFBF"/>
               <w:right w:val="single" w:sz="4" w:color="BFBFBF"/>
             </w:tcBorders>
+            <w:shd w:val="clear" w:color="auto" w:fill="1F3864"/>
             <w:vAlign w:val="center"/>
           </w:tcPr>
           <w:p>
@@ -28825,13 +28825,13 @@
         <w:tc>
           <w:tcPr>
             <w:tcW w:type="dxa" w:w="1208"/>
-            <w:shd w:val="clear" w:color="auto" w:fill="1F3864"/>
             <w:tcBorders>
               <w:top w:val="single" w:sz="4" w:color="BFBFBF"/>
               <w:left w:val="single" w:sz="4" w:color="BFBFBF"/>
               <w:bottom w:val="single" w:sz="4" w:color="BFBFBF"/>
               <w:right w:val="single" w:sz="4" w:color="BFBFBF"/>
             </w:tcBorders>
+            <w:shd w:val="clear" w:color="auto" w:fill="1F3864"/>
             <w:vAlign w:val="center"/>
           </w:tcPr>
           <w:p>
@@ -28854,13 +28854,13 @@
         <w:tc>
           <w:tcPr>
             <w:tcW w:type="dxa" w:w="1570"/>
-            <w:shd w:val="clear" w:color="auto" w:fill="1F3864"/>
             <w:tcBorders>
               <w:top w:val="single" w:sz="4" w:color="BFBFBF"/>
               <w:left w:val="single" w:sz="4" w:color="BFBFBF"/>
               <w:bottom w:val="single" w:sz="4" w:color="BFBFBF"/>
               <w:right w:val="single" w:sz="4" w:color="BFBFBF"/>
             </w:tcBorders>
+            <w:shd w:val="clear" w:color="auto" w:fill="1F3864"/>
             <w:vAlign w:val="center"/>
           </w:tcPr>
           <w:p>
@@ -28973,13 +28973,13 @@
         <w:tc>
           <w:tcPr>
             <w:tcW w:type="dxa" w:w="3503"/>
-            <w:shd w:val="clear" w:color="auto" w:fill="EEF3FA"/>
             <w:tcBorders>
               <w:top w:val="single" w:sz="4" w:color="BFBFBF"/>
               <w:left w:val="single" w:sz="4" w:color="BFBFBF"/>
               <w:bottom w:val="single" w:sz="4" w:color="BFBFBF"/>
               <w:right w:val="single" w:sz="4" w:color="BFBFBF"/>
             </w:tcBorders>
+            <w:shd w:val="clear" w:color="auto" w:fill="EEF3FA"/>
             <w:vAlign w:val="center"/>
           </w:tcPr>
           <w:p>
@@ -29000,13 +29000,13 @@
         <w:tc>
           <w:tcPr>
             <w:tcW w:type="dxa" w:w="1208"/>
-            <w:shd w:val="clear" w:color="auto" w:fill="EEF3FA"/>
             <w:tcBorders>
               <w:top w:val="single" w:sz="4" w:color="BFBFBF"/>
               <w:left w:val="single" w:sz="4" w:color="BFBFBF"/>
               <w:bottom w:val="single" w:sz="4" w:color="BFBFBF"/>
               <w:right w:val="single" w:sz="4" w:color="BFBFBF"/>
             </w:tcBorders>
+            <w:shd w:val="clear" w:color="auto" w:fill="EEF3FA"/>
             <w:vAlign w:val="center"/>
           </w:tcPr>
           <w:p>
@@ -29028,13 +29028,13 @@
         <w:tc>
           <w:tcPr>
             <w:tcW w:type="dxa" w:w="1570"/>
-            <w:shd w:val="clear" w:color="auto" w:fill="EEF3FA"/>
             <w:tcBorders>
               <w:top w:val="single" w:sz="4" w:color="BFBFBF"/>
               <w:left w:val="single" w:sz="4" w:color="BFBFBF"/>
               <w:bottom w:val="single" w:sz="4" w:color="BFBFBF"/>
               <w:right w:val="single" w:sz="4" w:color="BFBFBF"/>
             </w:tcBorders>
+            <w:shd w:val="clear" w:color="auto" w:fill="EEF3FA"/>
             <w:vAlign w:val="center"/>
           </w:tcPr>
           <w:p>
@@ -29146,13 +29146,13 @@
         <w:tc>
           <w:tcPr>
             <w:tcW w:type="dxa" w:w="3503"/>
-            <w:shd w:val="clear" w:color="auto" w:fill="EEF3FA"/>
             <w:tcBorders>
               <w:top w:val="single" w:sz="4" w:color="BFBFBF"/>
               <w:left w:val="single" w:sz="4" w:color="BFBFBF"/>
               <w:bottom w:val="single" w:sz="4" w:color="BFBFBF"/>
               <w:right w:val="single" w:sz="4" w:color="BFBFBF"/>
             </w:tcBorders>
+            <w:shd w:val="clear" w:color="auto" w:fill="EEF3FA"/>
             <w:vAlign w:val="center"/>
           </w:tcPr>
           <w:p>
@@ -29172,13 +29172,13 @@
         <w:tc>
           <w:tcPr>
             <w:tcW w:type="dxa" w:w="1208"/>
-            <w:shd w:val="clear" w:color="auto" w:fill="EEF3FA"/>
             <w:tcBorders>
               <w:top w:val="single" w:sz="4" w:color="BFBFBF"/>
               <w:left w:val="single" w:sz="4" w:color="BFBFBF"/>
               <w:bottom w:val="single" w:sz="4" w:color="BFBFBF"/>
               <w:right w:val="single" w:sz="4" w:color="BFBFBF"/>
             </w:tcBorders>
+            <w:shd w:val="clear" w:color="auto" w:fill="EEF3FA"/>
             <w:vAlign w:val="center"/>
           </w:tcPr>
           <w:p>
@@ -29199,13 +29199,13 @@
         <w:tc>
           <w:tcPr>
             <w:tcW w:type="dxa" w:w="1570"/>
-            <w:shd w:val="clear" w:color="auto" w:fill="EEF3FA"/>
             <w:tcBorders>
               <w:top w:val="single" w:sz="4" w:color="BFBFBF"/>
               <w:left w:val="single" w:sz="4" w:color="BFBFBF"/>
               <w:bottom w:val="single" w:sz="4" w:color="BFBFBF"/>
               <w:right w:val="single" w:sz="4" w:color="BFBFBF"/>
             </w:tcBorders>
+            <w:shd w:val="clear" w:color="auto" w:fill="EEF3FA"/>
             <w:vAlign w:val="center"/>
           </w:tcPr>
           <w:p>
@@ -29425,13 +29425,13 @@
       <w:tblPr>
         <w:tblW w:type="auto" w:w="0"/>
         <w:jc w:val="center"/>
-        <w:tblLook w:firstColumn="1" w:firstRow="1" w:lastColumn="0" w:lastRow="0" w:noHBand="0" w:noVBand="1" w:val="04A0"/>
         <w:tblCellMar>
           <w:top w:w="90" w:type="dxa"/>
           <w:left w:w="160" w:type="dxa"/>
           <w:bottom w:w="90" w:type="dxa"/>
           <w:right w:w="140" w:type="dxa"/>
         </w:tblCellMar>
+        <w:tblLook w:firstColumn="1" w:firstRow="1" w:lastColumn="0" w:lastRow="0" w:noHBand="0" w:noVBand="1" w:val="04A0"/>
       </w:tblPr>
       <w:tblGrid>
         <w:gridCol w:w="9639"/>
@@ -29443,13 +29443,13 @@
         <w:tc>
           <w:tcPr>
             <w:tcW w:type="dxa" w:w="9638"/>
-            <w:shd w:val="clear" w:color="auto" w:fill="EAF4EA"/>
             <w:tcBorders>
               <w:top w:val="nil"/>
               <w:left w:val="single" w:sz="24" w:color="38761D"/>
               <w:bottom w:val="nil"/>
               <w:right w:val="nil"/>
             </w:tcBorders>
+            <w:shd w:val="clear" w:color="auto" w:fill="EAF4EA"/>
           </w:tcPr>
           <w:p>
             <w:pPr>
@@ -29612,13 +29612,13 @@
       <w:tblPr>
         <w:tblW w:type="auto" w:w="0"/>
         <w:jc w:val="center"/>
-        <w:tblLook w:firstColumn="1" w:firstRow="1" w:lastColumn="0" w:lastRow="0" w:noHBand="0" w:noVBand="1" w:val="04A0"/>
         <w:tblCellMar>
           <w:top w:w="90" w:type="dxa"/>
           <w:left w:w="160" w:type="dxa"/>
           <w:bottom w:w="90" w:type="dxa"/>
           <w:right w:w="140" w:type="dxa"/>
         </w:tblCellMar>
+        <w:tblLook w:firstColumn="1" w:firstRow="1" w:lastColumn="0" w:lastRow="0" w:noHBand="0" w:noVBand="1" w:val="04A0"/>
       </w:tblPr>
       <w:tblGrid>
         <w:gridCol w:w="9639"/>
@@ -29630,13 +29630,13 @@
         <w:tc>
           <w:tcPr>
             <w:tcW w:type="dxa" w:w="9638"/>
-            <w:shd w:val="clear" w:color="auto" w:fill="FFF7E6"/>
             <w:tcBorders>
               <w:top w:val="nil"/>
               <w:left w:val="single" w:sz="24" w:color="C58B00"/>
               <w:bottom w:val="nil"/>
               <w:right w:val="nil"/>
             </w:tcBorders>
+            <w:shd w:val="clear" w:color="auto" w:fill="FFF7E6"/>
           </w:tcPr>
           <w:p>
             <w:pPr>
@@ -29752,13 +29752,13 @@
       <w:tblPr>
         <w:tblW w:type="auto" w:w="0"/>
         <w:jc w:val="center"/>
-        <w:tblLook w:firstColumn="1" w:firstRow="1" w:lastColumn="0" w:lastRow="0" w:noHBand="0" w:noVBand="1" w:val="04A0"/>
         <w:tblCellMar>
           <w:top w:w="90" w:type="dxa"/>
           <w:left w:w="160" w:type="dxa"/>
           <w:bottom w:w="90" w:type="dxa"/>
           <w:right w:w="140" w:type="dxa"/>
         </w:tblCellMar>
+        <w:tblLook w:firstColumn="1" w:firstRow="1" w:lastColumn="0" w:lastRow="0" w:noHBand="0" w:noVBand="1" w:val="04A0"/>
       </w:tblPr>
       <w:tblGrid>
         <w:gridCol w:w="9639"/>
@@ -29770,13 +29770,13 @@
         <w:tc>
           <w:tcPr>
             <w:tcW w:type="dxa" w:w="9638"/>
-            <w:shd w:val="clear" w:color="auto" w:fill="EEF3FA"/>
             <w:tcBorders>
               <w:top w:val="nil"/>
               <w:left w:val="single" w:sz="24" w:color="2E75B6"/>
               <w:bottom w:val="nil"/>
               <w:right w:val="nil"/>
             </w:tcBorders>
+            <w:shd w:val="clear" w:color="auto" w:fill="EEF3FA"/>
           </w:tcPr>
           <w:p>
             <w:pPr>
@@ -29876,13 +29876,13 @@
         <w:tblW w:type="auto" w:w="0"/>
         <w:jc w:val="center"/>
         <w:tblLayout w:type="fixed"/>
-        <w:tblLook w:firstColumn="1" w:firstRow="1" w:lastColumn="0" w:lastRow="0" w:noHBand="0" w:noVBand="1" w:val="04A0"/>
         <w:tblCellMar>
           <w:top w:w="45" w:type="dxa"/>
           <w:left w:w="90" w:type="dxa"/>
           <w:bottom w:w="45" w:type="dxa"/>
           <w:right w:w="90" w:type="dxa"/>
         </w:tblCellMar>
+        <w:tblLook w:firstColumn="1" w:firstRow="1" w:lastColumn="0" w:lastRow="0" w:noHBand="0" w:noVBand="1" w:val="04A0"/>
       </w:tblPr>
       <w:tblGrid>
         <w:gridCol w:w="1871"/>
@@ -29898,13 +29898,13 @@
         <w:tc>
           <w:tcPr>
             <w:tcW w:type="dxa" w:w="1871"/>
-            <w:shd w:val="clear" w:color="auto" w:fill="1F3864"/>
             <w:tcBorders>
               <w:top w:val="single" w:sz="4" w:color="BFBFBF"/>
               <w:left w:val="single" w:sz="4" w:color="BFBFBF"/>
               <w:bottom w:val="single" w:sz="4" w:color="BFBFBF"/>
               <w:right w:val="single" w:sz="4" w:color="BFBFBF"/>
             </w:tcBorders>
+            <w:shd w:val="clear" w:color="auto" w:fill="1F3864"/>
             <w:vAlign w:val="center"/>
           </w:tcPr>
           <w:p>
@@ -29926,13 +29926,13 @@
         <w:tc>
           <w:tcPr>
             <w:tcW w:type="dxa" w:w="3515"/>
-            <w:shd w:val="clear" w:color="auto" w:fill="1F3864"/>
             <w:tcBorders>
               <w:top w:val="single" w:sz="4" w:color="BFBFBF"/>
               <w:left w:val="single" w:sz="4" w:color="BFBFBF"/>
               <w:bottom w:val="single" w:sz="4" w:color="BFBFBF"/>
               <w:right w:val="single" w:sz="4" w:color="BFBFBF"/>
             </w:tcBorders>
+            <w:shd w:val="clear" w:color="auto" w:fill="1F3864"/>
             <w:vAlign w:val="center"/>
           </w:tcPr>
           <w:p>
@@ -29954,13 +29954,13 @@
         <w:tc>
           <w:tcPr>
             <w:tcW w:type="dxa" w:w="1020"/>
-            <w:shd w:val="clear" w:color="auto" w:fill="1F3864"/>
             <w:tcBorders>
               <w:top w:val="single" w:sz="4" w:color="BFBFBF"/>
               <w:left w:val="single" w:sz="4" w:color="BFBFBF"/>
               <w:bottom w:val="single" w:sz="4" w:color="BFBFBF"/>
               <w:right w:val="single" w:sz="4" w:color="BFBFBF"/>
             </w:tcBorders>
+            <w:shd w:val="clear" w:color="auto" w:fill="1F3864"/>
             <w:vAlign w:val="center"/>
           </w:tcPr>
           <w:p>
@@ -29983,13 +29983,13 @@
         <w:tc>
           <w:tcPr>
             <w:tcW w:type="dxa" w:w="3231"/>
-            <w:shd w:val="clear" w:color="auto" w:fill="1F3864"/>
             <w:tcBorders>
               <w:top w:val="single" w:sz="4" w:color="BFBFBF"/>
               <w:left w:val="single" w:sz="4" w:color="BFBFBF"/>
               <w:bottom w:val="single" w:sz="4" w:color="BFBFBF"/>
               <w:right w:val="single" w:sz="4" w:color="BFBFBF"/>
             </w:tcBorders>
+            <w:shd w:val="clear" w:color="auto" w:fill="1F3864"/>
             <w:vAlign w:val="center"/>
           </w:tcPr>
           <w:p>
@@ -30136,13 +30136,13 @@
         <w:tc>
           <w:tcPr>
             <w:tcW w:type="dxa" w:w="1871"/>
-            <w:shd w:val="clear" w:color="auto" w:fill="EEF3FA"/>
             <w:tcBorders>
               <w:top w:val="single" w:sz="4" w:color="BFBFBF"/>
               <w:left w:val="single" w:sz="4" w:color="BFBFBF"/>
               <w:bottom w:val="single" w:sz="4" w:color="BFBFBF"/>
               <w:right w:val="single" w:sz="4" w:color="BFBFBF"/>
             </w:tcBorders>
+            <w:shd w:val="clear" w:color="auto" w:fill="EEF3FA"/>
             <w:vAlign w:val="center"/>
           </w:tcPr>
           <w:p>
@@ -30163,13 +30163,13 @@
         <w:tc>
           <w:tcPr>
             <w:tcW w:type="dxa" w:w="3515"/>
-            <w:shd w:val="clear" w:color="auto" w:fill="EEF3FA"/>
             <w:tcBorders>
               <w:top w:val="single" w:sz="4" w:color="BFBFBF"/>
               <w:left w:val="single" w:sz="4" w:color="BFBFBF"/>
               <w:bottom w:val="single" w:sz="4" w:color="BFBFBF"/>
               <w:right w:val="single" w:sz="4" w:color="BFBFBF"/>
             </w:tcBorders>
+            <w:shd w:val="clear" w:color="auto" w:fill="EEF3FA"/>
             <w:vAlign w:val="center"/>
           </w:tcPr>
           <w:p>
@@ -30236,13 +30236,13 @@
         <w:tc>
           <w:tcPr>
             <w:tcW w:type="dxa" w:w="1020"/>
-            <w:shd w:val="clear" w:color="auto" w:fill="EEF3FA"/>
             <w:tcBorders>
               <w:top w:val="single" w:sz="4" w:color="BFBFBF"/>
               <w:left w:val="single" w:sz="4" w:color="BFBFBF"/>
               <w:bottom w:val="single" w:sz="4" w:color="BFBFBF"/>
               <w:right w:val="single" w:sz="4" w:color="BFBFBF"/>
             </w:tcBorders>
+            <w:shd w:val="clear" w:color="auto" w:fill="EEF3FA"/>
             <w:vAlign w:val="center"/>
           </w:tcPr>
           <w:p>
@@ -30264,13 +30264,13 @@
         <w:tc>
           <w:tcPr>
             <w:tcW w:type="dxa" w:w="3231"/>
-            <w:shd w:val="clear" w:color="auto" w:fill="EEF3FA"/>
             <w:tcBorders>
               <w:top w:val="single" w:sz="4" w:color="BFBFBF"/>
               <w:left w:val="single" w:sz="4" w:color="BFBFBF"/>
               <w:bottom w:val="single" w:sz="4" w:color="BFBFBF"/>
               <w:right w:val="single" w:sz="4" w:color="BFBFBF"/>
             </w:tcBorders>
+            <w:shd w:val="clear" w:color="auto" w:fill="EEF3FA"/>
             <w:vAlign w:val="center"/>
           </w:tcPr>
           <w:p>
@@ -30452,13 +30452,13 @@
         <w:tc>
           <w:tcPr>
             <w:tcW w:type="dxa" w:w="1871"/>
-            <w:shd w:val="clear" w:color="auto" w:fill="EEF3FA"/>
             <w:tcBorders>
               <w:top w:val="single" w:sz="4" w:color="BFBFBF"/>
               <w:left w:val="single" w:sz="4" w:color="BFBFBF"/>
               <w:bottom w:val="single" w:sz="4" w:color="BFBFBF"/>
               <w:right w:val="single" w:sz="4" w:color="BFBFBF"/>
             </w:tcBorders>
+            <w:shd w:val="clear" w:color="auto" w:fill="EEF3FA"/>
             <w:vAlign w:val="center"/>
           </w:tcPr>
           <w:p>
@@ -30479,13 +30479,13 @@
         <w:tc>
           <w:tcPr>
             <w:tcW w:type="dxa" w:w="3515"/>
-            <w:shd w:val="clear" w:color="auto" w:fill="EEF3FA"/>
             <w:tcBorders>
               <w:top w:val="single" w:sz="4" w:color="BFBFBF"/>
               <w:left w:val="single" w:sz="4" w:color="BFBFBF"/>
               <w:bottom w:val="single" w:sz="4" w:color="BFBFBF"/>
               <w:right w:val="single" w:sz="4" w:color="BFBFBF"/>
             </w:tcBorders>
+            <w:shd w:val="clear" w:color="auto" w:fill="EEF3FA"/>
             <w:vAlign w:val="center"/>
           </w:tcPr>
           <w:p>
@@ -30526,13 +30526,13 @@
         <w:tc>
           <w:tcPr>
             <w:tcW w:type="dxa" w:w="1020"/>
-            <w:shd w:val="clear" w:color="auto" w:fill="EEF3FA"/>
             <w:tcBorders>
               <w:top w:val="single" w:sz="4" w:color="BFBFBF"/>
               <w:left w:val="single" w:sz="4" w:color="BFBFBF"/>
               <w:bottom w:val="single" w:sz="4" w:color="BFBFBF"/>
               <w:right w:val="single" w:sz="4" w:color="BFBFBF"/>
             </w:tcBorders>
+            <w:shd w:val="clear" w:color="auto" w:fill="EEF3FA"/>
             <w:vAlign w:val="center"/>
           </w:tcPr>
           <w:p>
@@ -30554,13 +30554,13 @@
         <w:tc>
           <w:tcPr>
             <w:tcW w:type="dxa" w:w="3231"/>
-            <w:shd w:val="clear" w:color="auto" w:fill="EEF3FA"/>
             <w:tcBorders>
               <w:top w:val="single" w:sz="4" w:color="BFBFBF"/>
               <w:left w:val="single" w:sz="4" w:color="BFBFBF"/>
               <w:bottom w:val="single" w:sz="4" w:color="BFBFBF"/>
               <w:right w:val="single" w:sz="4" w:color="BFBFBF"/>
             </w:tcBorders>
+            <w:shd w:val="clear" w:color="auto" w:fill="EEF3FA"/>
             <w:vAlign w:val="center"/>
           </w:tcPr>
           <w:p>
@@ -30716,13 +30716,13 @@
         <w:tc>
           <w:tcPr>
             <w:tcW w:type="dxa" w:w="1871"/>
-            <w:shd w:val="clear" w:color="auto" w:fill="EEF3FA"/>
             <w:tcBorders>
               <w:top w:val="single" w:sz="4" w:color="BFBFBF"/>
               <w:left w:val="single" w:sz="4" w:color="BFBFBF"/>
               <w:bottom w:val="single" w:sz="4" w:color="BFBFBF"/>
               <w:right w:val="single" w:sz="4" w:color="BFBFBF"/>
             </w:tcBorders>
+            <w:shd w:val="clear" w:color="auto" w:fill="EEF3FA"/>
             <w:vAlign w:val="center"/>
           </w:tcPr>
           <w:p>
@@ -30743,13 +30743,13 @@
         <w:tc>
           <w:tcPr>
             <w:tcW w:type="dxa" w:w="3515"/>
-            <w:shd w:val="clear" w:color="auto" w:fill="EEF3FA"/>
             <w:tcBorders>
               <w:top w:val="single" w:sz="4" w:color="BFBFBF"/>
               <w:left w:val="single" w:sz="4" w:color="BFBFBF"/>
               <w:bottom w:val="single" w:sz="4" w:color="BFBFBF"/>
               <w:right w:val="single" w:sz="4" w:color="BFBFBF"/>
             </w:tcBorders>
+            <w:shd w:val="clear" w:color="auto" w:fill="EEF3FA"/>
             <w:vAlign w:val="center"/>
           </w:tcPr>
           <w:p>
@@ -30772,13 +30772,13 @@
         <w:tc>
           <w:tcPr>
             <w:tcW w:type="dxa" w:w="1020"/>
-            <w:shd w:val="clear" w:color="auto" w:fill="EEF3FA"/>
             <w:tcBorders>
               <w:top w:val="single" w:sz="4" w:color="BFBFBF"/>
               <w:left w:val="single" w:sz="4" w:color="BFBFBF"/>
               <w:bottom w:val="single" w:sz="4" w:color="BFBFBF"/>
               <w:right w:val="single" w:sz="4" w:color="BFBFBF"/>
             </w:tcBorders>
+            <w:shd w:val="clear" w:color="auto" w:fill="EEF3FA"/>
             <w:vAlign w:val="center"/>
           </w:tcPr>
           <w:p>
@@ -30800,13 +30800,13 @@
         <w:tc>
           <w:tcPr>
             <w:tcW w:type="dxa" w:w="3231"/>
-            <w:shd w:val="clear" w:color="auto" w:fill="EEF3FA"/>
             <w:tcBorders>
               <w:top w:val="single" w:sz="4" w:color="BFBFBF"/>
               <w:left w:val="single" w:sz="4" w:color="BFBFBF"/>
               <w:bottom w:val="single" w:sz="4" w:color="BFBFBF"/>
               <w:right w:val="single" w:sz="4" w:color="BFBFBF"/>
             </w:tcBorders>
+            <w:shd w:val="clear" w:color="auto" w:fill="EEF3FA"/>
             <w:vAlign w:val="center"/>
           </w:tcPr>
           <w:p>
@@ -31161,13 +31161,13 @@
         <w:tblW w:type="auto" w:w="0"/>
         <w:jc w:val="center"/>
         <w:tblLayout w:type="fixed"/>
-        <w:tblLook w:firstColumn="1" w:firstRow="1" w:lastColumn="0" w:lastRow="0" w:noHBand="0" w:noVBand="1" w:val="04A0"/>
         <w:tblCellMar>
           <w:top w:w="45" w:type="dxa"/>
           <w:left w:w="90" w:type="dxa"/>
           <w:bottom w:w="45" w:type="dxa"/>
           <w:right w:w="90" w:type="dxa"/>
         </w:tblCellMar>
+        <w:tblLook w:firstColumn="1" w:firstRow="1" w:lastColumn="0" w:lastRow="0" w:noHBand="0" w:noVBand="1" w:val="04A0"/>
       </w:tblPr>
       <w:tblGrid>
         <w:gridCol w:w="2721"/>
@@ -31182,13 +31182,13 @@
         <w:tc>
           <w:tcPr>
             <w:tcW w:type="dxa" w:w="2721"/>
-            <w:shd w:val="clear" w:color="auto" w:fill="1F3864"/>
             <w:tcBorders>
               <w:top w:val="single" w:sz="4" w:color="BFBFBF"/>
               <w:left w:val="single" w:sz="4" w:color="BFBFBF"/>
               <w:bottom w:val="single" w:sz="4" w:color="BFBFBF"/>
               <w:right w:val="single" w:sz="4" w:color="BFBFBF"/>
             </w:tcBorders>
+            <w:shd w:val="clear" w:color="auto" w:fill="1F3864"/>
             <w:vAlign w:val="center"/>
           </w:tcPr>
           <w:p>
@@ -31210,13 +31210,13 @@
         <w:tc>
           <w:tcPr>
             <w:tcW w:type="dxa" w:w="1361"/>
-            <w:shd w:val="clear" w:color="auto" w:fill="1F3864"/>
             <w:tcBorders>
               <w:top w:val="single" w:sz="4" w:color="BFBFBF"/>
               <w:left w:val="single" w:sz="4" w:color="BFBFBF"/>
               <w:bottom w:val="single" w:sz="4" w:color="BFBFBF"/>
               <w:right w:val="single" w:sz="4" w:color="BFBFBF"/>
             </w:tcBorders>
+            <w:shd w:val="clear" w:color="auto" w:fill="1F3864"/>
             <w:vAlign w:val="center"/>
           </w:tcPr>
           <w:p>
@@ -31239,13 +31239,13 @@
         <w:tc>
           <w:tcPr>
             <w:tcW w:type="dxa" w:w="5556"/>
-            <w:shd w:val="clear" w:color="auto" w:fill="1F3864"/>
             <w:tcBorders>
               <w:top w:val="single" w:sz="4" w:color="BFBFBF"/>
               <w:left w:val="single" w:sz="4" w:color="BFBFBF"/>
               <w:bottom w:val="single" w:sz="4" w:color="BFBFBF"/>
               <w:right w:val="single" w:sz="4" w:color="BFBFBF"/>
             </w:tcBorders>
+            <w:shd w:val="clear" w:color="auto" w:fill="1F3864"/>
             <w:vAlign w:val="center"/>
           </w:tcPr>
           <w:p>
@@ -31356,13 +31356,13 @@
         <w:tc>
           <w:tcPr>
             <w:tcW w:type="dxa" w:w="2721"/>
-            <w:shd w:val="clear" w:color="auto" w:fill="EEF3FA"/>
             <w:tcBorders>
               <w:top w:val="single" w:sz="4" w:color="BFBFBF"/>
               <w:left w:val="single" w:sz="4" w:color="BFBFBF"/>
               <w:bottom w:val="single" w:sz="4" w:color="BFBFBF"/>
               <w:right w:val="single" w:sz="4" w:color="BFBFBF"/>
             </w:tcBorders>
+            <w:shd w:val="clear" w:color="auto" w:fill="EEF3FA"/>
             <w:vAlign w:val="center"/>
           </w:tcPr>
           <w:p>
@@ -31383,13 +31383,13 @@
         <w:tc>
           <w:tcPr>
             <w:tcW w:type="dxa" w:w="1361"/>
-            <w:shd w:val="clear" w:color="auto" w:fill="EEF3FA"/>
             <w:tcBorders>
               <w:top w:val="single" w:sz="4" w:color="BFBFBF"/>
               <w:left w:val="single" w:sz="4" w:color="BFBFBF"/>
               <w:bottom w:val="single" w:sz="4" w:color="BFBFBF"/>
               <w:right w:val="single" w:sz="4" w:color="BFBFBF"/>
             </w:tcBorders>
+            <w:shd w:val="clear" w:color="auto" w:fill="EEF3FA"/>
             <w:vAlign w:val="center"/>
           </w:tcPr>
           <w:p>
@@ -31411,13 +31411,13 @@
         <w:tc>
           <w:tcPr>
             <w:tcW w:type="dxa" w:w="5556"/>
-            <w:shd w:val="clear" w:color="auto" w:fill="EEF3FA"/>
             <w:tcBorders>
               <w:top w:val="single" w:sz="4" w:color="BFBFBF"/>
               <w:left w:val="single" w:sz="4" w:color="BFBFBF"/>
               <w:bottom w:val="single" w:sz="4" w:color="BFBFBF"/>
               <w:right w:val="single" w:sz="4" w:color="BFBFBF"/>
             </w:tcBorders>
+            <w:shd w:val="clear" w:color="auto" w:fill="EEF3FA"/>
             <w:vAlign w:val="center"/>
           </w:tcPr>
           <w:p>
@@ -32441,12 +32441,12 @@
   <w:p>
     <w:pPr>
       <w:pStyle w:val="Footer"/>
+      <w:pBdr>
+        <w:top w:val="single" w:sz="4" w:space="4" w:color="BFBFBF"/>
+      </w:pBdr>
       <w:tabs>
         <w:tab w:pos="9638" w:val="right"/>
       </w:tabs>
-      <w:pBdr>
-        <w:top w:val="single" w:sz="4" w:space="4" w:color="BFBFBF"/>
-      </w:pBdr>
     </w:pPr>
     <w:r>
       <w:rPr>
